--- a/Course/2 Component 2 - Algorithms and Programming/2.2 Problem Solving and Programming/00 Topic Resources/2 Revision Notes (full topic).docx
+++ b/Course/2 Component 2 - Algorithms and Programming/2.2 Problem Solving and Programming/00 Topic Resources/2 Revision Notes (full topic).docx
@@ -7,24 +7,31 @@
         <w:pStyle w:val="Heading1"/>
       </w:pPr>
       <w:r>
+        <w:rPr>
+          <w:b w:val="0"/>
+          <w:i w:val="0"/>
+        </w:rPr>
         <w:t>2.2 Problem Solving and Programming</w:t>
       </w:r>
     </w:p>
     <w:p>
       <w:r>
         <w:rPr>
+          <w:b w:val="0"/>
           <w:i/>
         </w:rPr>
         <w:t xml:space="preserve">OCR A Level Computer Science H446 — Component 02 (Algorithms and Programming), Section 2.2. Covers 2.2.1 Programming techniques and 2.2.2 Computational methods. All pseudocode uses </w:t>
       </w:r>
       <w:r>
         <w:rPr>
+          <w:b w:val="0"/>
           <w:i/>
         </w:rPr>
         <w:t>OCR Exam Reference Language</w:t>
       </w:r>
       <w:r>
         <w:rPr>
+          <w:b w:val="0"/>
           <w:i/>
         </w:rPr>
         <w:t>.</w:t>
@@ -42,11 +49,19 @@
         <w:pStyle w:val="Heading2"/>
       </w:pPr>
       <w:r>
+        <w:rPr>
+          <w:b w:val="0"/>
+          <w:i w:val="0"/>
+        </w:rPr>
         <w:t>What you need to be able to do</w:t>
       </w:r>
     </w:p>
     <w:p>
       <w:r>
+        <w:rPr>
+          <w:b w:val="0"/>
+          <w:i w:val="0"/>
+        </w:rPr>
         <w:t>By the end of this section you should be able to:</w:t>
       </w:r>
     </w:p>
@@ -55,33 +70,52 @@
         <w:pStyle w:val="ListBullet"/>
       </w:pPr>
       <w:r>
+        <w:rPr>
+          <w:b w:val="0"/>
+          <w:i w:val="0"/>
+        </w:rPr>
         <w:t xml:space="preserve">[ ] Use the three programming constructs: </w:t>
       </w:r>
       <w:r>
         <w:rPr>
           <w:b/>
+          <w:i w:val="0"/>
         </w:rPr>
         <w:t>sequence</w:t>
       </w:r>
       <w:r>
+        <w:rPr>
+          <w:b w:val="0"/>
+          <w:i w:val="0"/>
+        </w:rPr>
         <w:t xml:space="preserve">, </w:t>
       </w:r>
       <w:r>
         <w:rPr>
           <w:b/>
+          <w:i w:val="0"/>
         </w:rPr>
         <w:t>iteration</w:t>
       </w:r>
       <w:r>
+        <w:rPr>
+          <w:b w:val="0"/>
+          <w:i w:val="0"/>
+        </w:rPr>
         <w:t xml:space="preserve"> (count- and condition-controlled) and </w:t>
       </w:r>
       <w:r>
         <w:rPr>
           <w:b/>
+          <w:i w:val="0"/>
         </w:rPr>
         <w:t>branching/selection</w:t>
       </w:r>
       <w:r>
+        <w:rPr>
+          <w:b w:val="0"/>
+          <w:i w:val="0"/>
+        </w:rPr>
         <w:t>.</w:t>
       </w:r>
     </w:p>
@@ -90,15 +124,24 @@
         <w:pStyle w:val="ListBullet"/>
       </w:pPr>
       <w:r>
+        <w:rPr>
+          <w:b w:val="0"/>
+          <w:i w:val="0"/>
+        </w:rPr>
         <w:t xml:space="preserve">[ ] Explain and use </w:t>
       </w:r>
       <w:r>
         <w:rPr>
           <w:b/>
+          <w:i w:val="0"/>
         </w:rPr>
         <w:t>recursion</w:t>
       </w:r>
       <w:r>
+        <w:rPr>
+          <w:b w:val="0"/>
+          <w:i w:val="0"/>
+        </w:rPr>
         <w:t>: identify a base case, explain how the call stack is used, and compare recursion with iteration.</w:t>
       </w:r>
     </w:p>
@@ -107,24 +150,38 @@
         <w:pStyle w:val="ListBullet"/>
       </w:pPr>
       <w:r>
+        <w:rPr>
+          <w:b w:val="0"/>
+          <w:i w:val="0"/>
+        </w:rPr>
         <w:t xml:space="preserve">[ ] Explain </w:t>
       </w:r>
       <w:r>
         <w:rPr>
           <w:b/>
+          <w:i w:val="0"/>
         </w:rPr>
         <w:t>global vs local variables</w:t>
       </w:r>
       <w:r>
+        <w:rPr>
+          <w:b w:val="0"/>
+          <w:i w:val="0"/>
+        </w:rPr>
         <w:t xml:space="preserve"> and the concept of </w:t>
       </w:r>
       <w:r>
         <w:rPr>
           <w:b/>
+          <w:i w:val="0"/>
         </w:rPr>
         <w:t>variable scope</w:t>
       </w:r>
       <w:r>
+        <w:rPr>
+          <w:b w:val="0"/>
+          <w:i w:val="0"/>
+        </w:rPr>
         <w:t>.</w:t>
       </w:r>
     </w:p>
@@ -133,33 +190,52 @@
         <w:pStyle w:val="ListBullet"/>
       </w:pPr>
       <w:r>
+        <w:rPr>
+          <w:b w:val="0"/>
+          <w:i w:val="0"/>
+        </w:rPr>
         <w:t xml:space="preserve">[ ] Explain </w:t>
       </w:r>
       <w:r>
         <w:rPr>
           <w:b/>
+          <w:i w:val="0"/>
         </w:rPr>
         <w:t>modularity</w:t>
       </w:r>
       <w:r>
+        <w:rPr>
+          <w:b w:val="0"/>
+          <w:i w:val="0"/>
+        </w:rPr>
         <w:t xml:space="preserve"> and the difference between a </w:t>
       </w:r>
       <w:r>
         <w:rPr>
           <w:b/>
+          <w:i w:val="0"/>
         </w:rPr>
         <w:t>function</w:t>
       </w:r>
       <w:r>
+        <w:rPr>
+          <w:b w:val="0"/>
+          <w:i w:val="0"/>
+        </w:rPr>
         <w:t xml:space="preserve"> and a </w:t>
       </w:r>
       <w:r>
         <w:rPr>
           <w:b/>
+          <w:i w:val="0"/>
         </w:rPr>
         <w:t>procedure</w:t>
       </w:r>
       <w:r>
+        <w:rPr>
+          <w:b w:val="0"/>
+          <w:i w:val="0"/>
+        </w:rPr>
         <w:t>.</w:t>
       </w:r>
     </w:p>
@@ -168,33 +244,52 @@
         <w:pStyle w:val="ListBullet"/>
       </w:pPr>
       <w:r>
+        <w:rPr>
+          <w:b w:val="0"/>
+          <w:i w:val="0"/>
+        </w:rPr>
         <w:t xml:space="preserve">[ ] Explain </w:t>
       </w:r>
       <w:r>
         <w:rPr>
           <w:b/>
+          <w:i w:val="0"/>
         </w:rPr>
         <w:t>parameters</w:t>
       </w:r>
       <w:r>
+        <w:rPr>
+          <w:b w:val="0"/>
+          <w:i w:val="0"/>
+        </w:rPr>
         <w:t xml:space="preserve"> and the difference between passing </w:t>
       </w:r>
       <w:r>
         <w:rPr>
           <w:b/>
+          <w:i w:val="0"/>
         </w:rPr>
         <w:t>by value</w:t>
       </w:r>
       <w:r>
+        <w:rPr>
+          <w:b w:val="0"/>
+          <w:i w:val="0"/>
+        </w:rPr>
         <w:t xml:space="preserve"> and </w:t>
       </w:r>
       <w:r>
         <w:rPr>
           <w:b/>
+          <w:i w:val="0"/>
         </w:rPr>
         <w:t>by reference</w:t>
       </w:r>
       <w:r>
+        <w:rPr>
+          <w:b w:val="0"/>
+          <w:i w:val="0"/>
+        </w:rPr>
         <w:t>.</w:t>
       </w:r>
     </w:p>
@@ -203,15 +298,24 @@
         <w:pStyle w:val="ListBullet"/>
       </w:pPr>
       <w:r>
+        <w:rPr>
+          <w:b w:val="0"/>
+          <w:i w:val="0"/>
+        </w:rPr>
         <w:t xml:space="preserve">[ ] Describe the use and features of an </w:t>
       </w:r>
       <w:r>
         <w:rPr>
           <w:b/>
+          <w:i w:val="0"/>
         </w:rPr>
         <w:t>IDE</w:t>
       </w:r>
       <w:r>
+        <w:rPr>
+          <w:b w:val="0"/>
+          <w:i w:val="0"/>
+        </w:rPr>
         <w:t>.</w:t>
       </w:r>
     </w:p>
@@ -220,42 +324,66 @@
         <w:pStyle w:val="ListBullet"/>
       </w:pPr>
       <w:r>
+        <w:rPr>
+          <w:b w:val="0"/>
+          <w:i w:val="0"/>
+        </w:rPr>
         <w:t xml:space="preserve">[ ] Explain and use </w:t>
       </w:r>
       <w:r>
         <w:rPr>
           <w:b/>
+          <w:i w:val="0"/>
         </w:rPr>
         <w:t>object-oriented programming</w:t>
       </w:r>
       <w:r>
+        <w:rPr>
+          <w:b w:val="0"/>
+          <w:i w:val="0"/>
+        </w:rPr>
         <w:t xml:space="preserve">: classes, objects, methods, attributes, </w:t>
       </w:r>
       <w:r>
         <w:rPr>
           <w:b/>
+          <w:i w:val="0"/>
         </w:rPr>
         <w:t>inheritance</w:t>
       </w:r>
       <w:r>
+        <w:rPr>
+          <w:b w:val="0"/>
+          <w:i w:val="0"/>
+        </w:rPr>
         <w:t xml:space="preserve">, </w:t>
       </w:r>
       <w:r>
         <w:rPr>
           <w:b/>
+          <w:i w:val="0"/>
         </w:rPr>
         <w:t>encapsulation</w:t>
       </w:r>
       <w:r>
+        <w:rPr>
+          <w:b w:val="0"/>
+          <w:i w:val="0"/>
+        </w:rPr>
         <w:t xml:space="preserve">, </w:t>
       </w:r>
       <w:r>
         <w:rPr>
           <w:b/>
+          <w:i w:val="0"/>
         </w:rPr>
         <w:t>polymorphism</w:t>
       </w:r>
       <w:r>
+        <w:rPr>
+          <w:b w:val="0"/>
+          <w:i w:val="0"/>
+        </w:rPr>
         <w:t>, getters/setters and constructors.</w:t>
       </w:r>
     </w:p>
@@ -264,15 +392,24 @@
         <w:pStyle w:val="ListBullet"/>
       </w:pPr>
       <w:r>
+        <w:rPr>
+          <w:b w:val="0"/>
+          <w:i w:val="0"/>
+        </w:rPr>
         <w:t xml:space="preserve">[ ] Identify the features that make a problem </w:t>
       </w:r>
       <w:r>
         <w:rPr>
           <w:b/>
+          <w:i w:val="0"/>
         </w:rPr>
         <w:t>solvable by computational methods</w:t>
       </w:r>
       <w:r>
+        <w:rPr>
+          <w:b w:val="0"/>
+          <w:i w:val="0"/>
+        </w:rPr>
         <w:t>.</w:t>
       </w:r>
     </w:p>
@@ -281,42 +418,66 @@
         <w:pStyle w:val="ListBullet"/>
       </w:pPr>
       <w:r>
+        <w:rPr>
+          <w:b w:val="0"/>
+          <w:i w:val="0"/>
+        </w:rPr>
         <w:t xml:space="preserve">[ ] Apply </w:t>
       </w:r>
       <w:r>
         <w:rPr>
           <w:b/>
+          <w:i w:val="0"/>
         </w:rPr>
         <w:t>problem recognition</w:t>
       </w:r>
       <w:r>
+        <w:rPr>
+          <w:b w:val="0"/>
+          <w:i w:val="0"/>
+        </w:rPr>
         <w:t xml:space="preserve">, </w:t>
       </w:r>
       <w:r>
         <w:rPr>
           <w:b/>
+          <w:i w:val="0"/>
         </w:rPr>
         <w:t>decomposition</w:t>
       </w:r>
       <w:r>
+        <w:rPr>
+          <w:b w:val="0"/>
+          <w:i w:val="0"/>
+        </w:rPr>
         <w:t xml:space="preserve">, </w:t>
       </w:r>
       <w:r>
         <w:rPr>
           <w:b/>
+          <w:i w:val="0"/>
         </w:rPr>
         <w:t>divide and conquer</w:t>
       </w:r>
       <w:r>
+        <w:rPr>
+          <w:b w:val="0"/>
+          <w:i w:val="0"/>
+        </w:rPr>
         <w:t xml:space="preserve"> and </w:t>
       </w:r>
       <w:r>
         <w:rPr>
           <w:b/>
+          <w:i w:val="0"/>
         </w:rPr>
         <w:t>abstraction</w:t>
       </w:r>
       <w:r>
+        <w:rPr>
+          <w:b w:val="0"/>
+          <w:i w:val="0"/>
+        </w:rPr>
         <w:t>.</w:t>
       </w:r>
     </w:p>
@@ -325,15 +486,24 @@
         <w:pStyle w:val="ListBullet"/>
       </w:pPr>
       <w:r>
+        <w:rPr>
+          <w:b w:val="0"/>
+          <w:i w:val="0"/>
+        </w:rPr>
         <w:t xml:space="preserve">[ ] Explain and give examples of: </w:t>
       </w:r>
       <w:r>
         <w:rPr>
           <w:b/>
+          <w:i w:val="0"/>
         </w:rPr>
         <w:t>backtracking, data mining, heuristics, performance modelling, pipelining and visualisation</w:t>
       </w:r>
       <w:r>
+        <w:rPr>
+          <w:b w:val="0"/>
+          <w:i w:val="0"/>
+        </w:rPr>
         <w:t xml:space="preserve"> to solve problems.</w:t>
       </w:r>
     </w:p>
@@ -349,6 +519,10 @@
         <w:pStyle w:val="Heading1"/>
       </w:pPr>
       <w:r>
+        <w:rPr>
+          <w:b w:val="0"/>
+          <w:i w:val="0"/>
+        </w:rPr>
         <w:t>2.2.1 Programming techniques</w:t>
       </w:r>
     </w:p>
@@ -357,11 +531,19 @@
         <w:pStyle w:val="Heading3"/>
       </w:pPr>
       <w:r>
+        <w:rPr>
+          <w:b w:val="0"/>
+          <w:i w:val="0"/>
+        </w:rPr>
         <w:t>Programming constructs</w:t>
       </w:r>
     </w:p>
     <w:p>
       <w:r>
+        <w:rPr>
+          <w:b w:val="0"/>
+          <w:i w:val="0"/>
+        </w:rPr>
         <w:t>All programs, no matter how complex, are built from three fundamental constructs.</w:t>
       </w:r>
     </w:p>
@@ -369,10 +551,15 @@
       <w:r>
         <w:rPr>
           <w:b/>
+          <w:i w:val="0"/>
         </w:rPr>
         <w:t>Sequence</w:t>
       </w:r>
       <w:r>
+        <w:rPr>
+          <w:b w:val="0"/>
+          <w:i w:val="0"/>
+        </w:rPr>
         <w:t xml:space="preserve"> — instructions are carried out one after another, in the order they are written. The order matters: swapping two lines can change the result.</w:t>
       </w:r>
     </w:p>
@@ -396,60 +583,95 @@
       <w:r>
         <w:rPr>
           <w:b/>
+          <w:i w:val="0"/>
         </w:rPr>
         <w:t>Selection (branching)</w:t>
       </w:r>
       <w:r>
+        <w:rPr>
+          <w:b w:val="0"/>
+          <w:i w:val="0"/>
+        </w:rPr>
         <w:t xml:space="preserve"> — the program chooses between different paths depending on a condition. Implemented using </w:t>
       </w:r>
       <w:r>
         <w:rPr>
           <w:rFonts w:ascii="Consolas" w:hAnsi="Consolas"/>
+          <w:b w:val="0"/>
+          <w:i w:val="0"/>
           <w:sz w:val="19"/>
         </w:rPr>
         <w:t>if</w:t>
       </w:r>
       <w:r>
+        <w:rPr>
+          <w:b w:val="0"/>
+          <w:i w:val="0"/>
+        </w:rPr>
         <w:t>/</w:t>
       </w:r>
       <w:r>
         <w:rPr>
           <w:rFonts w:ascii="Consolas" w:hAnsi="Consolas"/>
+          <w:b w:val="0"/>
+          <w:i w:val="0"/>
           <w:sz w:val="19"/>
         </w:rPr>
         <w:t>elseif</w:t>
       </w:r>
       <w:r>
+        <w:rPr>
+          <w:b w:val="0"/>
+          <w:i w:val="0"/>
+        </w:rPr>
         <w:t>/</w:t>
       </w:r>
       <w:r>
         <w:rPr>
           <w:rFonts w:ascii="Consolas" w:hAnsi="Consolas"/>
+          <w:b w:val="0"/>
+          <w:i w:val="0"/>
           <w:sz w:val="19"/>
         </w:rPr>
         <w:t>else</w:t>
       </w:r>
       <w:r>
+        <w:rPr>
+          <w:b w:val="0"/>
+          <w:i w:val="0"/>
+        </w:rPr>
         <w:t xml:space="preserve"> or </w:t>
       </w:r>
       <w:r>
         <w:rPr>
           <w:rFonts w:ascii="Consolas" w:hAnsi="Consolas"/>
+          <w:b w:val="0"/>
+          <w:i w:val="0"/>
           <w:sz w:val="19"/>
         </w:rPr>
         <w:t>switch</w:t>
       </w:r>
       <w:r>
+        <w:rPr>
+          <w:b w:val="0"/>
+          <w:i w:val="0"/>
+        </w:rPr>
         <w:t>/</w:t>
       </w:r>
       <w:r>
         <w:rPr>
           <w:rFonts w:ascii="Consolas" w:hAnsi="Consolas"/>
+          <w:b w:val="0"/>
+          <w:i w:val="0"/>
           <w:sz w:val="19"/>
         </w:rPr>
         <w:t>case</w:t>
       </w:r>
       <w:r>
+        <w:rPr>
+          <w:b w:val="0"/>
+          <w:i w:val="0"/>
+        </w:rPr>
         <w:t>.</w:t>
       </w:r>
     </w:p>
@@ -507,10 +729,15 @@
       <w:r>
         <w:rPr>
           <w:b/>
+          <w:i w:val="0"/>
         </w:rPr>
         <w:t>Iteration (looping)</w:t>
       </w:r>
       <w:r>
+        <w:rPr>
+          <w:b w:val="0"/>
+          <w:i w:val="0"/>
+        </w:rPr>
         <w:t xml:space="preserve"> — a block of code is repeated. There are two kinds:</w:t>
       </w:r>
     </w:p>
@@ -521,29 +748,45 @@
       <w:r>
         <w:rPr>
           <w:b/>
+          <w:i w:val="0"/>
         </w:rPr>
         <w:t>Count-controlled iteration</w:t>
       </w:r>
       <w:r>
+        <w:rPr>
+          <w:b w:val="0"/>
+          <w:i w:val="0"/>
+        </w:rPr>
         <w:t xml:space="preserve"> — repeats a </w:t>
       </w:r>
       <w:r>
         <w:rPr>
+          <w:b w:val="0"/>
           <w:i/>
         </w:rPr>
         <w:t>fixed, known</w:t>
       </w:r>
       <w:r>
+        <w:rPr>
+          <w:b w:val="0"/>
+          <w:i w:val="0"/>
+        </w:rPr>
         <w:t xml:space="preserve"> number of times. Use a </w:t>
       </w:r>
       <w:r>
         <w:rPr>
           <w:rFonts w:ascii="Consolas" w:hAnsi="Consolas"/>
+          <w:b w:val="0"/>
+          <w:i w:val="0"/>
           <w:sz w:val="19"/>
         </w:rPr>
         <w:t>for</w:t>
       </w:r>
       <w:r>
+        <w:rPr>
+          <w:b w:val="0"/>
+          <w:i w:val="0"/>
+        </w:rPr>
         <w:t xml:space="preserve"> loop.</w:t>
       </w:r>
     </w:p>
@@ -570,57 +813,89 @@
       <w:r>
         <w:rPr>
           <w:b/>
+          <w:i w:val="0"/>
         </w:rPr>
         <w:t>Condition-controlled iteration</w:t>
       </w:r>
       <w:r>
+        <w:rPr>
+          <w:b w:val="0"/>
+          <w:i w:val="0"/>
+        </w:rPr>
         <w:t xml:space="preserve"> — repeats </w:t>
       </w:r>
       <w:r>
         <w:rPr>
+          <w:b w:val="0"/>
           <w:i/>
         </w:rPr>
         <w:t>until a condition changes</w:t>
       </w:r>
       <w:r>
+        <w:rPr>
+          <w:b w:val="0"/>
+          <w:i w:val="0"/>
+        </w:rPr>
         <w:t xml:space="preserve">; the number of repeats is not known in advance. Use </w:t>
       </w:r>
       <w:r>
         <w:rPr>
           <w:rFonts w:ascii="Consolas" w:hAnsi="Consolas"/>
+          <w:b w:val="0"/>
+          <w:i w:val="0"/>
           <w:sz w:val="19"/>
         </w:rPr>
         <w:t>while</w:t>
       </w:r>
       <w:r>
+        <w:rPr>
+          <w:b w:val="0"/>
+          <w:i w:val="0"/>
+        </w:rPr>
         <w:t xml:space="preserve"> (condition tested at the </w:t>
       </w:r>
       <w:r>
         <w:rPr>
           <w:b/>
+          <w:i w:val="0"/>
         </w:rPr>
         <w:t>start</w:t>
       </w:r>
       <w:r>
+        <w:rPr>
+          <w:b w:val="0"/>
+          <w:i w:val="0"/>
+        </w:rPr>
         <w:t xml:space="preserve"> — may run zero times) or </w:t>
       </w:r>
       <w:r>
         <w:rPr>
           <w:rFonts w:ascii="Consolas" w:hAnsi="Consolas"/>
+          <w:b w:val="0"/>
+          <w:i w:val="0"/>
           <w:sz w:val="19"/>
         </w:rPr>
         <w:t>do...until</w:t>
       </w:r>
       <w:r>
+        <w:rPr>
+          <w:b w:val="0"/>
+          <w:i w:val="0"/>
+        </w:rPr>
         <w:t xml:space="preserve"> (condition tested at the </w:t>
       </w:r>
       <w:r>
         <w:rPr>
           <w:b/>
+          <w:i w:val="0"/>
         </w:rPr>
         <w:t>end</w:t>
       </w:r>
       <w:r>
+        <w:rPr>
+          <w:b w:val="0"/>
+          <w:i w:val="0"/>
+        </w:rPr>
         <w:t xml:space="preserve"> — always runs at least once).</w:t>
       </w:r>
     </w:p>
@@ -662,81 +937,128 @@
         <w:shd w:fill="FFF8E7"/>
       </w:pPr>
       <w:r>
+        <w:rPr>
+          <w:b w:val="0"/>
+          <w:i w:val="0"/>
+        </w:rPr>
         <w:t xml:space="preserve">💡 </w:t>
       </w:r>
       <w:r>
         <w:rPr>
           <w:b/>
-        </w:rPr>
-        <w:t>A\* extension:</w:t>
-      </w:r>
-      <w:r>
+          <w:i w:val="0"/>
+        </w:rPr>
+        <w:t>A* extension:</w:t>
+      </w:r>
+      <w:r>
+        <w:rPr>
+          <w:b w:val="0"/>
+          <w:i w:val="0"/>
+        </w:rPr>
         <w:t xml:space="preserve"> A </w:t>
       </w:r>
       <w:r>
         <w:rPr>
           <w:rFonts w:ascii="Consolas" w:hAnsi="Consolas"/>
+          <w:b w:val="0"/>
+          <w:i w:val="0"/>
           <w:sz w:val="19"/>
         </w:rPr>
         <w:t>while</w:t>
       </w:r>
       <w:r>
+        <w:rPr>
+          <w:b w:val="0"/>
+          <w:i w:val="0"/>
+        </w:rPr>
         <w:t xml:space="preserve"> loop is </w:t>
       </w:r>
       <w:r>
         <w:rPr>
           <w:b/>
+          <w:i w:val="0"/>
         </w:rPr>
         <w:t>pre-conditioned</w:t>
       </w:r>
       <w:r>
+        <w:rPr>
+          <w:b w:val="0"/>
+          <w:i w:val="0"/>
+        </w:rPr>
         <w:t xml:space="preserve"> (tests before the body) so its body may execute </w:t>
       </w:r>
       <w:r>
         <w:rPr>
+          <w:b w:val="0"/>
           <w:i/>
         </w:rPr>
         <w:t>zero</w:t>
       </w:r>
       <w:r>
+        <w:rPr>
+          <w:b w:val="0"/>
+          <w:i w:val="0"/>
+        </w:rPr>
         <w:t xml:space="preserve"> times; a </w:t>
       </w:r>
       <w:r>
         <w:rPr>
           <w:rFonts w:ascii="Consolas" w:hAnsi="Consolas"/>
+          <w:b w:val="0"/>
+          <w:i w:val="0"/>
           <w:sz w:val="19"/>
         </w:rPr>
         <w:t>do...until</w:t>
       </w:r>
       <w:r>
+        <w:rPr>
+          <w:b w:val="0"/>
+          <w:i w:val="0"/>
+        </w:rPr>
         <w:t xml:space="preserve"> loop is </w:t>
       </w:r>
       <w:r>
         <w:rPr>
           <w:b/>
+          <w:i w:val="0"/>
         </w:rPr>
         <w:t>post-conditioned</w:t>
       </w:r>
       <w:r>
+        <w:rPr>
+          <w:b w:val="0"/>
+          <w:i w:val="0"/>
+        </w:rPr>
         <w:t xml:space="preserve"> (tests after the body) so it always executes </w:t>
       </w:r>
       <w:r>
         <w:rPr>
+          <w:b w:val="0"/>
           <w:i/>
         </w:rPr>
         <w:t>at least once</w:t>
       </w:r>
       <w:r>
+        <w:rPr>
+          <w:b w:val="0"/>
+          <w:i w:val="0"/>
+        </w:rPr>
         <w:t xml:space="preserve">. Knowing which to choose is a common AO2 design decision — e.g. input validation usually wants </w:t>
       </w:r>
       <w:r>
         <w:rPr>
           <w:rFonts w:ascii="Consolas" w:hAnsi="Consolas"/>
+          <w:b w:val="0"/>
+          <w:i w:val="0"/>
           <w:sz w:val="19"/>
         </w:rPr>
         <w:t>do...until</w:t>
       </w:r>
       <w:r>
+        <w:rPr>
+          <w:b w:val="0"/>
+          <w:i w:val="0"/>
+        </w:rPr>
         <w:t xml:space="preserve"> because you must ask at least once.</w:t>
       </w:r>
     </w:p>
@@ -752,6 +1074,10 @@
         <w:pStyle w:val="Heading3"/>
       </w:pPr>
       <w:r>
+        <w:rPr>
+          <w:b w:val="0"/>
+          <w:i w:val="0"/>
+        </w:rPr>
         <w:t>Recursion</w:t>
       </w:r>
     </w:p>
@@ -759,19 +1085,29 @@
       <w:r>
         <w:rPr>
           <w:b/>
+          <w:i w:val="0"/>
         </w:rPr>
         <w:t>Recursion</w:t>
       </w:r>
       <w:r>
+        <w:rPr>
+          <w:b w:val="0"/>
+          <w:i w:val="0"/>
+        </w:rPr>
         <w:t xml:space="preserve"> is when a subroutine (function or procedure) </w:t>
       </w:r>
       <w:r>
         <w:rPr>
           <w:b/>
+          <w:i w:val="0"/>
         </w:rPr>
         <w:t>calls itself</w:t>
       </w:r>
       <w:r>
+        <w:rPr>
+          <w:b w:val="0"/>
+          <w:i w:val="0"/>
+        </w:rPr>
         <w:t xml:space="preserve"> in order to solve a problem. A correctly written recursive routine must have:</w:t>
       </w:r>
     </w:p>
@@ -780,24 +1116,38 @@
         <w:pStyle w:val="ListNumber"/>
       </w:pPr>
       <w:r>
+        <w:rPr>
+          <w:b w:val="0"/>
+          <w:i w:val="0"/>
+        </w:rPr>
         <w:t xml:space="preserve">A </w:t>
       </w:r>
       <w:r>
         <w:rPr>
           <w:b/>
+          <w:i w:val="0"/>
         </w:rPr>
         <w:t>base case</w:t>
       </w:r>
       <w:r>
+        <w:rPr>
+          <w:b w:val="0"/>
+          <w:i w:val="0"/>
+        </w:rPr>
         <w:t xml:space="preserve"> — a condition that stops the recursion (no further recursive call). Without it, recursion never ends and causes a </w:t>
       </w:r>
       <w:r>
         <w:rPr>
           <w:b/>
+          <w:i w:val="0"/>
         </w:rPr>
         <w:t>stack overflow</w:t>
       </w:r>
       <w:r>
+        <w:rPr>
+          <w:b w:val="0"/>
+          <w:i w:val="0"/>
+        </w:rPr>
         <w:t>.</w:t>
       </w:r>
     </w:p>
@@ -806,15 +1156,24 @@
         <w:pStyle w:val="ListNumber"/>
       </w:pPr>
       <w:r>
+        <w:rPr>
+          <w:b w:val="0"/>
+          <w:i w:val="0"/>
+        </w:rPr>
         <w:t xml:space="preserve">A </w:t>
       </w:r>
       <w:r>
         <w:rPr>
           <w:b/>
+          <w:i w:val="0"/>
         </w:rPr>
         <w:t>general/recursive case</w:t>
       </w:r>
       <w:r>
+        <w:rPr>
+          <w:b w:val="0"/>
+          <w:i w:val="0"/>
+        </w:rPr>
         <w:t xml:space="preserve"> — the routine calls itself with a value closer to the base case.</w:t>
       </w:r>
     </w:p>
@@ -846,46 +1205,71 @@
       <w:r>
         <w:rPr>
           <w:b/>
+          <w:i w:val="0"/>
         </w:rPr>
         <w:t>How the stack is used:</w:t>
       </w:r>
       <w:r>
+        <w:rPr>
+          <w:b w:val="0"/>
+          <w:i w:val="0"/>
+        </w:rPr>
         <w:t xml:space="preserve"> every time a subroutine is called, a </w:t>
       </w:r>
       <w:r>
         <w:rPr>
           <w:b/>
+          <w:i w:val="0"/>
         </w:rPr>
         <w:t>stack frame</w:t>
       </w:r>
       <w:r>
+        <w:rPr>
+          <w:b w:val="0"/>
+          <w:i w:val="0"/>
+        </w:rPr>
         <w:t xml:space="preserve"> is pushed onto the </w:t>
       </w:r>
       <w:r>
         <w:rPr>
           <w:b/>
+          <w:i w:val="0"/>
         </w:rPr>
         <w:t>call stack</w:t>
       </w:r>
       <w:r>
+        <w:rPr>
+          <w:b w:val="0"/>
+          <w:i w:val="0"/>
+        </w:rPr>
         <w:t xml:space="preserve">. The frame stores the parameters, local variables and the </w:t>
       </w:r>
       <w:r>
         <w:rPr>
           <w:b/>
+          <w:i w:val="0"/>
         </w:rPr>
         <w:t>return address</w:t>
       </w:r>
       <w:r>
+        <w:rPr>
+          <w:b w:val="0"/>
+          <w:i w:val="0"/>
+        </w:rPr>
         <w:t xml:space="preserve"> (where to continue after the call returns). Recursive calls keep pushing frames until the base case is reached; then frames are </w:t>
       </w:r>
       <w:r>
         <w:rPr>
           <w:b/>
+          <w:i w:val="0"/>
         </w:rPr>
         <w:t>popped</w:t>
       </w:r>
       <w:r>
+        <w:rPr>
+          <w:b w:val="0"/>
+          <w:i w:val="0"/>
+        </w:rPr>
         <w:t xml:space="preserve"> one at a time as each call returns, in reverse order (Last In, First Out).</w:t>
       </w:r>
     </w:p>
@@ -893,19 +1277,29 @@
       <w:r>
         <w:rPr>
           <w:b/>
+          <w:i w:val="0"/>
         </w:rPr>
         <w:t>When to use recursion:</w:t>
       </w:r>
       <w:r>
+        <w:rPr>
+          <w:b w:val="0"/>
+          <w:i w:val="0"/>
+        </w:rPr>
         <w:t xml:space="preserve"> when a problem is naturally </w:t>
       </w:r>
       <w:r>
         <w:rPr>
           <w:b/>
+          <w:i w:val="0"/>
         </w:rPr>
         <w:t>self-similar</w:t>
       </w:r>
       <w:r>
+        <w:rPr>
+          <w:b w:val="0"/>
+          <w:i w:val="0"/>
+        </w:rPr>
         <w:t xml:space="preserve"> — it can be defined in terms of smaller versions of itself. Examples: traversing trees, the factorial/Fibonacci definitions, quicksort, merge sort, navigating folder structures, the Towers of Hanoi.</w:t>
       </w:r>
     </w:p>
@@ -913,6 +1307,7 @@
       <w:r>
         <w:rPr>
           <w:b/>
+          <w:i w:val="0"/>
         </w:rPr>
         <w:t>Recursion vs iteration:</w:t>
       </w:r>
@@ -943,6 +1338,7 @@
             <w:r>
               <w:rPr>
                 <w:b/>
+                <w:i w:val="0"/>
               </w:rPr>
               <w:t>Aspect</w:t>
             </w:r>
@@ -962,6 +1358,7 @@
             <w:r>
               <w:rPr>
                 <w:b/>
+                <w:i w:val="0"/>
               </w:rPr>
               <w:t>Recursion</w:t>
             </w:r>
@@ -981,6 +1378,7 @@
             <w:r>
               <w:rPr>
                 <w:b/>
+                <w:i w:val="0"/>
               </w:rPr>
               <w:t>Iteration</w:t>
             </w:r>
@@ -995,6 +1393,10 @@
           <w:p>
             <w:r/>
             <w:r>
+              <w:rPr>
+                <w:b w:val="0"/>
+                <w:i w:val="0"/>
+              </w:rPr>
               <w:t>Memory</w:t>
             </w:r>
           </w:p>
@@ -1006,6 +1408,10 @@
           <w:p>
             <w:r/>
             <w:r>
+              <w:rPr>
+                <w:b w:val="0"/>
+                <w:i w:val="0"/>
+              </w:rPr>
               <w:t>Uses more (each call adds a stack frame)</w:t>
             </w:r>
           </w:p>
@@ -1017,6 +1423,10 @@
           <w:p>
             <w:r/>
             <w:r>
+              <w:rPr>
+                <w:b w:val="0"/>
+                <w:i w:val="0"/>
+              </w:rPr>
               <w:t>Uses less (one set of variables)</w:t>
             </w:r>
           </w:p>
@@ -1030,6 +1440,10 @@
           <w:p>
             <w:r/>
             <w:r>
+              <w:rPr>
+                <w:b w:val="0"/>
+                <w:i w:val="0"/>
+              </w:rPr>
               <w:t>Speed</w:t>
             </w:r>
           </w:p>
@@ -1041,6 +1455,10 @@
           <w:p>
             <w:r/>
             <w:r>
+              <w:rPr>
+                <w:b w:val="0"/>
+                <w:i w:val="0"/>
+              </w:rPr>
               <w:t>Generally slower (call overhead)</w:t>
             </w:r>
           </w:p>
@@ -1052,6 +1470,10 @@
           <w:p>
             <w:r/>
             <w:r>
+              <w:rPr>
+                <w:b w:val="0"/>
+                <w:i w:val="0"/>
+              </w:rPr>
               <w:t>Generally faster</w:t>
             </w:r>
           </w:p>
@@ -1065,6 +1487,10 @@
           <w:p>
             <w:r/>
             <w:r>
+              <w:rPr>
+                <w:b w:val="0"/>
+                <w:i w:val="0"/>
+              </w:rPr>
               <w:t>Code length</w:t>
             </w:r>
           </w:p>
@@ -1076,6 +1502,10 @@
           <w:p>
             <w:r/>
             <w:r>
+              <w:rPr>
+                <w:b w:val="0"/>
+                <w:i w:val="0"/>
+              </w:rPr>
               <w:t>Often shorter/elegant for self-similar problems</w:t>
             </w:r>
           </w:p>
@@ -1087,6 +1517,10 @@
           <w:p>
             <w:r/>
             <w:r>
+              <w:rPr>
+                <w:b w:val="0"/>
+                <w:i w:val="0"/>
+              </w:rPr>
               <w:t>Can be longer for tree-like problems</w:t>
             </w:r>
           </w:p>
@@ -1100,6 +1534,10 @@
           <w:p>
             <w:r/>
             <w:r>
+              <w:rPr>
+                <w:b w:val="0"/>
+                <w:i w:val="0"/>
+              </w:rPr>
               <w:t>Risk</w:t>
             </w:r>
           </w:p>
@@ -1113,10 +1551,15 @@
             <w:r>
               <w:rPr>
                 <w:b/>
+                <w:i w:val="0"/>
               </w:rPr>
               <w:t>Stack overflow</w:t>
             </w:r>
             <w:r>
+              <w:rPr>
+                <w:b w:val="0"/>
+                <w:i w:val="0"/>
+              </w:rPr>
               <w:t xml:space="preserve"> if base case wrong/too deep</w:t>
             </w:r>
           </w:p>
@@ -1128,6 +1571,10 @@
           <w:p>
             <w:r/>
             <w:r>
+              <w:rPr>
+                <w:b w:val="0"/>
+                <w:i w:val="0"/>
+              </w:rPr>
               <w:t>Infinite loop if condition never met</w:t>
             </w:r>
           </w:p>
@@ -1141,6 +1588,10 @@
           <w:p>
             <w:r/>
             <w:r>
+              <w:rPr>
+                <w:b w:val="0"/>
+                <w:i w:val="0"/>
+              </w:rPr>
               <w:t>Suitability</w:t>
             </w:r>
           </w:p>
@@ -1152,6 +1603,10 @@
           <w:p>
             <w:r/>
             <w:r>
+              <w:rPr>
+                <w:b w:val="0"/>
+                <w:i w:val="0"/>
+              </w:rPr>
               <w:t>Tree/recursive structures</w:t>
             </w:r>
           </w:p>
@@ -1163,6 +1618,10 @@
           <w:p>
             <w:r/>
             <w:r>
+              <w:rPr>
+                <w:b w:val="0"/>
+                <w:i w:val="0"/>
+              </w:rPr>
               <w:t>Linear, repeated tasks</w:t>
             </w:r>
           </w:p>
@@ -1172,6 +1631,10 @@
     <w:p/>
     <w:p>
       <w:r>
+        <w:rPr>
+          <w:b w:val="0"/>
+          <w:i w:val="0"/>
+        </w:rPr>
         <w:t>Any recursive solution can be rewritten iteratively (often using an explicit stack), and vice versa.</w:t>
       </w:r>
     </w:p>
@@ -1181,42 +1644,66 @@
         <w:shd w:fill="FFF8E7"/>
       </w:pPr>
       <w:r>
+        <w:rPr>
+          <w:b w:val="0"/>
+          <w:i w:val="0"/>
+        </w:rPr>
         <w:t xml:space="preserve">💡 </w:t>
       </w:r>
       <w:r>
         <w:rPr>
           <w:b/>
-        </w:rPr>
-        <w:t>A\* extension:</w:t>
-      </w:r>
-      <w:r>
+          <w:i w:val="0"/>
+        </w:rPr>
+        <w:t>A* extension:</w:t>
+      </w:r>
+      <w:r>
+        <w:rPr>
+          <w:b w:val="0"/>
+          <w:i w:val="0"/>
+        </w:rPr>
         <w:t xml:space="preserve"> Recursion that does its work </w:t>
       </w:r>
       <w:r>
         <w:rPr>
+          <w:b w:val="0"/>
           <w:i/>
         </w:rPr>
         <w:t>after</w:t>
       </w:r>
       <w:r>
+        <w:rPr>
+          <w:b w:val="0"/>
+          <w:i w:val="0"/>
+        </w:rPr>
         <w:t xml:space="preserve"> the recursive call returns cannot be optimised away. Some languages support </w:t>
       </w:r>
       <w:r>
         <w:rPr>
           <w:b/>
+          <w:i w:val="0"/>
         </w:rPr>
         <w:t>tail recursion</w:t>
       </w:r>
       <w:r>
+        <w:rPr>
+          <w:b w:val="0"/>
+          <w:i w:val="0"/>
+        </w:rPr>
         <w:t xml:space="preserve">, where the recursive call is the last operation, allowing the compiler to reuse one stack frame. OCR rarely names this, but understanding </w:t>
       </w:r>
       <w:r>
         <w:rPr>
+          <w:b w:val="0"/>
           <w:i/>
         </w:rPr>
         <w:t>why</w:t>
       </w:r>
       <w:r>
+        <w:rPr>
+          <w:b w:val="0"/>
+          <w:i w:val="0"/>
+        </w:rPr>
         <w:t xml:space="preserve"> recursion is memory-hungry (one frame per active call) earns marks.</w:t>
       </w:r>
     </w:p>
@@ -1232,29 +1719,47 @@
         <w:pStyle w:val="Heading3"/>
       </w:pPr>
       <w:r>
+        <w:rPr>
+          <w:b w:val="0"/>
+          <w:i w:val="0"/>
+        </w:rPr>
         <w:t>Global vs local variables and scope</w:t>
       </w:r>
     </w:p>
     <w:p>
       <w:r>
+        <w:rPr>
+          <w:b w:val="0"/>
+          <w:i w:val="0"/>
+        </w:rPr>
         <w:t xml:space="preserve">The </w:t>
       </w:r>
       <w:r>
         <w:rPr>
           <w:b/>
+          <w:i w:val="0"/>
         </w:rPr>
         <w:t>scope</w:t>
       </w:r>
       <w:r>
+        <w:rPr>
+          <w:b w:val="0"/>
+          <w:i w:val="0"/>
+        </w:rPr>
         <w:t xml:space="preserve"> of a variable is </w:t>
       </w:r>
       <w:r>
         <w:rPr>
           <w:b/>
+          <w:i w:val="0"/>
         </w:rPr>
         <w:t>the region of the program in which that variable can be accessed (is "visible")</w:t>
       </w:r>
       <w:r>
+        <w:rPr>
+          <w:b w:val="0"/>
+          <w:i w:val="0"/>
+        </w:rPr>
         <w:t>.</w:t>
       </w:r>
     </w:p>
@@ -1263,15 +1768,24 @@
         <w:pStyle w:val="ListBullet"/>
       </w:pPr>
       <w:r>
+        <w:rPr>
+          <w:b w:val="0"/>
+          <w:i w:val="0"/>
+        </w:rPr>
         <w:t xml:space="preserve">A </w:t>
       </w:r>
       <w:r>
         <w:rPr>
           <w:b/>
+          <w:i w:val="0"/>
         </w:rPr>
         <w:t>local variable</w:t>
       </w:r>
       <w:r>
+        <w:rPr>
+          <w:b w:val="0"/>
+          <w:i w:val="0"/>
+        </w:rPr>
         <w:t xml:space="preserve"> is declared inside a subroutine. It exists only while that subroutine runs and can only be accessed within it. Two subroutines can each have a local variable with the same name without clashing.</w:t>
       </w:r>
     </w:p>
@@ -1280,15 +1794,24 @@
         <w:pStyle w:val="ListBullet"/>
       </w:pPr>
       <w:r>
+        <w:rPr>
+          <w:b w:val="0"/>
+          <w:i w:val="0"/>
+        </w:rPr>
         <w:t xml:space="preserve">A </w:t>
       </w:r>
       <w:r>
         <w:rPr>
           <w:b/>
+          <w:i w:val="0"/>
         </w:rPr>
         <w:t>global variable</w:t>
       </w:r>
       <w:r>
+        <w:rPr>
+          <w:b w:val="0"/>
+          <w:i w:val="0"/>
+        </w:rPr>
         <w:t xml:space="preserve"> is declared in the main program, outside any subroutine, and can be accessed (and changed) anywhere in the program.</w:t>
       </w:r>
     </w:p>
@@ -1317,6 +1840,7 @@
       <w:r>
         <w:rPr>
           <w:b/>
+          <w:i w:val="0"/>
         </w:rPr>
         <w:t>Why prefer local variables?</w:t>
       </w:r>
@@ -1326,6 +1850,10 @@
         <w:pStyle w:val="ListBullet"/>
       </w:pPr>
       <w:r>
+        <w:rPr>
+          <w:b w:val="0"/>
+          <w:i w:val="0"/>
+        </w:rPr>
         <w:t>They avoid accidental changes from other parts of the program (fewer side effects).</w:t>
       </w:r>
     </w:p>
@@ -1334,6 +1862,10 @@
         <w:pStyle w:val="ListBullet"/>
       </w:pPr>
       <w:r>
+        <w:rPr>
+          <w:b w:val="0"/>
+          <w:i w:val="0"/>
+        </w:rPr>
         <w:t>They free up memory when the subroutine ends.</w:t>
       </w:r>
     </w:p>
@@ -1342,15 +1874,24 @@
         <w:pStyle w:val="ListBullet"/>
       </w:pPr>
       <w:r>
+        <w:rPr>
+          <w:b w:val="0"/>
+          <w:i w:val="0"/>
+        </w:rPr>
         <w:t xml:space="preserve">They make code more </w:t>
       </w:r>
       <w:r>
         <w:rPr>
           <w:b/>
+          <w:i w:val="0"/>
         </w:rPr>
         <w:t>modular</w:t>
       </w:r>
       <w:r>
+        <w:rPr>
+          <w:b w:val="0"/>
+          <w:i w:val="0"/>
+        </w:rPr>
         <w:t>, reusable and easier to debug.</w:t>
       </w:r>
     </w:p>
@@ -1358,10 +1899,15 @@
       <w:r>
         <w:rPr>
           <w:b/>
+          <w:i w:val="0"/>
         </w:rPr>
         <w:t>Why globals are sometimes needed:</w:t>
       </w:r>
       <w:r>
+        <w:rPr>
+          <w:b w:val="0"/>
+          <w:i w:val="0"/>
+        </w:rPr>
         <w:t xml:space="preserve"> for values genuinely shared across the whole program (e.g. a configuration setting or a running total used everywhere). Overusing globals makes programs hard to maintain.</w:t>
       </w:r>
     </w:p>
@@ -1371,34 +1917,54 @@
         <w:shd w:fill="FFF8E7"/>
       </w:pPr>
       <w:r>
+        <w:rPr>
+          <w:b w:val="0"/>
+          <w:i w:val="0"/>
+        </w:rPr>
         <w:t xml:space="preserve">💡 </w:t>
       </w:r>
       <w:r>
         <w:rPr>
           <w:b/>
-        </w:rPr>
-        <w:t>A\* extension:</w:t>
-      </w:r>
-      <w:r>
+          <w:i w:val="0"/>
+        </w:rPr>
+        <w:t>A* extension:</w:t>
+      </w:r>
+      <w:r>
+        <w:rPr>
+          <w:b w:val="0"/>
+          <w:i w:val="0"/>
+        </w:rPr>
         <w:t xml:space="preserve"> If a local variable has the same name as a global, the </w:t>
       </w:r>
       <w:r>
         <w:rPr>
           <w:b/>
+          <w:i w:val="0"/>
         </w:rPr>
         <w:t>local takes precedence</w:t>
       </w:r>
       <w:r>
+        <w:rPr>
+          <w:b w:val="0"/>
+          <w:i w:val="0"/>
+        </w:rPr>
         <w:t xml:space="preserve"> within its subroutine (it "shadows" the global). To deliberately change a global inside a subroutine, many languages require an explicit declaration (e.g. Python's </w:t>
       </w:r>
       <w:r>
         <w:rPr>
           <w:rFonts w:ascii="Consolas" w:hAnsi="Consolas"/>
+          <w:b w:val="0"/>
+          <w:i w:val="0"/>
           <w:sz w:val="19"/>
         </w:rPr>
         <w:t>global</w:t>
       </w:r>
       <w:r>
+        <w:rPr>
+          <w:b w:val="0"/>
+          <w:i w:val="0"/>
+        </w:rPr>
         <w:t xml:space="preserve"> keyword); in OCR pseudocode you simply assume the global is visible.</w:t>
       </w:r>
     </w:p>
@@ -1414,6 +1980,10 @@
         <w:pStyle w:val="Heading3"/>
       </w:pPr>
       <w:r>
+        <w:rPr>
+          <w:b w:val="0"/>
+          <w:i w:val="0"/>
+        </w:rPr>
         <w:t>Modularity, functions and procedures</w:t>
       </w:r>
     </w:p>
@@ -1421,19 +1991,29 @@
       <w:r>
         <w:rPr>
           <w:b/>
+          <w:i w:val="0"/>
         </w:rPr>
         <w:t>Modularity</w:t>
       </w:r>
       <w:r>
+        <w:rPr>
+          <w:b w:val="0"/>
+          <w:i w:val="0"/>
+        </w:rPr>
         <w:t xml:space="preserve"> is the design technique of breaking a large program into smaller, self-contained </w:t>
       </w:r>
       <w:r>
         <w:rPr>
           <w:b/>
+          <w:i w:val="0"/>
         </w:rPr>
         <w:t>modules (subroutines)</w:t>
       </w:r>
       <w:r>
+        <w:rPr>
+          <w:b w:val="0"/>
+          <w:i w:val="0"/>
+        </w:rPr>
         <w:t>, each performing one specific task. Benefits:</w:t>
       </w:r>
     </w:p>
@@ -1442,15 +2022,24 @@
         <w:pStyle w:val="ListBullet"/>
       </w:pPr>
       <w:r>
+        <w:rPr>
+          <w:b w:val="0"/>
+          <w:i w:val="0"/>
+        </w:rPr>
         <w:t xml:space="preserve">Easier to </w:t>
       </w:r>
       <w:r>
         <w:rPr>
           <w:b/>
+          <w:i w:val="0"/>
         </w:rPr>
         <w:t>write, test and debug</w:t>
       </w:r>
       <w:r>
+        <w:rPr>
+          <w:b w:val="0"/>
+          <w:i w:val="0"/>
+        </w:rPr>
         <w:t xml:space="preserve"> (each module tested independently).</w:t>
       </w:r>
     </w:p>
@@ -1459,15 +2048,24 @@
         <w:pStyle w:val="ListBullet"/>
       </w:pPr>
       <w:r>
+        <w:rPr>
+          <w:b w:val="0"/>
+          <w:i w:val="0"/>
+        </w:rPr>
         <w:t xml:space="preserve">Modules can be </w:t>
       </w:r>
       <w:r>
         <w:rPr>
           <w:b/>
+          <w:i w:val="0"/>
         </w:rPr>
         <w:t>reused</w:t>
       </w:r>
       <w:r>
+        <w:rPr>
+          <w:b w:val="0"/>
+          <w:i w:val="0"/>
+        </w:rPr>
         <w:t xml:space="preserve"> in other programs.</w:t>
       </w:r>
     </w:p>
@@ -1476,15 +2074,24 @@
         <w:pStyle w:val="ListBullet"/>
       </w:pPr>
       <w:r>
+        <w:rPr>
+          <w:b w:val="0"/>
+          <w:i w:val="0"/>
+        </w:rPr>
         <w:t xml:space="preserve">A </w:t>
       </w:r>
       <w:r>
         <w:rPr>
           <w:b/>
+          <w:i w:val="0"/>
         </w:rPr>
         <w:t>team</w:t>
       </w:r>
       <w:r>
+        <w:rPr>
+          <w:b w:val="0"/>
+          <w:i w:val="0"/>
+        </w:rPr>
         <w:t xml:space="preserve"> can work on different modules simultaneously.</w:t>
       </w:r>
     </w:p>
@@ -1493,29 +2100,47 @@
         <w:pStyle w:val="ListBullet"/>
       </w:pPr>
       <w:r>
+        <w:rPr>
+          <w:b w:val="0"/>
+          <w:i w:val="0"/>
+        </w:rPr>
         <w:t xml:space="preserve">The program is easier to </w:t>
       </w:r>
       <w:r>
         <w:rPr>
           <w:b/>
+          <w:i w:val="0"/>
         </w:rPr>
         <w:t>read and maintain</w:t>
       </w:r>
       <w:r>
+        <w:rPr>
+          <w:b w:val="0"/>
+          <w:i w:val="0"/>
+        </w:rPr>
         <w:t>.</w:t>
       </w:r>
     </w:p>
     <w:p>
       <w:r>
+        <w:rPr>
+          <w:b w:val="0"/>
+          <w:i w:val="0"/>
+        </w:rPr>
         <w:t xml:space="preserve">A </w:t>
       </w:r>
       <w:r>
         <w:rPr>
           <w:b/>
+          <w:i w:val="0"/>
         </w:rPr>
         <w:t>subroutine</w:t>
       </w:r>
       <w:r>
+        <w:rPr>
+          <w:b w:val="0"/>
+          <w:i w:val="0"/>
+        </w:rPr>
         <w:t xml:space="preserve"> is a named block of code that performs a task and can be called by name. There are two types:</w:t>
       </w:r>
     </w:p>
@@ -1524,24 +2149,38 @@
         <w:pStyle w:val="ListBullet"/>
       </w:pPr>
       <w:r>
+        <w:rPr>
+          <w:b w:val="0"/>
+          <w:i w:val="0"/>
+        </w:rPr>
         <w:t xml:space="preserve">A </w:t>
       </w:r>
       <w:r>
         <w:rPr>
           <w:b/>
+          <w:i w:val="0"/>
         </w:rPr>
         <w:t>procedure</w:t>
       </w:r>
       <w:r>
+        <w:rPr>
+          <w:b w:val="0"/>
+          <w:i w:val="0"/>
+        </w:rPr>
         <w:t xml:space="preserve"> performs a task but does </w:t>
       </w:r>
       <w:r>
         <w:rPr>
           <w:b/>
+          <w:i w:val="0"/>
         </w:rPr>
         <w:t>not</w:t>
       </w:r>
       <w:r>
+        <w:rPr>
+          <w:b w:val="0"/>
+          <w:i w:val="0"/>
+        </w:rPr>
         <w:t xml:space="preserve"> return a value.</w:t>
       </w:r>
     </w:p>
@@ -1550,24 +2189,38 @@
         <w:pStyle w:val="ListBullet"/>
       </w:pPr>
       <w:r>
+        <w:rPr>
+          <w:b w:val="0"/>
+          <w:i w:val="0"/>
+        </w:rPr>
         <w:t xml:space="preserve">A </w:t>
       </w:r>
       <w:r>
         <w:rPr>
           <w:b/>
+          <w:i w:val="0"/>
         </w:rPr>
         <w:t>function</w:t>
       </w:r>
       <w:r>
+        <w:rPr>
+          <w:b w:val="0"/>
+          <w:i w:val="0"/>
+        </w:rPr>
         <w:t xml:space="preserve"> performs a task and </w:t>
       </w:r>
       <w:r>
         <w:rPr>
           <w:b/>
+          <w:i w:val="0"/>
         </w:rPr>
         <w:t>returns a single value</w:t>
       </w:r>
       <w:r>
+        <w:rPr>
+          <w:b w:val="0"/>
+          <w:i w:val="0"/>
+        </w:rPr>
         <w:t xml:space="preserve"> to the point where it was called.</w:t>
       </w:r>
     </w:p>
@@ -1596,26 +2249,42 @@
     </w:p>
     <w:p>
       <w:r>
+        <w:rPr>
+          <w:b w:val="0"/>
+          <w:i w:val="0"/>
+        </w:rPr>
         <w:t>A function call can be used inside an expression (</w:t>
       </w:r>
       <w:r>
         <w:rPr>
           <w:rFonts w:ascii="Consolas" w:hAnsi="Consolas"/>
+          <w:b w:val="0"/>
+          <w:i w:val="0"/>
           <w:sz w:val="19"/>
         </w:rPr>
         <w:t>y = square(4) + 1</w:t>
       </w:r>
       <w:r>
+        <w:rPr>
+          <w:b w:val="0"/>
+          <w:i w:val="0"/>
+        </w:rPr>
         <w:t>); a procedure call is a statement on its own (</w:t>
       </w:r>
       <w:r>
         <w:rPr>
           <w:rFonts w:ascii="Consolas" w:hAnsi="Consolas"/>
+          <w:b w:val="0"/>
+          <w:i w:val="0"/>
           <w:sz w:val="19"/>
         </w:rPr>
         <w:t>greet("Ada")</w:t>
       </w:r>
       <w:r>
+        <w:rPr>
+          <w:b w:val="0"/>
+          <w:i w:val="0"/>
+        </w:rPr>
         <w:t>).</w:t>
       </w:r>
     </w:p>
@@ -1625,33 +2294,52 @@
         <w:shd w:fill="FFF8E7"/>
       </w:pPr>
       <w:r>
+        <w:rPr>
+          <w:b w:val="0"/>
+          <w:i w:val="0"/>
+        </w:rPr>
         <w:t xml:space="preserve">💡 </w:t>
       </w:r>
       <w:r>
         <w:rPr>
           <w:b/>
-        </w:rPr>
-        <w:t>A\* extension:</w:t>
-      </w:r>
-      <w:r>
+          <w:i w:val="0"/>
+        </w:rPr>
+        <w:t>A* extension:</w:t>
+      </w:r>
+      <w:r>
+        <w:rPr>
+          <w:b w:val="0"/>
+          <w:i w:val="0"/>
+        </w:rPr>
         <w:t xml:space="preserve"> In strict terms a function should be </w:t>
       </w:r>
       <w:r>
         <w:rPr>
           <w:b/>
+          <w:i w:val="0"/>
         </w:rPr>
         <w:t>side-effect free</w:t>
       </w:r>
       <w:r>
+        <w:rPr>
+          <w:b w:val="0"/>
+          <w:i w:val="0"/>
+        </w:rPr>
         <w:t xml:space="preserve"> — it computes a result purely from its parameters and changes nothing else. This makes programs predictable and easier to test. Procedures, by contrast, exist </w:t>
       </w:r>
       <w:r>
         <w:rPr>
+          <w:b w:val="0"/>
           <w:i/>
         </w:rPr>
         <w:t>for</w:t>
       </w:r>
       <w:r>
+        <w:rPr>
+          <w:b w:val="0"/>
+          <w:i w:val="0"/>
+        </w:rPr>
         <w:t xml:space="preserve"> their side effects (printing, updating a file, changing a global).</w:t>
       </w:r>
     </w:p>
@@ -1667,34 +2355,56 @@
         <w:pStyle w:val="Heading3"/>
       </w:pPr>
       <w:r>
+        <w:rPr>
+          <w:b w:val="0"/>
+          <w:i w:val="0"/>
+        </w:rPr>
         <w:t>Parameters and parameter passing</w:t>
       </w:r>
     </w:p>
     <w:p>
       <w:r>
+        <w:rPr>
+          <w:b w:val="0"/>
+          <w:i w:val="0"/>
+        </w:rPr>
         <w:t xml:space="preserve">A </w:t>
       </w:r>
       <w:r>
         <w:rPr>
           <w:b/>
+          <w:i w:val="0"/>
         </w:rPr>
         <w:t>parameter</w:t>
       </w:r>
       <w:r>
+        <w:rPr>
+          <w:b w:val="0"/>
+          <w:i w:val="0"/>
+        </w:rPr>
         <w:t xml:space="preserve"> is a variable listed in a subroutine's definition. An </w:t>
       </w:r>
       <w:r>
         <w:rPr>
           <w:b/>
+          <w:i w:val="0"/>
         </w:rPr>
         <w:t>argument</w:t>
       </w:r>
       <w:r>
+        <w:rPr>
+          <w:b w:val="0"/>
+          <w:i w:val="0"/>
+        </w:rPr>
         <w:t xml:space="preserve"> is the actual value supplied when the subroutine is called. Parameters let one subroutine work with different data each time.</w:t>
       </w:r>
     </w:p>
     <w:p>
       <w:r>
+        <w:rPr>
+          <w:b w:val="0"/>
+          <w:i w:val="0"/>
+        </w:rPr>
         <w:t>There are two ways data is passed:</w:t>
       </w:r>
     </w:p>
@@ -1705,28 +2415,43 @@
       <w:r>
         <w:rPr>
           <w:b/>
+          <w:i w:val="0"/>
         </w:rPr>
         <w:t>By value</w:t>
       </w:r>
       <w:r>
+        <w:rPr>
+          <w:b w:val="0"/>
+          <w:i w:val="0"/>
+        </w:rPr>
         <w:t xml:space="preserve"> — a </w:t>
       </w:r>
       <w:r>
         <w:rPr>
           <w:b/>
+          <w:i w:val="0"/>
         </w:rPr>
         <w:t>copy</w:t>
       </w:r>
       <w:r>
+        <w:rPr>
+          <w:b w:val="0"/>
+          <w:i w:val="0"/>
+        </w:rPr>
         <w:t xml:space="preserve"> of the argument's value is passed to the subroutine. Changes made inside the subroutine do </w:t>
       </w:r>
       <w:r>
         <w:rPr>
           <w:b/>
+          <w:i w:val="0"/>
         </w:rPr>
         <w:t>not</w:t>
       </w:r>
       <w:r>
+        <w:rPr>
+          <w:b w:val="0"/>
+          <w:i w:val="0"/>
+        </w:rPr>
         <w:t xml:space="preserve"> affect the original variable in the calling code.</w:t>
       </w:r>
     </w:p>
@@ -1737,28 +2462,43 @@
       <w:r>
         <w:rPr>
           <w:b/>
+          <w:i w:val="0"/>
         </w:rPr>
         <w:t>By reference</w:t>
       </w:r>
       <w:r>
+        <w:rPr>
+          <w:b w:val="0"/>
+          <w:i w:val="0"/>
+        </w:rPr>
         <w:t xml:space="preserve"> — the </w:t>
       </w:r>
       <w:r>
         <w:rPr>
           <w:b/>
+          <w:i w:val="0"/>
         </w:rPr>
         <w:t>memory address (a reference)</w:t>
       </w:r>
       <w:r>
+        <w:rPr>
+          <w:b w:val="0"/>
+          <w:i w:val="0"/>
+        </w:rPr>
         <w:t xml:space="preserve"> of the original variable is passed. The subroutine works on the original, so changes made inside </w:t>
       </w:r>
       <w:r>
         <w:rPr>
           <w:b/>
+          <w:i w:val="0"/>
         </w:rPr>
         <w:t>do</w:t>
       </w:r>
       <w:r>
+        <w:rPr>
+          <w:b w:val="0"/>
+          <w:i w:val="0"/>
+        </w:rPr>
         <w:t xml:space="preserve"> affect the original variable.</w:t>
       </w:r>
     </w:p>
@@ -1789,6 +2529,10 @@
     </w:p>
     <w:p>
       <w:r>
+        <w:rPr>
+          <w:b w:val="0"/>
+          <w:i w:val="0"/>
+        </w:rPr>
         <w:t>By value is safer (no accidental side effects); by reference is efficient for large data (no copy made) and lets a subroutine return changes through its parameters.</w:t>
       </w:r>
     </w:p>
@@ -1798,15 +2542,24 @@
         <w:shd w:fill="FFF8E7"/>
       </w:pPr>
       <w:r>
+        <w:rPr>
+          <w:b w:val="0"/>
+          <w:i w:val="0"/>
+        </w:rPr>
         <w:t xml:space="preserve">💡 </w:t>
       </w:r>
       <w:r>
         <w:rPr>
           <w:b/>
-        </w:rPr>
-        <w:t>A\* extension:</w:t>
-      </w:r>
-      <w:r>
+          <w:i w:val="0"/>
+        </w:rPr>
+        <w:t>A* extension:</w:t>
+      </w:r>
+      <w:r>
+        <w:rPr>
+          <w:b w:val="0"/>
+          <w:i w:val="0"/>
+        </w:rPr>
         <w:t xml:space="preserve"> By reference avoids copying large structures (e.g. a 10,000-element array), saving both time and memory — but at the cost of safety, because the caller's data can be altered unexpectedly. Many languages pass primitive types by value and objects/arrays by reference by default.</w:t>
       </w:r>
     </w:p>
@@ -1822,20 +2575,33 @@
         <w:pStyle w:val="Heading3"/>
       </w:pPr>
       <w:r>
+        <w:rPr>
+          <w:b w:val="0"/>
+          <w:i w:val="0"/>
+        </w:rPr>
         <w:t>Use of an IDE</w:t>
       </w:r>
     </w:p>
     <w:p>
       <w:r>
+        <w:rPr>
+          <w:b w:val="0"/>
+          <w:i w:val="0"/>
+        </w:rPr>
         <w:t xml:space="preserve">An </w:t>
       </w:r>
       <w:r>
         <w:rPr>
           <w:b/>
+          <w:i w:val="0"/>
         </w:rPr>
         <w:t>Integrated Development Environment (IDE)</w:t>
       </w:r>
       <w:r>
+        <w:rPr>
+          <w:b w:val="0"/>
+          <w:i w:val="0"/>
+        </w:rPr>
         <w:t xml:space="preserve"> is a single application providing the tools a programmer needs to write, test and debug code. Key features OCR expects you to know:</w:t>
       </w:r>
     </w:p>
@@ -1846,10 +2612,15 @@
       <w:r>
         <w:rPr>
           <w:b/>
+          <w:i w:val="0"/>
         </w:rPr>
         <w:t>Editor with syntax highlighting</w:t>
       </w:r>
       <w:r>
+        <w:rPr>
+          <w:b w:val="0"/>
+          <w:i w:val="0"/>
+        </w:rPr>
         <w:t xml:space="preserve"> — colours keywords/strings to aid reading.</w:t>
       </w:r>
     </w:p>
@@ -1860,10 +2631,15 @@
       <w:r>
         <w:rPr>
           <w:b/>
+          <w:i w:val="0"/>
         </w:rPr>
         <w:t>Code completion / auto-complete (intellisense)</w:t>
       </w:r>
       <w:r>
+        <w:rPr>
+          <w:b w:val="0"/>
+          <w:i w:val="0"/>
+        </w:rPr>
         <w:t xml:space="preserve"> — suggests names, speeds up typing, reduces typos.</w:t>
       </w:r>
     </w:p>
@@ -1874,10 +2650,15 @@
       <w:r>
         <w:rPr>
           <w:b/>
+          <w:i w:val="0"/>
         </w:rPr>
         <w:t>Auto-indentation and pretty-printing</w:t>
       </w:r>
       <w:r>
+        <w:rPr>
+          <w:b w:val="0"/>
+          <w:i w:val="0"/>
+        </w:rPr>
         <w:t xml:space="preserve"> — formats code consistently.</w:t>
       </w:r>
     </w:p>
@@ -1888,10 +2669,15 @@
       <w:r>
         <w:rPr>
           <w:b/>
+          <w:i w:val="0"/>
         </w:rPr>
         <w:t>Error diagnostics / error highlighting</w:t>
       </w:r>
       <w:r>
+        <w:rPr>
+          <w:b w:val="0"/>
+          <w:i w:val="0"/>
+        </w:rPr>
         <w:t xml:space="preserve"> — flags syntax errors as you type.</w:t>
       </w:r>
     </w:p>
@@ -1902,37 +2688,57 @@
       <w:r>
         <w:rPr>
           <w:b/>
+          <w:i w:val="0"/>
         </w:rPr>
         <w:t>Debugging tools</w:t>
       </w:r>
       <w:r>
+        <w:rPr>
+          <w:b w:val="0"/>
+          <w:i w:val="0"/>
+        </w:rPr>
         <w:t xml:space="preserve"> — </w:t>
       </w:r>
       <w:r>
         <w:rPr>
           <w:b/>
+          <w:i w:val="0"/>
         </w:rPr>
         <w:t>breakpoints</w:t>
       </w:r>
       <w:r>
+        <w:rPr>
+          <w:b w:val="0"/>
+          <w:i w:val="0"/>
+        </w:rPr>
         <w:t xml:space="preserve"> (pause execution at a chosen line), </w:t>
       </w:r>
       <w:r>
         <w:rPr>
           <w:b/>
+          <w:i w:val="0"/>
         </w:rPr>
         <w:t>stepping</w:t>
       </w:r>
       <w:r>
+        <w:rPr>
+          <w:b w:val="0"/>
+          <w:i w:val="0"/>
+        </w:rPr>
         <w:t xml:space="preserve"> (run one line at a time), </w:t>
       </w:r>
       <w:r>
         <w:rPr>
           <w:b/>
+          <w:i w:val="0"/>
         </w:rPr>
         <w:t>variable watch / watch window</w:t>
       </w:r>
       <w:r>
+        <w:rPr>
+          <w:b w:val="0"/>
+          <w:i w:val="0"/>
+        </w:rPr>
         <w:t xml:space="preserve"> (inspect values while running).</w:t>
       </w:r>
     </w:p>
@@ -1943,10 +2749,15 @@
       <w:r>
         <w:rPr>
           <w:b/>
+          <w:i w:val="0"/>
         </w:rPr>
         <w:t>Run-time environment / built-in interpreter or compiler</w:t>
       </w:r>
       <w:r>
+        <w:rPr>
+          <w:b w:val="0"/>
+          <w:i w:val="0"/>
+        </w:rPr>
         <w:t xml:space="preserve"> — run code without leaving the IDE.</w:t>
       </w:r>
     </w:p>
@@ -1957,10 +2768,15 @@
       <w:r>
         <w:rPr>
           <w:b/>
+          <w:i w:val="0"/>
         </w:rPr>
         <w:t>Translator (compiler/interpreter)</w:t>
       </w:r>
       <w:r>
+        <w:rPr>
+          <w:b w:val="0"/>
+          <w:i w:val="0"/>
+        </w:rPr>
         <w:t xml:space="preserve"> integration.</w:t>
       </w:r>
     </w:p>
@@ -1971,24 +2787,38 @@
       <w:r>
         <w:rPr>
           <w:b/>
+          <w:i w:val="0"/>
         </w:rPr>
         <w:t>Stepping through code</w:t>
       </w:r>
       <w:r>
+        <w:rPr>
+          <w:b w:val="0"/>
+          <w:i w:val="0"/>
+        </w:rPr>
         <w:t xml:space="preserve"> and a </w:t>
       </w:r>
       <w:r>
         <w:rPr>
           <w:b/>
+          <w:i w:val="0"/>
         </w:rPr>
         <w:t>call stack viewer</w:t>
       </w:r>
       <w:r>
+        <w:rPr>
+          <w:b w:val="0"/>
+          <w:i w:val="0"/>
+        </w:rPr>
         <w:t>.</w:t>
       </w:r>
     </w:p>
     <w:p>
       <w:r>
+        <w:rPr>
+          <w:b w:val="0"/>
+          <w:i w:val="0"/>
+        </w:rPr>
         <w:t>These features reduce development time and make finding and fixing errors faster.</w:t>
       </w:r>
     </w:p>
@@ -2004,20 +2834,33 @@
         <w:pStyle w:val="Heading3"/>
       </w:pPr>
       <w:r>
+        <w:rPr>
+          <w:b w:val="0"/>
+          <w:i w:val="0"/>
+        </w:rPr>
         <w:t>Object-oriented programming (OOP)</w:t>
       </w:r>
     </w:p>
     <w:p>
       <w:r>
+        <w:rPr>
+          <w:b w:val="0"/>
+          <w:i w:val="0"/>
+        </w:rPr>
         <w:t xml:space="preserve">OOP models a program as a collection of </w:t>
       </w:r>
       <w:r>
         <w:rPr>
           <w:b/>
+          <w:i w:val="0"/>
         </w:rPr>
         <w:t>objects</w:t>
       </w:r>
       <w:r>
+        <w:rPr>
+          <w:b w:val="0"/>
+          <w:i w:val="0"/>
+        </w:rPr>
         <w:t xml:space="preserve"> that hold data and the operations that act on that data.</w:t>
       </w:r>
     </w:p>
@@ -2026,42 +2869,66 @@
         <w:pStyle w:val="ListBullet"/>
       </w:pPr>
       <w:r>
+        <w:rPr>
+          <w:b w:val="0"/>
+          <w:i w:val="0"/>
+        </w:rPr>
         <w:t xml:space="preserve">A </w:t>
       </w:r>
       <w:r>
         <w:rPr>
           <w:b/>
+          <w:i w:val="0"/>
         </w:rPr>
         <w:t>class</w:t>
       </w:r>
       <w:r>
+        <w:rPr>
+          <w:b w:val="0"/>
+          <w:i w:val="0"/>
+        </w:rPr>
         <w:t xml:space="preserve"> is a </w:t>
       </w:r>
       <w:r>
         <w:rPr>
           <w:b/>
+          <w:i w:val="0"/>
         </w:rPr>
         <w:t>template/blueprint</w:t>
       </w:r>
       <w:r>
+        <w:rPr>
+          <w:b w:val="0"/>
+          <w:i w:val="0"/>
+        </w:rPr>
         <w:t xml:space="preserve"> that defines the </w:t>
       </w:r>
       <w:r>
         <w:rPr>
           <w:b/>
+          <w:i w:val="0"/>
         </w:rPr>
         <w:t>attributes</w:t>
       </w:r>
       <w:r>
+        <w:rPr>
+          <w:b w:val="0"/>
+          <w:i w:val="0"/>
+        </w:rPr>
         <w:t xml:space="preserve"> (data) and </w:t>
       </w:r>
       <w:r>
         <w:rPr>
           <w:b/>
+          <w:i w:val="0"/>
         </w:rPr>
         <w:t>methods</w:t>
       </w:r>
       <w:r>
+        <w:rPr>
+          <w:b w:val="0"/>
+          <w:i w:val="0"/>
+        </w:rPr>
         <w:t xml:space="preserve"> (behaviours/subroutines) that its objects will have.</w:t>
       </w:r>
     </w:p>
@@ -2070,24 +2937,38 @@
         <w:pStyle w:val="ListBullet"/>
       </w:pPr>
       <w:r>
+        <w:rPr>
+          <w:b w:val="0"/>
+          <w:i w:val="0"/>
+        </w:rPr>
         <w:t xml:space="preserve">An </w:t>
       </w:r>
       <w:r>
         <w:rPr>
           <w:b/>
+          <w:i w:val="0"/>
         </w:rPr>
         <w:t>object</w:t>
       </w:r>
       <w:r>
+        <w:rPr>
+          <w:b w:val="0"/>
+          <w:i w:val="0"/>
+        </w:rPr>
         <w:t xml:space="preserve"> is a specific </w:t>
       </w:r>
       <w:r>
         <w:rPr>
           <w:b/>
+          <w:i w:val="0"/>
         </w:rPr>
         <w:t>instance</w:t>
       </w:r>
       <w:r>
+        <w:rPr>
+          <w:b w:val="0"/>
+          <w:i w:val="0"/>
+        </w:rPr>
         <w:t xml:space="preserve"> of a class, created at run time.</w:t>
       </w:r>
     </w:p>
@@ -2096,15 +2977,24 @@
         <w:pStyle w:val="ListBullet"/>
       </w:pPr>
       <w:r>
+        <w:rPr>
+          <w:b w:val="0"/>
+          <w:i w:val="0"/>
+        </w:rPr>
         <w:t xml:space="preserve">An </w:t>
       </w:r>
       <w:r>
         <w:rPr>
           <w:b/>
+          <w:i w:val="0"/>
         </w:rPr>
         <w:t>attribute (field/property)</w:t>
       </w:r>
       <w:r>
+        <w:rPr>
+          <w:b w:val="0"/>
+          <w:i w:val="0"/>
+        </w:rPr>
         <w:t xml:space="preserve"> is a variable belonging to an object — its data.</w:t>
       </w:r>
     </w:p>
@@ -2113,15 +3003,24 @@
         <w:pStyle w:val="ListBullet"/>
       </w:pPr>
       <w:r>
+        <w:rPr>
+          <w:b w:val="0"/>
+          <w:i w:val="0"/>
+        </w:rPr>
         <w:t xml:space="preserve">A </w:t>
       </w:r>
       <w:r>
         <w:rPr>
           <w:b/>
+          <w:i w:val="0"/>
         </w:rPr>
         <w:t>method</w:t>
       </w:r>
       <w:r>
+        <w:rPr>
+          <w:b w:val="0"/>
+          <w:i w:val="0"/>
+        </w:rPr>
         <w:t xml:space="preserve"> is a subroutine belonging to a class — its behaviour.</w:t>
       </w:r>
     </w:p>
@@ -2130,25 +3029,40 @@
         <w:pStyle w:val="ListBullet"/>
       </w:pPr>
       <w:r>
+        <w:rPr>
+          <w:b w:val="0"/>
+          <w:i w:val="0"/>
+        </w:rPr>
         <w:t xml:space="preserve">A </w:t>
       </w:r>
       <w:r>
         <w:rPr>
           <w:b/>
+          <w:i w:val="0"/>
         </w:rPr>
         <w:t>constructor</w:t>
       </w:r>
       <w:r>
+        <w:rPr>
+          <w:b w:val="0"/>
+          <w:i w:val="0"/>
+        </w:rPr>
         <w:t xml:space="preserve"> is a special method that runs when an object is created, used to set up (initialise) its attributes. In OCR ERL it is often written as </w:t>
       </w:r>
       <w:r>
         <w:rPr>
           <w:rFonts w:ascii="Consolas" w:hAnsi="Consolas"/>
+          <w:b w:val="0"/>
+          <w:i w:val="0"/>
           <w:sz w:val="19"/>
         </w:rPr>
         <w:t>new</w:t>
       </w:r>
       <w:r>
+        <w:rPr>
+          <w:b w:val="0"/>
+          <w:i w:val="0"/>
+        </w:rPr>
         <w:t>.</w:t>
       </w:r>
     </w:p>
@@ -2209,28 +3123,43 @@
       <w:r>
         <w:rPr>
           <w:b/>
+          <w:i w:val="0"/>
         </w:rPr>
         <w:t>Encapsulation</w:t>
       </w:r>
       <w:r>
+        <w:rPr>
+          <w:b w:val="0"/>
+          <w:i w:val="0"/>
+        </w:rPr>
         <w:t xml:space="preserve"> — bundling attributes and the methods that use them inside a class, and keeping attributes </w:t>
       </w:r>
       <w:r>
         <w:rPr>
           <w:b/>
+          <w:i w:val="0"/>
         </w:rPr>
         <w:t>private</w:t>
       </w:r>
       <w:r>
+        <w:rPr>
+          <w:b w:val="0"/>
+          <w:i w:val="0"/>
+        </w:rPr>
         <w:t xml:space="preserve"> so they can only be accessed/changed through </w:t>
       </w:r>
       <w:r>
         <w:rPr>
           <w:b/>
+          <w:i w:val="0"/>
         </w:rPr>
         <w:t>public methods</w:t>
       </w:r>
       <w:r>
+        <w:rPr>
+          <w:b w:val="0"/>
+          <w:i w:val="0"/>
+        </w:rPr>
         <w:t>. This protects data integrity (data hiding).</w:t>
       </w:r>
     </w:p>
@@ -2238,37 +3167,57 @@
       <w:r>
         <w:rPr>
           <w:b/>
+          <w:i w:val="0"/>
         </w:rPr>
         <w:t>Getters and setters</w:t>
       </w:r>
       <w:r>
+        <w:rPr>
+          <w:b w:val="0"/>
+          <w:i w:val="0"/>
+        </w:rPr>
         <w:t xml:space="preserve"> — public methods that read (</w:t>
       </w:r>
       <w:r>
         <w:rPr>
           <w:b/>
+          <w:i w:val="0"/>
         </w:rPr>
         <w:t>getter/accessor</w:t>
       </w:r>
       <w:r>
+        <w:rPr>
+          <w:b w:val="0"/>
+          <w:i w:val="0"/>
+        </w:rPr>
         <w:t>) and write (</w:t>
       </w:r>
       <w:r>
         <w:rPr>
           <w:b/>
+          <w:i w:val="0"/>
         </w:rPr>
         <w:t>setter/mutator</w:t>
       </w:r>
       <w:r>
+        <w:rPr>
+          <w:b w:val="0"/>
+          <w:i w:val="0"/>
+        </w:rPr>
         <w:t xml:space="preserve">) private attributes in a controlled way. A setter can include </w:t>
       </w:r>
       <w:r>
         <w:rPr>
           <w:b/>
+          <w:i w:val="0"/>
         </w:rPr>
         <w:t>validation</w:t>
       </w:r>
       <w:r>
+        <w:rPr>
+          <w:b w:val="0"/>
+          <w:i w:val="0"/>
+        </w:rPr>
         <w:t xml:space="preserve"> before changing the value.</w:t>
       </w:r>
     </w:p>
@@ -2276,56 +3225,87 @@
       <w:r>
         <w:rPr>
           <w:b/>
+          <w:i w:val="0"/>
         </w:rPr>
         <w:t>Inheritance</w:t>
       </w:r>
       <w:r>
+        <w:rPr>
+          <w:b w:val="0"/>
+          <w:i w:val="0"/>
+        </w:rPr>
         <w:t xml:space="preserve"> — a class (the </w:t>
       </w:r>
       <w:r>
         <w:rPr>
           <w:b/>
+          <w:i w:val="0"/>
         </w:rPr>
         <w:t>subclass/child</w:t>
       </w:r>
       <w:r>
+        <w:rPr>
+          <w:b w:val="0"/>
+          <w:i w:val="0"/>
+        </w:rPr>
         <w:t xml:space="preserve">) can </w:t>
       </w:r>
       <w:r>
         <w:rPr>
           <w:b/>
+          <w:i w:val="0"/>
         </w:rPr>
         <w:t>inherit</w:t>
       </w:r>
       <w:r>
+        <w:rPr>
+          <w:b w:val="0"/>
+          <w:i w:val="0"/>
+        </w:rPr>
         <w:t xml:space="preserve"> the attributes and methods of another class (the </w:t>
       </w:r>
       <w:r>
         <w:rPr>
           <w:b/>
+          <w:i w:val="0"/>
         </w:rPr>
         <w:t>superclass/parent</w:t>
       </w:r>
       <w:r>
+        <w:rPr>
+          <w:b w:val="0"/>
+          <w:i w:val="0"/>
+        </w:rPr>
         <w:t xml:space="preserve">), then add or change its own. This promotes </w:t>
       </w:r>
       <w:r>
         <w:rPr>
           <w:b/>
+          <w:i w:val="0"/>
         </w:rPr>
         <w:t>reuse</w:t>
       </w:r>
       <w:r>
+        <w:rPr>
+          <w:b w:val="0"/>
+          <w:i w:val="0"/>
+        </w:rPr>
         <w:t xml:space="preserve"> and models "is-a" relationships. In OCR ERL: </w:t>
       </w:r>
       <w:r>
         <w:rPr>
           <w:rFonts w:ascii="Consolas" w:hAnsi="Consolas"/>
+          <w:b w:val="0"/>
+          <w:i w:val="0"/>
           <w:sz w:val="19"/>
         </w:rPr>
         <w:t>inherits</w:t>
       </w:r>
       <w:r>
+        <w:rPr>
+          <w:b w:val="0"/>
+          <w:i w:val="0"/>
+        </w:rPr>
         <w:t>.</w:t>
       </w:r>
     </w:p>
@@ -2365,49 +3345,77 @@
       <w:r>
         <w:rPr>
           <w:b/>
+          <w:i w:val="0"/>
         </w:rPr>
         <w:t>Polymorphism</w:t>
       </w:r>
       <w:r>
+        <w:rPr>
+          <w:b w:val="0"/>
+          <w:i w:val="0"/>
+        </w:rPr>
         <w:t xml:space="preserve"> — literally "many forms": the same method call behaves differently depending on the object's class. Above, </w:t>
       </w:r>
       <w:r>
         <w:rPr>
           <w:rFonts w:ascii="Consolas" w:hAnsi="Consolas"/>
+          <w:b w:val="0"/>
+          <w:i w:val="0"/>
           <w:sz w:val="19"/>
         </w:rPr>
         <w:t>speak()</w:t>
       </w:r>
       <w:r>
+        <w:rPr>
+          <w:b w:val="0"/>
+          <w:i w:val="0"/>
+        </w:rPr>
         <w:t xml:space="preserve"> outputs a generic sound for an </w:t>
       </w:r>
       <w:r>
         <w:rPr>
           <w:rFonts w:ascii="Consolas" w:hAnsi="Consolas"/>
+          <w:b w:val="0"/>
+          <w:i w:val="0"/>
           <w:sz w:val="19"/>
         </w:rPr>
         <w:t>Animal</w:t>
       </w:r>
       <w:r>
+        <w:rPr>
+          <w:b w:val="0"/>
+          <w:i w:val="0"/>
+        </w:rPr>
         <w:t xml:space="preserve"> but "Woof!" for a </w:t>
       </w:r>
       <w:r>
         <w:rPr>
           <w:rFonts w:ascii="Consolas" w:hAnsi="Consolas"/>
+          <w:b w:val="0"/>
+          <w:i w:val="0"/>
           <w:sz w:val="19"/>
         </w:rPr>
         <w:t>Dog</w:t>
       </w:r>
       <w:r>
+        <w:rPr>
+          <w:b w:val="0"/>
+          <w:i w:val="0"/>
+        </w:rPr>
         <w:t xml:space="preserve">. </w:t>
       </w:r>
       <w:r>
         <w:rPr>
           <w:b/>
+          <w:i w:val="0"/>
         </w:rPr>
         <w:t>Overriding</w:t>
       </w:r>
       <w:r>
+        <w:rPr>
+          <w:b w:val="0"/>
+          <w:i w:val="0"/>
+        </w:rPr>
         <w:t xml:space="preserve"> a method in a subclass is the most common form of polymorphism at A Level.</w:t>
       </w:r>
     </w:p>
@@ -2415,10 +3423,15 @@
       <w:r>
         <w:rPr>
           <w:b/>
+          <w:i w:val="0"/>
         </w:rPr>
         <w:t>Benefits of OOP:</w:t>
       </w:r>
       <w:r>
+        <w:rPr>
+          <w:b w:val="0"/>
+          <w:i w:val="0"/>
+        </w:rPr>
         <w:t xml:space="preserve"> reusable code (inheritance), data security (encapsulation), easier maintenance, and code that mirrors real-world objects, making large systems easier to design and divide among a team.</w:t>
       </w:r>
     </w:p>
@@ -2428,43 +3441,68 @@
         <w:shd w:fill="FFF8E7"/>
       </w:pPr>
       <w:r>
+        <w:rPr>
+          <w:b w:val="0"/>
+          <w:i w:val="0"/>
+        </w:rPr>
         <w:t xml:space="preserve">💡 </w:t>
       </w:r>
       <w:r>
         <w:rPr>
           <w:b/>
-        </w:rPr>
-        <w:t>A\* extension:</w:t>
-      </w:r>
-      <w:r>
+          <w:i w:val="0"/>
+        </w:rPr>
+        <w:t>A* extension:</w:t>
+      </w:r>
+      <w:r>
+        <w:rPr>
+          <w:b w:val="0"/>
+          <w:i w:val="0"/>
+        </w:rPr>
         <w:t xml:space="preserve"> Distinguish </w:t>
       </w:r>
       <w:r>
         <w:rPr>
           <w:b/>
+          <w:i w:val="0"/>
         </w:rPr>
         <w:t>overriding</w:t>
       </w:r>
       <w:r>
+        <w:rPr>
+          <w:b w:val="0"/>
+          <w:i w:val="0"/>
+        </w:rPr>
         <w:t xml:space="preserve"> (a subclass replaces an inherited method with the same name and parameters) from </w:t>
       </w:r>
       <w:r>
         <w:rPr>
           <w:b/>
+          <w:i w:val="0"/>
         </w:rPr>
         <w:t>overloading</w:t>
       </w:r>
       <w:r>
+        <w:rPr>
+          <w:b w:val="0"/>
+          <w:i w:val="0"/>
+        </w:rPr>
         <w:t xml:space="preserve"> (multiple methods share a name but have different parameter lists). Polymorphism via overriding lets you store mixed objects in one collection and call </w:t>
       </w:r>
       <w:r>
         <w:rPr>
           <w:rFonts w:ascii="Consolas" w:hAnsi="Consolas"/>
+          <w:b w:val="0"/>
+          <w:i w:val="0"/>
           <w:sz w:val="19"/>
         </w:rPr>
         <w:t>speak()</w:t>
       </w:r>
       <w:r>
+        <w:rPr>
+          <w:b w:val="0"/>
+          <w:i w:val="0"/>
+        </w:rPr>
         <w:t xml:space="preserve"> on each, letting each object respond in its own way — powerful for extensible designs.</w:t>
       </w:r>
     </w:p>
@@ -2480,6 +3518,10 @@
         <w:pStyle w:val="Heading1"/>
       </w:pPr>
       <w:r>
+        <w:rPr>
+          <w:b w:val="0"/>
+          <w:i w:val="0"/>
+        </w:rPr>
         <w:t>2.2.2 Computational methods</w:t>
       </w:r>
     </w:p>
@@ -2488,20 +3530,33 @@
         <w:pStyle w:val="Heading3"/>
       </w:pPr>
       <w:r>
+        <w:rPr>
+          <w:b w:val="0"/>
+          <w:i w:val="0"/>
+        </w:rPr>
         <w:t>Features that make a problem solvable by computational methods</w:t>
       </w:r>
     </w:p>
     <w:p>
       <w:r>
+        <w:rPr>
+          <w:b w:val="0"/>
+          <w:i w:val="0"/>
+        </w:rPr>
         <w:t xml:space="preserve">A problem is suitable for a </w:t>
       </w:r>
       <w:r>
         <w:rPr>
           <w:b/>
+          <w:i w:val="0"/>
         </w:rPr>
         <w:t>computational solution</w:t>
       </w:r>
       <w:r>
+        <w:rPr>
+          <w:b w:val="0"/>
+          <w:i w:val="0"/>
+        </w:rPr>
         <w:t xml:space="preserve"> when it has features a computer can exploit. Look for:</w:t>
       </w:r>
     </w:p>
@@ -2510,15 +3565,24 @@
         <w:pStyle w:val="ListBullet"/>
       </w:pPr>
       <w:r>
+        <w:rPr>
+          <w:b w:val="0"/>
+          <w:i w:val="0"/>
+        </w:rPr>
         <w:t xml:space="preserve">It can be </w:t>
       </w:r>
       <w:r>
         <w:rPr>
           <w:b/>
+          <w:i w:val="0"/>
         </w:rPr>
         <w:t>broken down (decomposed)</w:t>
       </w:r>
       <w:r>
+        <w:rPr>
+          <w:b w:val="0"/>
+          <w:i w:val="0"/>
+        </w:rPr>
         <w:t xml:space="preserve"> into smaller sub-problems.</w:t>
       </w:r>
     </w:p>
@@ -2527,15 +3591,24 @@
         <w:pStyle w:val="ListBullet"/>
       </w:pPr>
       <w:r>
+        <w:rPr>
+          <w:b w:val="0"/>
+          <w:i w:val="0"/>
+        </w:rPr>
         <w:t xml:space="preserve">It involves </w:t>
       </w:r>
       <w:r>
         <w:rPr>
           <w:b/>
+          <w:i w:val="0"/>
         </w:rPr>
         <w:t>inputs, processes and outputs</w:t>
       </w:r>
       <w:r>
+        <w:rPr>
+          <w:b w:val="0"/>
+          <w:i w:val="0"/>
+        </w:rPr>
         <w:t xml:space="preserve"> that can be clearly defined.</w:t>
       </w:r>
     </w:p>
@@ -2544,15 +3617,24 @@
         <w:pStyle w:val="ListBullet"/>
       </w:pPr>
       <w:r>
+        <w:rPr>
+          <w:b w:val="0"/>
+          <w:i w:val="0"/>
+        </w:rPr>
         <w:t xml:space="preserve">It is </w:t>
       </w:r>
       <w:r>
         <w:rPr>
           <w:b/>
+          <w:i w:val="0"/>
         </w:rPr>
         <w:t>repetitive</w:t>
       </w:r>
       <w:r>
+        <w:rPr>
+          <w:b w:val="0"/>
+          <w:i w:val="0"/>
+        </w:rPr>
         <w:t xml:space="preserve"> or follows rules/patterns that can be expressed as an algorithm.</w:t>
       </w:r>
     </w:p>
@@ -2561,15 +3643,24 @@
         <w:pStyle w:val="ListBullet"/>
       </w:pPr>
       <w:r>
+        <w:rPr>
+          <w:b w:val="0"/>
+          <w:i w:val="0"/>
+        </w:rPr>
         <w:t xml:space="preserve">Useful </w:t>
       </w:r>
       <w:r>
         <w:rPr>
           <w:b/>
+          <w:i w:val="0"/>
         </w:rPr>
         <w:t>abstractions</w:t>
       </w:r>
       <w:r>
+        <w:rPr>
+          <w:b w:val="0"/>
+          <w:i w:val="0"/>
+        </w:rPr>
         <w:t xml:space="preserve"> can be made (irrelevant detail removed).</w:t>
       </w:r>
     </w:p>
@@ -2578,15 +3669,24 @@
         <w:pStyle w:val="ListBullet"/>
       </w:pPr>
       <w:r>
+        <w:rPr>
+          <w:b w:val="0"/>
+          <w:i w:val="0"/>
+        </w:rPr>
         <w:t xml:space="preserve">The data and relationships involved can be </w:t>
       </w:r>
       <w:r>
         <w:rPr>
           <w:b/>
+          <w:i w:val="0"/>
         </w:rPr>
         <w:t>structured/modelled</w:t>
       </w:r>
       <w:r>
+        <w:rPr>
+          <w:b w:val="0"/>
+          <w:i w:val="0"/>
+        </w:rPr>
         <w:t xml:space="preserve"> (e.g. variables, arrays, objects).</w:t>
       </w:r>
     </w:p>
@@ -2595,47 +3695,75 @@
         <w:pStyle w:val="ListBullet"/>
       </w:pPr>
       <w:r>
+        <w:rPr>
+          <w:b w:val="0"/>
+          <w:i w:val="0"/>
+        </w:rPr>
         <w:t xml:space="preserve">A </w:t>
       </w:r>
       <w:r>
         <w:rPr>
           <w:b/>
+          <w:i w:val="0"/>
         </w:rPr>
         <w:t>clear, finite sequence of steps</w:t>
       </w:r>
       <w:r>
+        <w:rPr>
+          <w:b w:val="0"/>
+          <w:i w:val="0"/>
+        </w:rPr>
         <w:t xml:space="preserve"> to reach a solution exists.</w:t>
       </w:r>
     </w:p>
     <w:p>
       <w:r>
+        <w:rPr>
+          <w:b w:val="0"/>
+          <w:i w:val="0"/>
+        </w:rPr>
         <w:t xml:space="preserve">Not all problems are computable (e.g. the Halting Problem), and some are computable but </w:t>
       </w:r>
       <w:r>
         <w:rPr>
           <w:b/>
+          <w:i w:val="0"/>
         </w:rPr>
         <w:t>intractable</w:t>
       </w:r>
       <w:r>
+        <w:rPr>
+          <w:b w:val="0"/>
+          <w:i w:val="0"/>
+        </w:rPr>
         <w:t xml:space="preserve"> (would take impractically long). Recognising what </w:t>
       </w:r>
       <w:r>
         <w:rPr>
+          <w:b w:val="0"/>
           <w:i/>
         </w:rPr>
         <w:t>can</w:t>
       </w:r>
       <w:r>
+        <w:rPr>
+          <w:b w:val="0"/>
+          <w:i w:val="0"/>
+        </w:rPr>
         <w:t xml:space="preserve"> realistically be solved is part of </w:t>
       </w:r>
       <w:r>
         <w:rPr>
           <w:b/>
+          <w:i w:val="0"/>
         </w:rPr>
         <w:t>thinking computationally</w:t>
       </w:r>
       <w:r>
+        <w:rPr>
+          <w:b w:val="0"/>
+          <w:i w:val="0"/>
+        </w:rPr>
         <w:t>.</w:t>
       </w:r>
     </w:p>
@@ -2651,6 +3779,10 @@
         <w:pStyle w:val="Heading3"/>
       </w:pPr>
       <w:r>
+        <w:rPr>
+          <w:b w:val="0"/>
+          <w:i w:val="0"/>
+        </w:rPr>
         <w:t>Problem recognition</w:t>
       </w:r>
     </w:p>
@@ -2658,19 +3790,29 @@
       <w:r>
         <w:rPr>
           <w:b/>
+          <w:i w:val="0"/>
         </w:rPr>
         <w:t>Problem recognition</w:t>
       </w:r>
       <w:r>
+        <w:rPr>
+          <w:b w:val="0"/>
+          <w:i w:val="0"/>
+        </w:rPr>
         <w:t xml:space="preserve"> is the first stage: clearly identifying and understanding </w:t>
       </w:r>
       <w:r>
         <w:rPr>
           <w:b/>
+          <w:i w:val="0"/>
         </w:rPr>
         <w:t>what the problem actually is</w:t>
       </w:r>
       <w:r>
+        <w:rPr>
+          <w:b w:val="0"/>
+          <w:i w:val="0"/>
+        </w:rPr>
         <w:t xml:space="preserve"> before attempting to solve it. It means defining the requirements — the inputs available, the outputs needed, the constraints, and what a successful solution looks like. Misunderstanding the problem leads to solving the wrong thing.</w:t>
       </w:r>
     </w:p>
@@ -2686,6 +3828,10 @@
         <w:pStyle w:val="Heading3"/>
       </w:pPr>
       <w:r>
+        <w:rPr>
+          <w:b w:val="0"/>
+          <w:i w:val="0"/>
+        </w:rPr>
         <w:t>Problem decomposition</w:t>
       </w:r>
     </w:p>
@@ -2693,30 +3839,45 @@
       <w:r>
         <w:rPr>
           <w:b/>
+          <w:i w:val="0"/>
         </w:rPr>
         <w:t>Decomposition</w:t>
       </w:r>
       <w:r>
+        <w:rPr>
+          <w:b w:val="0"/>
+          <w:i w:val="0"/>
+        </w:rPr>
         <w:t xml:space="preserve"> is breaking a complex problem down into </w:t>
       </w:r>
       <w:r>
         <w:rPr>
           <w:b/>
+          <w:i w:val="0"/>
         </w:rPr>
         <w:t>smaller, more manageable sub-problems</w:t>
       </w:r>
       <w:r>
+        <w:rPr>
+          <w:b w:val="0"/>
+          <w:i w:val="0"/>
+        </w:rPr>
         <w:t xml:space="preserve"> that can each be solved (and tested) individually. Each sub-problem may be broken down further. This makes a daunting task achievable, supports modular code and lets a team divide work.</w:t>
       </w:r>
     </w:p>
     <w:p>
       <w:r>
         <w:rPr>
+          <w:b w:val="0"/>
           <w:i/>
         </w:rPr>
         <w:t>Example:</w:t>
       </w:r>
       <w:r>
+        <w:rPr>
+          <w:b w:val="0"/>
+          <w:i w:val="0"/>
+        </w:rPr>
         <w:t xml:space="preserve"> building a game — decompose into rendering graphics, handling user input, physics, scoring and AI; then break "scoring" into "detect collision", "update score", "display score".</w:t>
       </w:r>
     </w:p>
@@ -2732,6 +3893,10 @@
         <w:pStyle w:val="Heading3"/>
       </w:pPr>
       <w:r>
+        <w:rPr>
+          <w:b w:val="0"/>
+          <w:i w:val="0"/>
+        </w:rPr>
         <w:t>Divide and conquer</w:t>
       </w:r>
     </w:p>
@@ -2739,75 +3904,115 @@
       <w:r>
         <w:rPr>
           <w:b/>
+          <w:i w:val="0"/>
         </w:rPr>
         <w:t>Divide and conquer</w:t>
       </w:r>
       <w:r>
+        <w:rPr>
+          <w:b w:val="0"/>
+          <w:i w:val="0"/>
+        </w:rPr>
         <w:t xml:space="preserve"> is a problem-solving approach that repeatedly </w:t>
       </w:r>
       <w:r>
         <w:rPr>
           <w:b/>
+          <w:i w:val="0"/>
         </w:rPr>
         <w:t>divides</w:t>
       </w:r>
       <w:r>
+        <w:rPr>
+          <w:b w:val="0"/>
+          <w:i w:val="0"/>
+        </w:rPr>
         <w:t xml:space="preserve"> a problem in half (or into parts), solves each part, then </w:t>
       </w:r>
       <w:r>
         <w:rPr>
           <w:b/>
+          <w:i w:val="0"/>
         </w:rPr>
         <w:t>combines</w:t>
       </w:r>
       <w:r>
+        <w:rPr>
+          <w:b w:val="0"/>
+          <w:i w:val="0"/>
+        </w:rPr>
         <w:t xml:space="preserve"> the results. It often reduces a problem of size </w:t>
       </w:r>
       <w:r>
         <w:rPr>
+          <w:b w:val="0"/>
           <w:i/>
         </w:rPr>
         <w:t>n</w:t>
       </w:r>
       <w:r>
+        <w:rPr>
+          <w:b w:val="0"/>
+          <w:i w:val="0"/>
+        </w:rPr>
         <w:t xml:space="preserve"> so that each step only handles half the data, giving very efficient algorithms.</w:t>
       </w:r>
     </w:p>
     <w:p>
       <w:r>
         <w:rPr>
+          <w:b w:val="0"/>
           <w:i/>
         </w:rPr>
         <w:t>Examples:</w:t>
       </w:r>
       <w:r>
+        <w:rPr>
+          <w:b w:val="0"/>
+          <w:i w:val="0"/>
+        </w:rPr>
         <w:t xml:space="preserve"> </w:t>
       </w:r>
       <w:r>
         <w:rPr>
           <w:b/>
+          <w:i w:val="0"/>
         </w:rPr>
         <w:t>binary search</w:t>
       </w:r>
       <w:r>
+        <w:rPr>
+          <w:b w:val="0"/>
+          <w:i w:val="0"/>
+        </w:rPr>
         <w:t xml:space="preserve"> (halve the search space each comparison), </w:t>
       </w:r>
       <w:r>
         <w:rPr>
           <w:b/>
+          <w:i w:val="0"/>
         </w:rPr>
         <w:t>merge sort</w:t>
       </w:r>
       <w:r>
+        <w:rPr>
+          <w:b w:val="0"/>
+          <w:i w:val="0"/>
+        </w:rPr>
         <w:t xml:space="preserve"> and </w:t>
       </w:r>
       <w:r>
         <w:rPr>
           <w:b/>
+          <w:i w:val="0"/>
         </w:rPr>
         <w:t>quicksort</w:t>
       </w:r>
       <w:r>
+        <w:rPr>
+          <w:b w:val="0"/>
+          <w:i w:val="0"/>
+        </w:rPr>
         <w:t xml:space="preserve"> (split the list, sort the parts, recombine). Closely linked to recursion.</w:t>
       </w:r>
     </w:p>
@@ -2817,51 +4022,80 @@
         <w:shd w:fill="FFF8E7"/>
       </w:pPr>
       <w:r>
+        <w:rPr>
+          <w:b w:val="0"/>
+          <w:i w:val="0"/>
+        </w:rPr>
         <w:t xml:space="preserve">💡 </w:t>
       </w:r>
       <w:r>
         <w:rPr>
           <w:b/>
-        </w:rPr>
-        <w:t>A\* extension:</w:t>
-      </w:r>
-      <w:r>
+          <w:i w:val="0"/>
+        </w:rPr>
+        <w:t>A* extension:</w:t>
+      </w:r>
+      <w:r>
+        <w:rPr>
+          <w:b w:val="0"/>
+          <w:i w:val="0"/>
+        </w:rPr>
         <w:t xml:space="preserve"> Decomposition and divide and conquer are related but distinct. </w:t>
       </w:r>
       <w:r>
         <w:rPr>
           <w:b/>
+          <w:i w:val="0"/>
         </w:rPr>
         <w:t>Decomposition</w:t>
       </w:r>
       <w:r>
+        <w:rPr>
+          <w:b w:val="0"/>
+          <w:i w:val="0"/>
+        </w:rPr>
         <w:t xml:space="preserve"> breaks a problem into </w:t>
       </w:r>
       <w:r>
         <w:rPr>
+          <w:b w:val="0"/>
           <w:i/>
         </w:rPr>
         <w:t>different</w:t>
       </w:r>
       <w:r>
+        <w:rPr>
+          <w:b w:val="0"/>
+          <w:i w:val="0"/>
+        </w:rPr>
         <w:t xml:space="preserve"> sub-tasks (input, process, output). </w:t>
       </w:r>
       <w:r>
         <w:rPr>
           <w:b/>
+          <w:i w:val="0"/>
         </w:rPr>
         <w:t>Divide and conquer</w:t>
       </w:r>
       <w:r>
+        <w:rPr>
+          <w:b w:val="0"/>
+          <w:i w:val="0"/>
+        </w:rPr>
         <w:t xml:space="preserve"> breaks a problem into </w:t>
       </w:r>
       <w:r>
         <w:rPr>
+          <w:b w:val="0"/>
           <w:i/>
         </w:rPr>
         <w:t>smaller instances of the same problem</w:t>
       </w:r>
       <w:r>
+        <w:rPr>
+          <w:b w:val="0"/>
+          <w:i w:val="0"/>
+        </w:rPr>
         <w:t xml:space="preserve"> and combines their solutions — which is why it pairs so naturally with recursion and gives logarithmic-style efficiency gains.</w:t>
       </w:r>
     </w:p>
@@ -2877,6 +4111,10 @@
         <w:pStyle w:val="Heading3"/>
       </w:pPr>
       <w:r>
+        <w:rPr>
+          <w:b w:val="0"/>
+          <w:i w:val="0"/>
+        </w:rPr>
         <w:t>Abstraction</w:t>
       </w:r>
     </w:p>
@@ -2884,19 +4122,29 @@
       <w:r>
         <w:rPr>
           <w:b/>
+          <w:i w:val="0"/>
         </w:rPr>
         <w:t>Abstraction</w:t>
       </w:r>
       <w:r>
+        <w:rPr>
+          <w:b w:val="0"/>
+          <w:i w:val="0"/>
+        </w:rPr>
         <w:t xml:space="preserve"> is the process of </w:t>
       </w:r>
       <w:r>
         <w:rPr>
           <w:b/>
+          <w:i w:val="0"/>
         </w:rPr>
         <w:t>removing or hiding unnecessary detail</w:t>
       </w:r>
       <w:r>
+        <w:rPr>
+          <w:b w:val="0"/>
+          <w:i w:val="0"/>
+        </w:rPr>
         <w:t xml:space="preserve"> so you can focus only on the information needed to solve the problem.</w:t>
       </w:r>
     </w:p>
@@ -2907,10 +4155,15 @@
       <w:r>
         <w:rPr>
           <w:b/>
+          <w:i w:val="0"/>
         </w:rPr>
         <w:t>Representational abstraction</w:t>
       </w:r>
       <w:r>
+        <w:rPr>
+          <w:b w:val="0"/>
+          <w:i w:val="0"/>
+        </w:rPr>
         <w:t xml:space="preserve"> — removing details that are not needed (e.g. a Tube map shows the order of stations, not real distances).</w:t>
       </w:r>
     </w:p>
@@ -2921,15 +4174,24 @@
       <w:r>
         <w:rPr>
           <w:b/>
+          <w:i w:val="0"/>
         </w:rPr>
         <w:t>Abstraction by generalisation</w:t>
       </w:r>
       <w:r>
+        <w:rPr>
+          <w:b w:val="0"/>
+          <w:i w:val="0"/>
+        </w:rPr>
         <w:t xml:space="preserve"> — grouping things by shared characteristics (e.g. treating all "vehicles" the same way regardless of make).</w:t>
       </w:r>
     </w:p>
     <w:p>
       <w:r>
+        <w:rPr>
+          <w:b w:val="0"/>
+          <w:i w:val="0"/>
+        </w:rPr>
         <w:t>Abstraction makes complex problems manageable and models simpler. A program is itself an abstraction of a real-world process.</w:t>
       </w:r>
     </w:p>
@@ -2945,6 +4207,10 @@
         <w:pStyle w:val="Heading3"/>
       </w:pPr>
       <w:r>
+        <w:rPr>
+          <w:b w:val="0"/>
+          <w:i w:val="0"/>
+        </w:rPr>
         <w:t>Methods to solve problems</w:t>
       </w:r>
     </w:p>
@@ -2953,6 +4219,10 @@
         <w:pStyle w:val="Heading4"/>
       </w:pPr>
       <w:r>
+        <w:rPr>
+          <w:b w:val="0"/>
+          <w:i w:val="0"/>
+        </w:rPr>
         <w:t>Backtracking</w:t>
       </w:r>
     </w:p>
@@ -2960,57 +4230,87 @@
       <w:r>
         <w:rPr>
           <w:b/>
+          <w:i w:val="0"/>
         </w:rPr>
         <w:t>Backtracking</w:t>
       </w:r>
       <w:r>
+        <w:rPr>
+          <w:b w:val="0"/>
+          <w:i w:val="0"/>
+        </w:rPr>
         <w:t xml:space="preserve"> is a method that builds a solution step by step and, whenever a step leads to a </w:t>
       </w:r>
       <w:r>
         <w:rPr>
           <w:b/>
+          <w:i w:val="0"/>
         </w:rPr>
         <w:t>dead end</w:t>
       </w:r>
       <w:r>
+        <w:rPr>
+          <w:b w:val="0"/>
+          <w:i w:val="0"/>
+        </w:rPr>
         <w:t xml:space="preserve"> (a partial solution that cannot be completed), it </w:t>
       </w:r>
       <w:r>
         <w:rPr>
           <w:b/>
+          <w:i w:val="0"/>
         </w:rPr>
         <w:t>goes back</w:t>
       </w:r>
       <w:r>
+        <w:rPr>
+          <w:b w:val="0"/>
+          <w:i w:val="0"/>
+        </w:rPr>
         <w:t xml:space="preserve"> to the previous decision point and tries a different option. It systematically explores possibilities, abandoning paths that fail.</w:t>
       </w:r>
     </w:p>
     <w:p>
       <w:r>
         <w:rPr>
+          <w:b w:val="0"/>
           <w:i/>
         </w:rPr>
         <w:t>When used:</w:t>
       </w:r>
       <w:r>
+        <w:rPr>
+          <w:b w:val="0"/>
+          <w:i w:val="0"/>
+        </w:rPr>
         <w:t xml:space="preserve"> solving mazes, the </w:t>
       </w:r>
       <w:r>
         <w:rPr>
           <w:b/>
+          <w:i w:val="0"/>
         </w:rPr>
         <w:t>N-Queens</w:t>
       </w:r>
       <w:r>
+        <w:rPr>
+          <w:b w:val="0"/>
+          <w:i w:val="0"/>
+        </w:rPr>
         <w:t xml:space="preserve"> problem, </w:t>
       </w:r>
       <w:r>
         <w:rPr>
           <w:b/>
+          <w:i w:val="0"/>
         </w:rPr>
         <w:t>Sudoku</w:t>
       </w:r>
       <w:r>
+        <w:rPr>
+          <w:b w:val="0"/>
+          <w:i w:val="0"/>
+        </w:rPr>
         <w:t xml:space="preserve"> solvers, and finding paths in graphs. Often implemented recursively (the call stack records the choices to undo).</w:t>
       </w:r>
     </w:p>
@@ -3019,6 +4319,10 @@
         <w:pStyle w:val="Heading4"/>
       </w:pPr>
       <w:r>
+        <w:rPr>
+          <w:b w:val="0"/>
+          <w:i w:val="0"/>
+        </w:rPr>
         <w:t>Data mining</w:t>
       </w:r>
     </w:p>
@@ -3026,30 +4330,45 @@
       <w:r>
         <w:rPr>
           <w:b/>
+          <w:i w:val="0"/>
         </w:rPr>
         <w:t>Data mining</w:t>
       </w:r>
       <w:r>
+        <w:rPr>
+          <w:b w:val="0"/>
+          <w:i w:val="0"/>
+        </w:rPr>
         <w:t xml:space="preserve"> is the process of </w:t>
       </w:r>
       <w:r>
         <w:rPr>
           <w:b/>
+          <w:i w:val="0"/>
         </w:rPr>
         <w:t>searching through large data sets (often "big data") to discover patterns, correlations and trends</w:t>
       </w:r>
       <w:r>
+        <w:rPr>
+          <w:b w:val="0"/>
+          <w:i w:val="0"/>
+        </w:rPr>
         <w:t xml:space="preserve"> that were not previously obvious, in order to gain useful information.</w:t>
       </w:r>
     </w:p>
     <w:p>
       <w:r>
         <w:rPr>
+          <w:b w:val="0"/>
           <w:i/>
         </w:rPr>
         <w:t>When used:</w:t>
       </w:r>
       <w:r>
+        <w:rPr>
+          <w:b w:val="0"/>
+          <w:i w:val="0"/>
+        </w:rPr>
         <w:t xml:space="preserve"> a supermarket analysing loyalty-card transactions to find that customers who buy product A often buy product B, informing product placement and offers; banks detecting fraud patterns.</w:t>
       </w:r>
     </w:p>
@@ -3058,65 +4377,92 @@
         <w:pStyle w:val="Heading4"/>
       </w:pPr>
       <w:r>
+        <w:rPr>
+          <w:b w:val="0"/>
+          <w:i w:val="0"/>
+        </w:rPr>
         <w:t>Heuristics</w:t>
       </w:r>
     </w:p>
     <w:p>
       <w:r>
+        <w:rPr>
+          <w:b w:val="0"/>
+          <w:i w:val="0"/>
+        </w:rPr>
         <w:t xml:space="preserve">A </w:t>
       </w:r>
       <w:r>
         <w:rPr>
           <w:b/>
+          <w:i w:val="0"/>
         </w:rPr>
         <w:t>heuristic</w:t>
       </w:r>
       <w:r>
+        <w:rPr>
+          <w:b w:val="0"/>
+          <w:i w:val="0"/>
+        </w:rPr>
         <w:t xml:space="preserve"> is a </w:t>
       </w:r>
       <w:r>
         <w:rPr>
           <w:b/>
+          <w:i w:val="0"/>
         </w:rPr>
         <w:t>"rule of thumb"</w:t>
       </w:r>
       <w:r>
+        <w:rPr>
+          <w:b w:val="0"/>
+          <w:i w:val="0"/>
+        </w:rPr>
         <w:t xml:space="preserve"> — a practical, non-guaranteed approach that finds a </w:t>
       </w:r>
       <w:r>
         <w:rPr>
           <w:b/>
+          <w:i w:val="0"/>
         </w:rPr>
         <w:t>good enough</w:t>
       </w:r>
       <w:r>
+        <w:rPr>
+          <w:b w:val="0"/>
+          <w:i w:val="0"/>
+        </w:rPr>
         <w:t xml:space="preserve"> solution quickly when finding the perfect solution would take too long (or is impossible). It trades accuracy for speed.</w:t>
       </w:r>
     </w:p>
     <w:p>
       <w:r>
         <w:rPr>
+          <w:b w:val="0"/>
           <w:i/>
         </w:rPr>
         <w:t>When used:</w:t>
       </w:r>
       <w:r>
-        <w:t xml:space="preserve"> satnav route-finding (A\</w:t>
-      </w:r>
-      <w:r>
-        <w:rPr>
-          <w:i/>
-        </w:rPr>
-        <w:t xml:space="preserve"> search uses a distance heuristic), antivirus software flagging suspicious behaviour, the </w:t>
-      </w:r>
-      <w:r>
-        <w:rPr>
-          <w:i/>
+        <w:rPr>
+          <w:b w:val="0"/>
+          <w:i w:val="0"/>
+        </w:rPr>
+        <w:t xml:space="preserve"> satnav route-finding (A* search uses a distance heuristic), antivirus software flagging suspicious behaviour, the </w:t>
+      </w:r>
+      <w:r>
+        <w:rPr>
+          <w:b/>
+          <w:i w:val="0"/>
         </w:rPr>
         <w:t>Travelling Salesman Problem</w:t>
       </w:r>
       <w:r>
-        <w:t>* where an exact answer is intractable for large inputs.</w:t>
+        <w:rPr>
+          <w:b w:val="0"/>
+          <w:i w:val="0"/>
+        </w:rPr>
+        <w:t xml:space="preserve"> where an exact answer is intractable for large inputs.</w:t>
       </w:r>
     </w:p>
     <w:p>
@@ -3124,6 +4470,10 @@
         <w:pStyle w:val="Heading4"/>
       </w:pPr>
       <w:r>
+        <w:rPr>
+          <w:b w:val="0"/>
+          <w:i w:val="0"/>
+        </w:rPr>
         <w:t>Performance modelling</w:t>
       </w:r>
     </w:p>
@@ -3131,30 +4481,45 @@
       <w:r>
         <w:rPr>
           <w:b/>
+          <w:i w:val="0"/>
         </w:rPr>
         <w:t>Performance modelling</w:t>
       </w:r>
       <w:r>
+        <w:rPr>
+          <w:b w:val="0"/>
+          <w:i w:val="0"/>
+        </w:rPr>
         <w:t xml:space="preserve"> is </w:t>
       </w:r>
       <w:r>
         <w:rPr>
           <w:b/>
+          <w:i w:val="0"/>
         </w:rPr>
         <w:t>using mathematical/computational models to predict and test how a system will perform</w:t>
       </w:r>
       <w:r>
+        <w:rPr>
+          <w:b w:val="0"/>
+          <w:i w:val="0"/>
+        </w:rPr>
         <w:t xml:space="preserve"> under different conditions, instead of (or before) building and stressing the real system — which may be expensive, dangerous or impossible to test directly.</w:t>
       </w:r>
     </w:p>
     <w:p>
       <w:r>
         <w:rPr>
+          <w:b w:val="0"/>
           <w:i/>
         </w:rPr>
         <w:t>When used:</w:t>
       </w:r>
       <w:r>
+        <w:rPr>
+          <w:b w:val="0"/>
+          <w:i w:val="0"/>
+        </w:rPr>
         <w:t xml:space="preserve"> modelling how a new server will cope with peak traffic, testing aircraft systems, or predicting how an algorithm scales before deployment.</w:t>
       </w:r>
     </w:p>
@@ -3163,6 +4528,10 @@
         <w:pStyle w:val="Heading4"/>
       </w:pPr>
       <w:r>
+        <w:rPr>
+          <w:b w:val="0"/>
+          <w:i w:val="0"/>
+        </w:rPr>
         <w:t>Pipelining</w:t>
       </w:r>
     </w:p>
@@ -3170,48 +4539,73 @@
       <w:r>
         <w:rPr>
           <w:b/>
+          <w:i w:val="0"/>
         </w:rPr>
         <w:t>Pipelining</w:t>
       </w:r>
       <w:r>
+        <w:rPr>
+          <w:b w:val="0"/>
+          <w:i w:val="0"/>
+        </w:rPr>
         <w:t xml:space="preserve"> is splitting a process into a series of </w:t>
       </w:r>
       <w:r>
         <w:rPr>
           <w:b/>
+          <w:i w:val="0"/>
         </w:rPr>
         <w:t>stages</w:t>
       </w:r>
       <w:r>
+        <w:rPr>
+          <w:b w:val="0"/>
+          <w:i w:val="0"/>
+        </w:rPr>
         <w:t xml:space="preserve"> so that, like a factory production line, different stages can work on </w:t>
       </w:r>
       <w:r>
         <w:rPr>
           <w:b/>
+          <w:i w:val="0"/>
         </w:rPr>
         <w:t>different items at the same time</w:t>
       </w:r>
       <w:r>
+        <w:rPr>
+          <w:b w:val="0"/>
+          <w:i w:val="0"/>
+        </w:rPr>
         <w:t xml:space="preserve"> — the output of one stage feeds the next. While stage 2 processes item 1, stage 1 can start item 2, increasing throughput.</w:t>
       </w:r>
     </w:p>
     <w:p>
       <w:r>
         <w:rPr>
+          <w:b w:val="0"/>
           <w:i/>
         </w:rPr>
         <w:t>When used:</w:t>
       </w:r>
       <w:r>
+        <w:rPr>
+          <w:b w:val="0"/>
+          <w:i w:val="0"/>
+        </w:rPr>
         <w:t xml:space="preserve"> the </w:t>
       </w:r>
       <w:r>
         <w:rPr>
           <w:b/>
+          <w:i w:val="0"/>
         </w:rPr>
         <w:t>fetch–decode–execute</w:t>
       </w:r>
       <w:r>
+        <w:rPr>
+          <w:b w:val="0"/>
+          <w:i w:val="0"/>
+        </w:rPr>
         <w:t xml:space="preserve"> cycle in a CPU (instruction pipelining), and processing pipelines where data passes through transformation stages.</w:t>
       </w:r>
     </w:p>
@@ -3220,6 +4614,10 @@
         <w:pStyle w:val="Heading4"/>
       </w:pPr>
       <w:r>
+        <w:rPr>
+          <w:b w:val="0"/>
+          <w:i w:val="0"/>
+        </w:rPr>
         <w:t>Visualisation</w:t>
       </w:r>
     </w:p>
@@ -3227,30 +4625,45 @@
       <w:r>
         <w:rPr>
           <w:b/>
+          <w:i w:val="0"/>
         </w:rPr>
         <w:t>Visualisation</w:t>
       </w:r>
       <w:r>
+        <w:rPr>
+          <w:b w:val="0"/>
+          <w:i w:val="0"/>
+        </w:rPr>
         <w:t xml:space="preserve"> is </w:t>
       </w:r>
       <w:r>
         <w:rPr>
           <w:b/>
+          <w:i w:val="0"/>
         </w:rPr>
         <w:t>representing data or a problem graphically</w:t>
       </w:r>
       <w:r>
+        <w:rPr>
+          <w:b w:val="0"/>
+          <w:i w:val="0"/>
+        </w:rPr>
         <w:t xml:space="preserve"> (charts, graphs, maps, diagrams, heat maps) to make patterns, trends and relationships easier for humans to see and understand, aiding analysis and decision-making.</w:t>
       </w:r>
     </w:p>
     <w:p>
       <w:r>
         <w:rPr>
+          <w:b w:val="0"/>
           <w:i/>
         </w:rPr>
         <w:t>When used:</w:t>
       </w:r>
       <w:r>
+        <w:rPr>
+          <w:b w:val="0"/>
+          <w:i w:val="0"/>
+        </w:rPr>
         <w:t xml:space="preserve"> plotting sales as a graph to spot seasonal trends, a heat map of website clicks, or visualising a network/graph to find bottlenecks.</w:t>
       </w:r>
     </w:p>
@@ -3260,76 +4673,109 @@
         <w:shd w:fill="FFF8E7"/>
       </w:pPr>
       <w:r>
+        <w:rPr>
+          <w:b w:val="0"/>
+          <w:i w:val="0"/>
+        </w:rPr>
         <w:t xml:space="preserve">💡 </w:t>
       </w:r>
       <w:r>
         <w:rPr>
           <w:b/>
-        </w:rPr>
-        <w:t>A\* extension:</w:t>
-      </w:r>
-      <w:r>
+          <w:i w:val="0"/>
+        </w:rPr>
+        <w:t>A* extension:</w:t>
+      </w:r>
+      <w:r>
+        <w:rPr>
+          <w:b w:val="0"/>
+          <w:i w:val="0"/>
+        </w:rPr>
         <w:t xml:space="preserve"> These methods are not mutually exclusive — real solutions combine them. A satnav </w:t>
       </w:r>
       <w:r>
         <w:rPr>
           <w:b/>
+          <w:i w:val="0"/>
         </w:rPr>
         <w:t>decomposes</w:t>
       </w:r>
       <w:r>
+        <w:rPr>
+          <w:b w:val="0"/>
+          <w:i w:val="0"/>
+        </w:rPr>
         <w:t xml:space="preserve"> the journey, </w:t>
       </w:r>
       <w:r>
         <w:rPr>
           <w:b/>
+          <w:i w:val="0"/>
         </w:rPr>
         <w:t>abstracts</w:t>
       </w:r>
       <w:r>
+        <w:rPr>
+          <w:b w:val="0"/>
+          <w:i w:val="0"/>
+        </w:rPr>
         <w:t xml:space="preserve"> roads into a weighted graph, uses a </w:t>
       </w:r>
       <w:r>
         <w:rPr>
           <w:b/>
+          <w:i w:val="0"/>
         </w:rPr>
         <w:t>heuristic</w:t>
       </w:r>
       <w:r>
-        <w:t xml:space="preserve"> (A\</w:t>
-      </w:r>
-      <w:r>
-        <w:rPr>
+        <w:rPr>
+          <w:b w:val="0"/>
+          <w:i w:val="0"/>
+        </w:rPr>
+        <w:t xml:space="preserve"> (A*) to search efficiently, may </w:t>
+      </w:r>
+      <w:r>
+        <w:rPr>
+          <w:b/>
+          <w:i w:val="0"/>
+        </w:rPr>
+        <w:t>backtrack</w:t>
+      </w:r>
+      <w:r>
+        <w:rPr>
+          <w:b w:val="0"/>
+          <w:i w:val="0"/>
+        </w:rPr>
+        <w:t xml:space="preserve"> when a road is closed, and </w:t>
+      </w:r>
+      <w:r>
+        <w:rPr>
+          <w:b/>
+          <w:i w:val="0"/>
+        </w:rPr>
+        <w:t>visualises</w:t>
+      </w:r>
+      <w:r>
+        <w:rPr>
+          <w:b w:val="0"/>
+          <w:i w:val="0"/>
+        </w:rPr>
+        <w:t xml:space="preserve"> the route on a map. In the exam, justify </w:t>
+      </w:r>
+      <w:r>
+        <w:rPr>
+          <w:b w:val="0"/>
           <w:i/>
         </w:rPr>
-        <w:t xml:space="preserve">) to search efficiently, may </w:t>
-      </w:r>
-      <w:r>
-        <w:rPr>
-          <w:i/>
-        </w:rPr>
-        <w:t>backtrack</w:t>
-      </w:r>
-      <w:r>
-        <w:rPr>
-          <w:i/>
-        </w:rPr>
-        <w:t xml:space="preserve"> when a road is closed, and </w:t>
-      </w:r>
-      <w:r>
-        <w:rPr>
-          <w:i/>
-        </w:rPr>
-        <w:t>visualises</w:t>
-      </w:r>
-      <w:r>
-        <w:rPr>
-          <w:i/>
-        </w:rPr>
-        <w:t xml:space="preserve"> the route on a map. In the exam, justify </w:t>
-      </w:r>
-      <w:r>
-        <w:t>why* a chosen method suits the problem (e.g. "a heuristic because an exact route is intractable for a large road network").</w:t>
+        <w:t>why</w:t>
+      </w:r>
+      <w:r>
+        <w:rPr>
+          <w:b w:val="0"/>
+          <w:i w:val="0"/>
+        </w:rPr>
+        <w:t xml:space="preserve"> a chosen method suits the problem (e.g. "a heuristic because an exact route is intractable for a large road network").</w:t>
       </w:r>
     </w:p>
     <w:p>
@@ -3344,6 +4790,10 @@
         <w:pStyle w:val="Heading2"/>
       </w:pPr>
       <w:r>
+        <w:rPr>
+          <w:b w:val="0"/>
+          <w:i w:val="0"/>
+        </w:rPr>
         <w:t>Worked examples</w:t>
       </w:r>
     </w:p>
@@ -3352,6 +4802,10 @@
         <w:pStyle w:val="Heading3"/>
       </w:pPr>
       <w:r>
+        <w:rPr>
+          <w:b w:val="0"/>
+          <w:i w:val="0"/>
+        </w:rPr>
         <w:t>Example 1 — Recursive factorial traced with the call stack</w:t>
       </w:r>
     </w:p>
@@ -3381,34 +4835,54 @@
     </w:p>
     <w:p>
       <w:r>
+        <w:rPr>
+          <w:b w:val="0"/>
+          <w:i w:val="0"/>
+        </w:rPr>
         <w:t xml:space="preserve">Calling </w:t>
       </w:r>
       <w:r>
         <w:rPr>
           <w:rFonts w:ascii="Consolas" w:hAnsi="Consolas"/>
+          <w:b w:val="0"/>
+          <w:i w:val="0"/>
           <w:sz w:val="19"/>
         </w:rPr>
         <w:t>factorial(3)</w:t>
       </w:r>
       <w:r>
+        <w:rPr>
+          <w:b w:val="0"/>
+          <w:i w:val="0"/>
+        </w:rPr>
         <w:t xml:space="preserve">. Frames are </w:t>
       </w:r>
       <w:r>
         <w:rPr>
           <w:b/>
+          <w:i w:val="0"/>
         </w:rPr>
         <w:t>pushed</w:t>
       </w:r>
       <w:r>
+        <w:rPr>
+          <w:b w:val="0"/>
+          <w:i w:val="0"/>
+        </w:rPr>
         <w:t xml:space="preserve"> until the base case, then </w:t>
       </w:r>
       <w:r>
         <w:rPr>
           <w:b/>
+          <w:i w:val="0"/>
         </w:rPr>
         <w:t>popped</w:t>
       </w:r>
       <w:r>
+        <w:rPr>
+          <w:b w:val="0"/>
+          <w:i w:val="0"/>
+        </w:rPr>
         <w:t xml:space="preserve"> returning values:</w:t>
       </w:r>
     </w:p>
@@ -3432,6 +4906,10 @@
     </w:p>
     <w:p>
       <w:r>
+        <w:rPr>
+          <w:b w:val="0"/>
+          <w:i w:val="0"/>
+        </w:rPr>
         <w:t>Unwinding (popping):</w:t>
       </w:r>
     </w:p>
@@ -3461,6 +4939,7 @@
             <w:r>
               <w:rPr>
                 <w:b/>
+                <w:i w:val="0"/>
               </w:rPr>
               <w:t>Call returns</w:t>
             </w:r>
@@ -3480,6 +4959,7 @@
             <w:r>
               <w:rPr>
                 <w:b/>
+                <w:i w:val="0"/>
               </w:rPr>
               <w:t>Calculation</w:t>
             </w:r>
@@ -3499,6 +4979,7 @@
             <w:r>
               <w:rPr>
                 <w:b/>
+                <w:i w:val="0"/>
               </w:rPr>
               <w:t>Value returned</w:t>
             </w:r>
@@ -3513,6 +4994,10 @@
           <w:p>
             <w:r/>
             <w:r>
+              <w:rPr>
+                <w:b w:val="0"/>
+                <w:i w:val="0"/>
+              </w:rPr>
               <w:t>factorial(0)</w:t>
             </w:r>
           </w:p>
@@ -3524,6 +5009,10 @@
           <w:p>
             <w:r/>
             <w:r>
+              <w:rPr>
+                <w:b w:val="0"/>
+                <w:i w:val="0"/>
+              </w:rPr>
               <w:t>base case</w:t>
             </w:r>
           </w:p>
@@ -3535,6 +5024,10 @@
           <w:p>
             <w:r/>
             <w:r>
+              <w:rPr>
+                <w:b w:val="0"/>
+                <w:i w:val="0"/>
+              </w:rPr>
               <w:t>1</w:t>
             </w:r>
           </w:p>
@@ -3548,6 +5041,10 @@
           <w:p>
             <w:r/>
             <w:r>
+              <w:rPr>
+                <w:b w:val="0"/>
+                <w:i w:val="0"/>
+              </w:rPr>
               <w:t>factorial(1)</w:t>
             </w:r>
           </w:p>
@@ -3559,6 +5056,10 @@
           <w:p>
             <w:r/>
             <w:r>
+              <w:rPr>
+                <w:b w:val="0"/>
+                <w:i w:val="0"/>
+              </w:rPr>
               <w:t>1 * 1</w:t>
             </w:r>
           </w:p>
@@ -3570,6 +5071,10 @@
           <w:p>
             <w:r/>
             <w:r>
+              <w:rPr>
+                <w:b w:val="0"/>
+                <w:i w:val="0"/>
+              </w:rPr>
               <w:t>1</w:t>
             </w:r>
           </w:p>
@@ -3583,6 +5088,10 @@
           <w:p>
             <w:r/>
             <w:r>
+              <w:rPr>
+                <w:b w:val="0"/>
+                <w:i w:val="0"/>
+              </w:rPr>
               <w:t>factorial(2)</w:t>
             </w:r>
           </w:p>
@@ -3594,6 +5103,10 @@
           <w:p>
             <w:r/>
             <w:r>
+              <w:rPr>
+                <w:b w:val="0"/>
+                <w:i w:val="0"/>
+              </w:rPr>
               <w:t>2 * 1</w:t>
             </w:r>
           </w:p>
@@ -3605,6 +5118,10 @@
           <w:p>
             <w:r/>
             <w:r>
+              <w:rPr>
+                <w:b w:val="0"/>
+                <w:i w:val="0"/>
+              </w:rPr>
               <w:t>2</w:t>
             </w:r>
           </w:p>
@@ -3618,6 +5135,10 @@
           <w:p>
             <w:r/>
             <w:r>
+              <w:rPr>
+                <w:b w:val="0"/>
+                <w:i w:val="0"/>
+              </w:rPr>
               <w:t>factorial(3)</w:t>
             </w:r>
           </w:p>
@@ -3629,6 +5150,10 @@
           <w:p>
             <w:r/>
             <w:r>
+              <w:rPr>
+                <w:b w:val="0"/>
+                <w:i w:val="0"/>
+              </w:rPr>
               <w:t>3 * 2</w:t>
             </w:r>
           </w:p>
@@ -3642,6 +5167,7 @@
             <w:r>
               <w:rPr>
                 <w:b/>
+                <w:i w:val="0"/>
               </w:rPr>
               <w:t>6</w:t>
             </w:r>
@@ -3652,25 +5178,40 @@
     <w:p/>
     <w:p>
       <w:r>
+        <w:rPr>
+          <w:b w:val="0"/>
+          <w:i w:val="0"/>
+        </w:rPr>
         <w:t xml:space="preserve">Final answer: </w:t>
       </w:r>
       <w:r>
         <w:rPr>
           <w:rFonts w:ascii="Consolas" w:hAnsi="Consolas"/>
+          <w:b w:val="0"/>
+          <w:i w:val="0"/>
           <w:sz w:val="19"/>
         </w:rPr>
         <w:t>factorial(3) = 6</w:t>
       </w:r>
       <w:r>
+        <w:rPr>
+          <w:b w:val="0"/>
+          <w:i w:val="0"/>
+        </w:rPr>
         <w:t xml:space="preserve">. Note four frames existed on the stack simultaneously — this is why deep recursion risks </w:t>
       </w:r>
       <w:r>
         <w:rPr>
           <w:b/>
+          <w:i w:val="0"/>
         </w:rPr>
         <w:t>stack overflow</w:t>
       </w:r>
       <w:r>
+        <w:rPr>
+          <w:b w:val="0"/>
+          <w:i w:val="0"/>
+        </w:rPr>
         <w:t>.</w:t>
       </w:r>
     </w:p>
@@ -3679,6 +5220,10 @@
         <w:pStyle w:val="Heading3"/>
       </w:pPr>
       <w:r>
+        <w:rPr>
+          <w:b w:val="0"/>
+          <w:i w:val="0"/>
+        </w:rPr>
         <w:t>Example 2 — By value vs by reference</w:t>
       </w:r>
     </w:p>
@@ -3723,29 +5268,45 @@
       <w:r>
         <w:rPr>
           <w:b/>
+          <w:i w:val="0"/>
         </w:rPr>
         <w:t>By value</w:t>
       </w:r>
       <w:r>
+        <w:rPr>
+          <w:b w:val="0"/>
+          <w:i w:val="0"/>
+        </w:rPr>
         <w:t xml:space="preserve"> passes a copy, so </w:t>
       </w:r>
       <w:r>
         <w:rPr>
           <w:rFonts w:ascii="Consolas" w:hAnsi="Consolas"/>
+          <w:b w:val="0"/>
+          <w:i w:val="0"/>
           <w:sz w:val="19"/>
         </w:rPr>
         <w:t>num</w:t>
       </w:r>
       <w:r>
+        <w:rPr>
+          <w:b w:val="0"/>
+          <w:i w:val="0"/>
+        </w:rPr>
         <w:t xml:space="preserve"> is untouched. </w:t>
       </w:r>
       <w:r>
         <w:rPr>
           <w:b/>
+          <w:i w:val="0"/>
         </w:rPr>
         <w:t>By reference</w:t>
       </w:r>
       <w:r>
+        <w:rPr>
+          <w:b w:val="0"/>
+          <w:i w:val="0"/>
+        </w:rPr>
         <w:t xml:space="preserve"> passes the variable's address, so the procedure alters the original.</w:t>
       </w:r>
     </w:p>
@@ -3754,6 +5315,10 @@
         <w:pStyle w:val="Heading3"/>
       </w:pPr>
       <w:r>
+        <w:rPr>
+          <w:b w:val="0"/>
+          <w:i w:val="0"/>
+        </w:rPr>
         <w:t>Example 3 — Class definition with inheritance (and polymorphism)</w:t>
       </w:r>
     </w:p>
@@ -3832,107 +5397,169 @@
       <w:r>
         <w:rPr>
           <w:rFonts w:ascii="Consolas" w:hAnsi="Consolas"/>
+          <w:b w:val="0"/>
+          <w:i w:val="0"/>
           <w:sz w:val="19"/>
         </w:rPr>
         <w:t>Rectangle</w:t>
       </w:r>
       <w:r>
+        <w:rPr>
+          <w:b w:val="0"/>
+          <w:i w:val="0"/>
+        </w:rPr>
         <w:t xml:space="preserve"> </w:t>
       </w:r>
       <w:r>
         <w:rPr>
           <w:b/>
+          <w:i w:val="0"/>
         </w:rPr>
         <w:t>inherits</w:t>
       </w:r>
       <w:r>
+        <w:rPr>
+          <w:b w:val="0"/>
+          <w:i w:val="0"/>
+        </w:rPr>
         <w:t xml:space="preserve"> </w:t>
       </w:r>
       <w:r>
         <w:rPr>
           <w:rFonts w:ascii="Consolas" w:hAnsi="Consolas"/>
+          <w:b w:val="0"/>
+          <w:i w:val="0"/>
           <w:sz w:val="19"/>
         </w:rPr>
         <w:t>getName()</w:t>
       </w:r>
       <w:r>
+        <w:rPr>
+          <w:b w:val="0"/>
+          <w:i w:val="0"/>
+        </w:rPr>
         <w:t xml:space="preserve"> and reuses </w:t>
       </w:r>
       <w:r>
         <w:rPr>
           <w:rFonts w:ascii="Consolas" w:hAnsi="Consolas"/>
+          <w:b w:val="0"/>
+          <w:i w:val="0"/>
           <w:sz w:val="19"/>
         </w:rPr>
         <w:t>Shape</w:t>
       </w:r>
       <w:r>
+        <w:rPr>
+          <w:b w:val="0"/>
+          <w:i w:val="0"/>
+        </w:rPr>
         <w:t xml:space="preserve">'s constructor via </w:t>
       </w:r>
       <w:r>
         <w:rPr>
           <w:rFonts w:ascii="Consolas" w:hAnsi="Consolas"/>
+          <w:b w:val="0"/>
+          <w:i w:val="0"/>
           <w:sz w:val="19"/>
         </w:rPr>
         <w:t>super</w:t>
       </w:r>
       <w:r>
+        <w:rPr>
+          <w:b w:val="0"/>
+          <w:i w:val="0"/>
+        </w:rPr>
         <w:t xml:space="preserve">, </w:t>
       </w:r>
       <w:r>
         <w:rPr>
           <w:b/>
+          <w:i w:val="0"/>
         </w:rPr>
         <w:t>encapsulates</w:t>
       </w:r>
       <w:r>
+        <w:rPr>
+          <w:b w:val="0"/>
+          <w:i w:val="0"/>
+        </w:rPr>
         <w:t xml:space="preserve"> </w:t>
       </w:r>
       <w:r>
         <w:rPr>
           <w:rFonts w:ascii="Consolas" w:hAnsi="Consolas"/>
+          <w:b w:val="0"/>
+          <w:i w:val="0"/>
           <w:sz w:val="19"/>
         </w:rPr>
         <w:t>width</w:t>
       </w:r>
       <w:r>
+        <w:rPr>
+          <w:b w:val="0"/>
+          <w:i w:val="0"/>
+        </w:rPr>
         <w:t>/</w:t>
       </w:r>
       <w:r>
         <w:rPr>
           <w:rFonts w:ascii="Consolas" w:hAnsi="Consolas"/>
+          <w:b w:val="0"/>
+          <w:i w:val="0"/>
           <w:sz w:val="19"/>
         </w:rPr>
         <w:t>height</w:t>
       </w:r>
       <w:r>
+        <w:rPr>
+          <w:b w:val="0"/>
+          <w:i w:val="0"/>
+        </w:rPr>
         <w:t xml:space="preserve"> as private, and </w:t>
       </w:r>
       <w:r>
         <w:rPr>
           <w:b/>
+          <w:i w:val="0"/>
         </w:rPr>
         <w:t>overrides</w:t>
       </w:r>
       <w:r>
+        <w:rPr>
+          <w:b w:val="0"/>
+          <w:i w:val="0"/>
+        </w:rPr>
         <w:t xml:space="preserve"> </w:t>
       </w:r>
       <w:r>
         <w:rPr>
           <w:rFonts w:ascii="Consolas" w:hAnsi="Consolas"/>
+          <w:b w:val="0"/>
+          <w:i w:val="0"/>
           <w:sz w:val="19"/>
         </w:rPr>
         <w:t>area()</w:t>
       </w:r>
       <w:r>
+        <w:rPr>
+          <w:b w:val="0"/>
+          <w:i w:val="0"/>
+        </w:rPr>
         <w:t xml:space="preserve"> to give correct behaviour (</w:t>
       </w:r>
       <w:r>
         <w:rPr>
           <w:b/>
+          <w:i w:val="0"/>
         </w:rPr>
         <w:t>polymorphism</w:t>
       </w:r>
       <w:r>
+        <w:rPr>
+          <w:b w:val="0"/>
+          <w:i w:val="0"/>
+        </w:rPr>
         <w:t>).</w:t>
       </w:r>
     </w:p>
@@ -3941,20 +5568,33 @@
         <w:pStyle w:val="Heading3"/>
       </w:pPr>
       <w:r>
+        <w:rPr>
+          <w:b w:val="0"/>
+          <w:i w:val="0"/>
+        </w:rPr>
         <w:t>Example 4 — A computational method: backtracking (maze)</w:t>
       </w:r>
     </w:p>
     <w:p>
       <w:r>
+        <w:rPr>
+          <w:b w:val="0"/>
+          <w:i w:val="0"/>
+        </w:rPr>
         <w:t xml:space="preserve">A backtracking maze solver: try a direction; if it reaches the exit, done; if it hits a wall or a visited cell, </w:t>
       </w:r>
       <w:r>
         <w:rPr>
           <w:b/>
+          <w:i w:val="0"/>
         </w:rPr>
         <w:t>backtrack</w:t>
       </w:r>
       <w:r>
+        <w:rPr>
+          <w:b w:val="0"/>
+          <w:i w:val="0"/>
+        </w:rPr>
         <w:t xml:space="preserve"> and try the next direction.</w:t>
       </w:r>
     </w:p>
@@ -4003,34 +5643,54 @@
     </w:p>
     <w:p>
       <w:r>
+        <w:rPr>
+          <w:b w:val="0"/>
+          <w:i w:val="0"/>
+        </w:rPr>
         <w:t xml:space="preserve">When all four directions fail, the cell is unmarked and </w:t>
       </w:r>
       <w:r>
         <w:rPr>
           <w:rFonts w:ascii="Consolas" w:hAnsi="Consolas"/>
+          <w:b w:val="0"/>
+          <w:i w:val="0"/>
           <w:sz w:val="19"/>
         </w:rPr>
         <w:t>False</w:t>
       </w:r>
       <w:r>
+        <w:rPr>
+          <w:b w:val="0"/>
+          <w:i w:val="0"/>
+        </w:rPr>
         <w:t xml:space="preserve"> is returned, causing the </w:t>
       </w:r>
       <w:r>
         <w:rPr>
+          <w:b w:val="0"/>
           <w:i/>
         </w:rPr>
         <w:t>previous</w:t>
       </w:r>
       <w:r>
+        <w:rPr>
+          <w:b w:val="0"/>
+          <w:i w:val="0"/>
+        </w:rPr>
         <w:t xml:space="preserve"> call to try its next option — the essence of </w:t>
       </w:r>
       <w:r>
         <w:rPr>
           <w:b/>
+          <w:i w:val="0"/>
         </w:rPr>
         <w:t>backtracking</w:t>
       </w:r>
       <w:r>
+        <w:rPr>
+          <w:b w:val="0"/>
+          <w:i w:val="0"/>
+        </w:rPr>
         <w:t>.</w:t>
       </w:r>
     </w:p>
@@ -4046,6 +5706,10 @@
         <w:pStyle w:val="Heading2"/>
       </w:pPr>
       <w:r>
+        <w:rPr>
+          <w:b w:val="0"/>
+          <w:i w:val="0"/>
+        </w:rPr>
         <w:t>Key terms (exam definitions)</w:t>
       </w:r>
     </w:p>
@@ -4074,6 +5738,7 @@
             <w:r>
               <w:rPr>
                 <w:b/>
+                <w:i w:val="0"/>
               </w:rPr>
               <w:t>Term</w:t>
             </w:r>
@@ -4093,6 +5758,7 @@
             <w:r>
               <w:rPr>
                 <w:b/>
+                <w:i w:val="0"/>
               </w:rPr>
               <w:t>Definition</w:t>
             </w:r>
@@ -4109,6 +5775,7 @@
             <w:r>
               <w:rPr>
                 <w:b/>
+                <w:i w:val="0"/>
               </w:rPr>
               <w:t>Sequence</w:t>
             </w:r>
@@ -4121,6 +5788,10 @@
           <w:p>
             <w:r/>
             <w:r>
+              <w:rPr>
+                <w:b w:val="0"/>
+                <w:i w:val="0"/>
+              </w:rPr>
               <w:t>Instructions executed one after another, in order.</w:t>
             </w:r>
           </w:p>
@@ -4136,6 +5807,7 @@
             <w:r>
               <w:rPr>
                 <w:b/>
+                <w:i w:val="0"/>
               </w:rPr>
               <w:t>Selection / branching</w:t>
             </w:r>
@@ -4148,26 +5820,42 @@
           <w:p>
             <w:r/>
             <w:r>
+              <w:rPr>
+                <w:b w:val="0"/>
+                <w:i w:val="0"/>
+              </w:rPr>
               <w:t>Choosing between paths based on a condition (</w:t>
             </w:r>
             <w:r>
               <w:rPr>
                 <w:rFonts w:ascii="Consolas" w:hAnsi="Consolas"/>
+                <w:b w:val="0"/>
+                <w:i w:val="0"/>
                 <w:sz w:val="19"/>
               </w:rPr>
               <w:t>if</w:t>
             </w:r>
             <w:r>
+              <w:rPr>
+                <w:b w:val="0"/>
+                <w:i w:val="0"/>
+              </w:rPr>
               <w:t xml:space="preserve">, </w:t>
             </w:r>
             <w:r>
               <w:rPr>
                 <w:rFonts w:ascii="Consolas" w:hAnsi="Consolas"/>
+                <w:b w:val="0"/>
+                <w:i w:val="0"/>
                 <w:sz w:val="19"/>
               </w:rPr>
               <w:t>switch</w:t>
             </w:r>
             <w:r>
+              <w:rPr>
+                <w:b w:val="0"/>
+                <w:i w:val="0"/>
+              </w:rPr>
               <w:t>).</w:t>
             </w:r>
           </w:p>
@@ -4183,6 +5871,7 @@
             <w:r>
               <w:rPr>
                 <w:b/>
+                <w:i w:val="0"/>
               </w:rPr>
               <w:t>Count-controlled iteration</w:t>
             </w:r>
@@ -4195,16 +5884,26 @@
           <w:p>
             <w:r/>
             <w:r>
+              <w:rPr>
+                <w:b w:val="0"/>
+                <w:i w:val="0"/>
+              </w:rPr>
               <w:t>A loop that repeats a fixed, known number of times (</w:t>
             </w:r>
             <w:r>
               <w:rPr>
                 <w:rFonts w:ascii="Consolas" w:hAnsi="Consolas"/>
+                <w:b w:val="0"/>
+                <w:i w:val="0"/>
                 <w:sz w:val="19"/>
               </w:rPr>
               <w:t>for</w:t>
             </w:r>
             <w:r>
+              <w:rPr>
+                <w:b w:val="0"/>
+                <w:i w:val="0"/>
+              </w:rPr>
               <w:t>).</w:t>
             </w:r>
           </w:p>
@@ -4220,6 +5919,7 @@
             <w:r>
               <w:rPr>
                 <w:b/>
+                <w:i w:val="0"/>
               </w:rPr>
               <w:t>Condition-controlled iteration</w:t>
             </w:r>
@@ -4232,26 +5932,42 @@
           <w:p>
             <w:r/>
             <w:r>
+              <w:rPr>
+                <w:b w:val="0"/>
+                <w:i w:val="0"/>
+              </w:rPr>
               <w:t>A loop that repeats until a condition changes (</w:t>
             </w:r>
             <w:r>
               <w:rPr>
                 <w:rFonts w:ascii="Consolas" w:hAnsi="Consolas"/>
+                <w:b w:val="0"/>
+                <w:i w:val="0"/>
                 <w:sz w:val="19"/>
               </w:rPr>
               <w:t>while</w:t>
             </w:r>
             <w:r>
+              <w:rPr>
+                <w:b w:val="0"/>
+                <w:i w:val="0"/>
+              </w:rPr>
               <w:t xml:space="preserve">, </w:t>
             </w:r>
             <w:r>
               <w:rPr>
                 <w:rFonts w:ascii="Consolas" w:hAnsi="Consolas"/>
+                <w:b w:val="0"/>
+                <w:i w:val="0"/>
                 <w:sz w:val="19"/>
               </w:rPr>
               <w:t>do...until</w:t>
             </w:r>
             <w:r>
+              <w:rPr>
+                <w:b w:val="0"/>
+                <w:i w:val="0"/>
+              </w:rPr>
               <w:t>).</w:t>
             </w:r>
           </w:p>
@@ -4267,6 +5983,7 @@
             <w:r>
               <w:rPr>
                 <w:b/>
+                <w:i w:val="0"/>
               </w:rPr>
               <w:t>Recursion</w:t>
             </w:r>
@@ -4279,6 +5996,10 @@
           <w:p>
             <w:r/>
             <w:r>
+              <w:rPr>
+                <w:b w:val="0"/>
+                <w:i w:val="0"/>
+              </w:rPr>
               <w:t>A subroutine that calls itself, with a base case and a recursive case.</w:t>
             </w:r>
           </w:p>
@@ -4294,6 +6015,7 @@
             <w:r>
               <w:rPr>
                 <w:b/>
+                <w:i w:val="0"/>
               </w:rPr>
               <w:t>Base case</w:t>
             </w:r>
@@ -4306,6 +6028,10 @@
           <w:p>
             <w:r/>
             <w:r>
+              <w:rPr>
+                <w:b w:val="0"/>
+                <w:i w:val="0"/>
+              </w:rPr>
               <w:t>The condition that stops recursion (no further recursive call).</w:t>
             </w:r>
           </w:p>
@@ -4321,6 +6047,7 @@
             <w:r>
               <w:rPr>
                 <w:b/>
+                <w:i w:val="0"/>
               </w:rPr>
               <w:t>Call stack</w:t>
             </w:r>
@@ -4333,6 +6060,10 @@
           <w:p>
             <w:r/>
             <w:r>
+              <w:rPr>
+                <w:b w:val="0"/>
+                <w:i w:val="0"/>
+              </w:rPr>
               <w:t>The stack of frames storing parameters, locals and return addresses for active subroutine calls.</w:t>
             </w:r>
           </w:p>
@@ -4348,6 +6079,7 @@
             <w:r>
               <w:rPr>
                 <w:b/>
+                <w:i w:val="0"/>
               </w:rPr>
               <w:t>Stack overflow</w:t>
             </w:r>
@@ -4360,6 +6092,10 @@
           <w:p>
             <w:r/>
             <w:r>
+              <w:rPr>
+                <w:b w:val="0"/>
+                <w:i w:val="0"/>
+              </w:rPr>
               <w:t>Error when too many frames are pushed (e.g. missing base case).</w:t>
             </w:r>
           </w:p>
@@ -4375,6 +6111,7 @@
             <w:r>
               <w:rPr>
                 <w:b/>
+                <w:i w:val="0"/>
               </w:rPr>
               <w:t>Scope</w:t>
             </w:r>
@@ -4387,6 +6124,10 @@
           <w:p>
             <w:r/>
             <w:r>
+              <w:rPr>
+                <w:b w:val="0"/>
+                <w:i w:val="0"/>
+              </w:rPr>
               <w:t>The region of a program where a variable can be accessed.</w:t>
             </w:r>
           </w:p>
@@ -4402,6 +6143,7 @@
             <w:r>
               <w:rPr>
                 <w:b/>
+                <w:i w:val="0"/>
               </w:rPr>
               <w:t>Local variable</w:t>
             </w:r>
@@ -4414,6 +6156,10 @@
           <w:p>
             <w:r/>
             <w:r>
+              <w:rPr>
+                <w:b w:val="0"/>
+                <w:i w:val="0"/>
+              </w:rPr>
               <w:t>A variable accessible only within the subroutine that declares it.</w:t>
             </w:r>
           </w:p>
@@ -4429,6 +6175,7 @@
             <w:r>
               <w:rPr>
                 <w:b/>
+                <w:i w:val="0"/>
               </w:rPr>
               <w:t>Global variable</w:t>
             </w:r>
@@ -4441,6 +6188,10 @@
           <w:p>
             <w:r/>
             <w:r>
+              <w:rPr>
+                <w:b w:val="0"/>
+                <w:i w:val="0"/>
+              </w:rPr>
               <w:t>A variable accessible throughout the whole program.</w:t>
             </w:r>
           </w:p>
@@ -4456,6 +6207,7 @@
             <w:r>
               <w:rPr>
                 <w:b/>
+                <w:i w:val="0"/>
               </w:rPr>
               <w:t>Modularity</w:t>
             </w:r>
@@ -4468,6 +6220,10 @@
           <w:p>
             <w:r/>
             <w:r>
+              <w:rPr>
+                <w:b w:val="0"/>
+                <w:i w:val="0"/>
+              </w:rPr>
               <w:t>Splitting a program into self-contained subroutines/modules.</w:t>
             </w:r>
           </w:p>
@@ -4483,6 +6239,7 @@
             <w:r>
               <w:rPr>
                 <w:b/>
+                <w:i w:val="0"/>
               </w:rPr>
               <w:t>Procedure</w:t>
             </w:r>
@@ -4495,6 +6252,10 @@
           <w:p>
             <w:r/>
             <w:r>
+              <w:rPr>
+                <w:b w:val="0"/>
+                <w:i w:val="0"/>
+              </w:rPr>
               <w:t>A subroutine that performs a task but returns no value.</w:t>
             </w:r>
           </w:p>
@@ -4510,6 +6271,7 @@
             <w:r>
               <w:rPr>
                 <w:b/>
+                <w:i w:val="0"/>
               </w:rPr>
               <w:t>Function</w:t>
             </w:r>
@@ -4522,6 +6284,10 @@
           <w:p>
             <w:r/>
             <w:r>
+              <w:rPr>
+                <w:b w:val="0"/>
+                <w:i w:val="0"/>
+              </w:rPr>
               <w:t>A subroutine that performs a task and returns a value.</w:t>
             </w:r>
           </w:p>
@@ -4537,6 +6303,7 @@
             <w:r>
               <w:rPr>
                 <w:b/>
+                <w:i w:val="0"/>
               </w:rPr>
               <w:t>Parameter</w:t>
             </w:r>
@@ -4549,6 +6316,10 @@
           <w:p>
             <w:r/>
             <w:r>
+              <w:rPr>
+                <w:b w:val="0"/>
+                <w:i w:val="0"/>
+              </w:rPr>
               <w:t>A variable in a subroutine definition that receives an argument.</w:t>
             </w:r>
           </w:p>
@@ -4564,6 +6335,7 @@
             <w:r>
               <w:rPr>
                 <w:b/>
+                <w:i w:val="0"/>
               </w:rPr>
               <w:t>By value</w:t>
             </w:r>
@@ -4576,6 +6348,10 @@
           <w:p>
             <w:r/>
             <w:r>
+              <w:rPr>
+                <w:b w:val="0"/>
+                <w:i w:val="0"/>
+              </w:rPr>
               <w:t>A copy of the argument is passed; original unaffected.</w:t>
             </w:r>
           </w:p>
@@ -4591,6 +6367,7 @@
             <w:r>
               <w:rPr>
                 <w:b/>
+                <w:i w:val="0"/>
               </w:rPr>
               <w:t>By reference</w:t>
             </w:r>
@@ -4603,6 +6380,10 @@
           <w:p>
             <w:r/>
             <w:r>
+              <w:rPr>
+                <w:b w:val="0"/>
+                <w:i w:val="0"/>
+              </w:rPr>
               <w:t>The argument's memory address is passed; original can be changed.</w:t>
             </w:r>
           </w:p>
@@ -4618,6 +6399,7 @@
             <w:r>
               <w:rPr>
                 <w:b/>
+                <w:i w:val="0"/>
               </w:rPr>
               <w:t>IDE</w:t>
             </w:r>
@@ -4630,6 +6412,10 @@
           <w:p>
             <w:r/>
             <w:r>
+              <w:rPr>
+                <w:b w:val="0"/>
+                <w:i w:val="0"/>
+              </w:rPr>
               <w:t>Software giving editor, debugger, translator and run tools in one environment.</w:t>
             </w:r>
           </w:p>
@@ -4645,6 +6431,7 @@
             <w:r>
               <w:rPr>
                 <w:b/>
+                <w:i w:val="0"/>
               </w:rPr>
               <w:t>Class</w:t>
             </w:r>
@@ -4657,6 +6444,10 @@
           <w:p>
             <w:r/>
             <w:r>
+              <w:rPr>
+                <w:b w:val="0"/>
+                <w:i w:val="0"/>
+              </w:rPr>
               <w:t>A template defining the attributes and methods of its objects.</w:t>
             </w:r>
           </w:p>
@@ -4672,6 +6463,7 @@
             <w:r>
               <w:rPr>
                 <w:b/>
+                <w:i w:val="0"/>
               </w:rPr>
               <w:t>Object</w:t>
             </w:r>
@@ -4684,6 +6476,10 @@
           <w:p>
             <w:r/>
             <w:r>
+              <w:rPr>
+                <w:b w:val="0"/>
+                <w:i w:val="0"/>
+              </w:rPr>
               <w:t>A specific instance of a class.</w:t>
             </w:r>
           </w:p>
@@ -4699,6 +6495,7 @@
             <w:r>
               <w:rPr>
                 <w:b/>
+                <w:i w:val="0"/>
               </w:rPr>
               <w:t>Attribute</w:t>
             </w:r>
@@ -4711,6 +6508,10 @@
           <w:p>
             <w:r/>
             <w:r>
+              <w:rPr>
+                <w:b w:val="0"/>
+                <w:i w:val="0"/>
+              </w:rPr>
               <w:t>A data item (variable) belonging to an object.</w:t>
             </w:r>
           </w:p>
@@ -4726,6 +6527,7 @@
             <w:r>
               <w:rPr>
                 <w:b/>
+                <w:i w:val="0"/>
               </w:rPr>
               <w:t>Method</w:t>
             </w:r>
@@ -4738,6 +6540,10 @@
           <w:p>
             <w:r/>
             <w:r>
+              <w:rPr>
+                <w:b w:val="0"/>
+                <w:i w:val="0"/>
+              </w:rPr>
               <w:t>A subroutine belonging to a class.</w:t>
             </w:r>
           </w:p>
@@ -4753,6 +6559,7 @@
             <w:r>
               <w:rPr>
                 <w:b/>
+                <w:i w:val="0"/>
               </w:rPr>
               <w:t>Constructor</w:t>
             </w:r>
@@ -4765,6 +6572,10 @@
           <w:p>
             <w:r/>
             <w:r>
+              <w:rPr>
+                <w:b w:val="0"/>
+                <w:i w:val="0"/>
+              </w:rPr>
               <w:t>A method that initialises an object when it is created.</w:t>
             </w:r>
           </w:p>
@@ -4780,6 +6591,7 @@
             <w:r>
               <w:rPr>
                 <w:b/>
+                <w:i w:val="0"/>
               </w:rPr>
               <w:t>Encapsulation</w:t>
             </w:r>
@@ -4792,6 +6604,10 @@
           <w:p>
             <w:r/>
             <w:r>
+              <w:rPr>
+                <w:b w:val="0"/>
+                <w:i w:val="0"/>
+              </w:rPr>
               <w:t>Bundling data and methods together and keeping attributes private (data hiding).</w:t>
             </w:r>
           </w:p>
@@ -4807,6 +6623,7 @@
             <w:r>
               <w:rPr>
                 <w:b/>
+                <w:i w:val="0"/>
               </w:rPr>
               <w:t>Inheritance</w:t>
             </w:r>
@@ -4819,6 +6636,10 @@
           <w:p>
             <w:r/>
             <w:r>
+              <w:rPr>
+                <w:b w:val="0"/>
+                <w:i w:val="0"/>
+              </w:rPr>
               <w:t>A subclass acquiring the attributes/methods of a superclass.</w:t>
             </w:r>
           </w:p>
@@ -4834,6 +6655,7 @@
             <w:r>
               <w:rPr>
                 <w:b/>
+                <w:i w:val="0"/>
               </w:rPr>
               <w:t>Polymorphism</w:t>
             </w:r>
@@ -4846,6 +6668,10 @@
           <w:p>
             <w:r/>
             <w:r>
+              <w:rPr>
+                <w:b w:val="0"/>
+                <w:i w:val="0"/>
+              </w:rPr>
               <w:t>The same method call behaving differently for different object types.</w:t>
             </w:r>
           </w:p>
@@ -4861,6 +6687,7 @@
             <w:r>
               <w:rPr>
                 <w:b/>
+                <w:i w:val="0"/>
               </w:rPr>
               <w:t>Getter / Setter</w:t>
             </w:r>
@@ -4873,6 +6700,10 @@
           <w:p>
             <w:r/>
             <w:r>
+              <w:rPr>
+                <w:b w:val="0"/>
+                <w:i w:val="0"/>
+              </w:rPr>
               <w:t>Public methods to read/write private attributes in a controlled way.</w:t>
             </w:r>
           </w:p>
@@ -4888,6 +6719,7 @@
             <w:r>
               <w:rPr>
                 <w:b/>
+                <w:i w:val="0"/>
               </w:rPr>
               <w:t>Abstraction</w:t>
             </w:r>
@@ -4900,6 +6732,10 @@
           <w:p>
             <w:r/>
             <w:r>
+              <w:rPr>
+                <w:b w:val="0"/>
+                <w:i w:val="0"/>
+              </w:rPr>
               <w:t>Removing/hiding unnecessary detail to focus on what matters.</w:t>
             </w:r>
           </w:p>
@@ -4915,6 +6751,7 @@
             <w:r>
               <w:rPr>
                 <w:b/>
+                <w:i w:val="0"/>
               </w:rPr>
               <w:t>Decomposition</w:t>
             </w:r>
@@ -4927,6 +6764,10 @@
           <w:p>
             <w:r/>
             <w:r>
+              <w:rPr>
+                <w:b w:val="0"/>
+                <w:i w:val="0"/>
+              </w:rPr>
               <w:t>Breaking a problem into smaller sub-problems.</w:t>
             </w:r>
           </w:p>
@@ -4942,6 +6783,7 @@
             <w:r>
               <w:rPr>
                 <w:b/>
+                <w:i w:val="0"/>
               </w:rPr>
               <w:t>Divide and conquer</w:t>
             </w:r>
@@ -4954,6 +6796,10 @@
           <w:p>
             <w:r/>
             <w:r>
+              <w:rPr>
+                <w:b w:val="0"/>
+                <w:i w:val="0"/>
+              </w:rPr>
               <w:t>Repeatedly splitting a problem, solving parts, combining results.</w:t>
             </w:r>
           </w:p>
@@ -4969,6 +6815,7 @@
             <w:r>
               <w:rPr>
                 <w:b/>
+                <w:i w:val="0"/>
               </w:rPr>
               <w:t>Backtracking</w:t>
             </w:r>
@@ -4981,6 +6828,10 @@
           <w:p>
             <w:r/>
             <w:r>
+              <w:rPr>
+                <w:b w:val="0"/>
+                <w:i w:val="0"/>
+              </w:rPr>
               <w:t>Building a solution and reversing on dead ends to try alternatives.</w:t>
             </w:r>
           </w:p>
@@ -4996,6 +6847,7 @@
             <w:r>
               <w:rPr>
                 <w:b/>
+                <w:i w:val="0"/>
               </w:rPr>
               <w:t>Data mining</w:t>
             </w:r>
@@ -5008,6 +6860,10 @@
           <w:p>
             <w:r/>
             <w:r>
+              <w:rPr>
+                <w:b w:val="0"/>
+                <w:i w:val="0"/>
+              </w:rPr>
               <w:t>Finding patterns/trends in large data sets.</w:t>
             </w:r>
           </w:p>
@@ -5023,6 +6879,7 @@
             <w:r>
               <w:rPr>
                 <w:b/>
+                <w:i w:val="0"/>
               </w:rPr>
               <w:t>Heuristic</w:t>
             </w:r>
@@ -5035,6 +6892,10 @@
           <w:p>
             <w:r/>
             <w:r>
+              <w:rPr>
+                <w:b w:val="0"/>
+                <w:i w:val="0"/>
+              </w:rPr>
               <w:t>A rule-of-thumb that finds a good-enough answer quickly.</w:t>
             </w:r>
           </w:p>
@@ -5050,6 +6911,7 @@
             <w:r>
               <w:rPr>
                 <w:b/>
+                <w:i w:val="0"/>
               </w:rPr>
               <w:t>Performance modelling</w:t>
             </w:r>
@@ -5062,6 +6924,10 @@
           <w:p>
             <w:r/>
             <w:r>
+              <w:rPr>
+                <w:b w:val="0"/>
+                <w:i w:val="0"/>
+              </w:rPr>
               <w:t>Predicting system behaviour using a model instead of the real system.</w:t>
             </w:r>
           </w:p>
@@ -5077,6 +6943,7 @@
             <w:r>
               <w:rPr>
                 <w:b/>
+                <w:i w:val="0"/>
               </w:rPr>
               <w:t>Pipelining</w:t>
             </w:r>
@@ -5089,6 +6956,10 @@
           <w:p>
             <w:r/>
             <w:r>
+              <w:rPr>
+                <w:b w:val="0"/>
+                <w:i w:val="0"/>
+              </w:rPr>
               <w:t>Splitting a process into stages so multiple items are handled at once.</w:t>
             </w:r>
           </w:p>
@@ -5104,6 +6975,7 @@
             <w:r>
               <w:rPr>
                 <w:b/>
+                <w:i w:val="0"/>
               </w:rPr>
               <w:t>Visualisation</w:t>
             </w:r>
@@ -5116,6 +6988,10 @@
           <w:p>
             <w:r/>
             <w:r>
+              <w:rPr>
+                <w:b w:val="0"/>
+                <w:i w:val="0"/>
+              </w:rPr>
               <w:t>Representing data/problems graphically to reveal patterns.</w:t>
             </w:r>
           </w:p>
@@ -5135,6 +7011,10 @@
         <w:pStyle w:val="Heading2"/>
       </w:pPr>
       <w:r>
+        <w:rPr>
+          <w:b w:val="0"/>
+          <w:i w:val="0"/>
+        </w:rPr>
         <w:t>Common exam mistakes &amp; examiner tips</w:t>
       </w:r>
     </w:p>
@@ -5145,28 +7025,43 @@
       <w:r>
         <w:rPr>
           <w:b/>
+          <w:i w:val="0"/>
         </w:rPr>
         <w:t>Function vs procedure:</w:t>
       </w:r>
       <w:r>
+        <w:rPr>
+          <w:b w:val="0"/>
+          <w:i w:val="0"/>
+        </w:rPr>
         <w:t xml:space="preserve"> state the </w:t>
       </w:r>
       <w:r>
         <w:rPr>
+          <w:b w:val="0"/>
           <w:i/>
         </w:rPr>
         <w:t>defining</w:t>
       </w:r>
       <w:r>
+        <w:rPr>
+          <w:b w:val="0"/>
+          <w:i w:val="0"/>
+        </w:rPr>
         <w:t xml:space="preserve"> difference clearly — a function </w:t>
       </w:r>
       <w:r>
         <w:rPr>
           <w:b/>
+          <w:i w:val="0"/>
         </w:rPr>
         <w:t>returns a value</w:t>
       </w:r>
       <w:r>
+        <w:rPr>
+          <w:b w:val="0"/>
+          <w:i w:val="0"/>
+        </w:rPr>
         <w:t>, a procedure does not. Don't say "a function is more complex".</w:t>
       </w:r>
     </w:p>
@@ -5177,37 +7072,57 @@
       <w:r>
         <w:rPr>
           <w:b/>
+          <w:i w:val="0"/>
         </w:rPr>
         <w:t>Recursion answers:</w:t>
       </w:r>
       <w:r>
+        <w:rPr>
+          <w:b w:val="0"/>
+          <w:i w:val="0"/>
+        </w:rPr>
         <w:t xml:space="preserve"> always mention a </w:t>
       </w:r>
       <w:r>
         <w:rPr>
           <w:b/>
+          <w:i w:val="0"/>
         </w:rPr>
         <w:t>base case</w:t>
       </w:r>
       <w:r>
+        <w:rPr>
+          <w:b w:val="0"/>
+          <w:i w:val="0"/>
+        </w:rPr>
         <w:t xml:space="preserve"> AND that it </w:t>
       </w:r>
       <w:r>
         <w:rPr>
           <w:b/>
+          <w:i w:val="0"/>
         </w:rPr>
         <w:t>calls itself</w:t>
       </w:r>
       <w:r>
+        <w:rPr>
+          <w:b w:val="0"/>
+          <w:i w:val="0"/>
+        </w:rPr>
         <w:t xml:space="preserve">. For "why recursion can fail" name </w:t>
       </w:r>
       <w:r>
         <w:rPr>
           <w:b/>
+          <w:i w:val="0"/>
         </w:rPr>
         <w:t>stack overflow</w:t>
       </w:r>
       <w:r>
+        <w:rPr>
+          <w:b w:val="0"/>
+          <w:i w:val="0"/>
+        </w:rPr>
         <w:t xml:space="preserve"> caused by a missing/unreached base case.</w:t>
       </w:r>
     </w:p>
@@ -5218,28 +7133,43 @@
       <w:r>
         <w:rPr>
           <w:b/>
+          <w:i w:val="0"/>
         </w:rPr>
         <w:t>Stack tracing:</w:t>
       </w:r>
       <w:r>
+        <w:rPr>
+          <w:b w:val="0"/>
+          <w:i w:val="0"/>
+        </w:rPr>
         <w:t xml:space="preserve"> show frames being </w:t>
       </w:r>
       <w:r>
         <w:rPr>
           <w:b/>
+          <w:i w:val="0"/>
         </w:rPr>
         <w:t>pushed then popped</w:t>
       </w:r>
       <w:r>
+        <w:rPr>
+          <w:b w:val="0"/>
+          <w:i w:val="0"/>
+        </w:rPr>
         <w:t xml:space="preserve"> in the correct </w:t>
       </w:r>
       <w:r>
         <w:rPr>
           <w:b/>
+          <w:i w:val="0"/>
         </w:rPr>
         <w:t>LIFO</w:t>
       </w:r>
       <w:r>
+        <w:rPr>
+          <w:b w:val="0"/>
+          <w:i w:val="0"/>
+        </w:rPr>
         <w:t xml:space="preserve"> order; many lose marks by computing the answer without showing the stack.</w:t>
       </w:r>
     </w:p>
@@ -5250,19 +7180,29 @@
       <w:r>
         <w:rPr>
           <w:b/>
+          <w:i w:val="0"/>
         </w:rPr>
         <w:t>By value/by reference:</w:t>
       </w:r>
       <w:r>
+        <w:rPr>
+          <w:b w:val="0"/>
+          <w:i w:val="0"/>
+        </w:rPr>
         <w:t xml:space="preserve"> examiners want the consequence — </w:t>
       </w:r>
       <w:r>
         <w:rPr>
+          <w:b w:val="0"/>
           <w:i/>
         </w:rPr>
         <w:t>by value the original is unchanged; by reference it can be changed</w:t>
       </w:r>
       <w:r>
+        <w:rPr>
+          <w:b w:val="0"/>
+          <w:i w:val="0"/>
+        </w:rPr>
         <w:t xml:space="preserve"> — not just "a copy is made".</w:t>
       </w:r>
     </w:p>
@@ -5273,19 +7213,29 @@
       <w:r>
         <w:rPr>
           <w:b/>
+          <w:i w:val="0"/>
         </w:rPr>
         <w:t>Scope:</w:t>
       </w:r>
       <w:r>
+        <w:rPr>
+          <w:b w:val="0"/>
+          <w:i w:val="0"/>
+        </w:rPr>
         <w:t xml:space="preserve"> don't confuse a global variable with a constant. Scope is about </w:t>
       </w:r>
       <w:r>
         <w:rPr>
+          <w:b w:val="0"/>
           <w:i/>
         </w:rPr>
         <w:t>visibility</w:t>
       </w:r>
       <w:r>
+        <w:rPr>
+          <w:b w:val="0"/>
+          <w:i w:val="0"/>
+        </w:rPr>
         <w:t>, not whether the value can change.</w:t>
       </w:r>
     </w:p>
@@ -5296,37 +7246,57 @@
       <w:r>
         <w:rPr>
           <w:b/>
+          <w:i w:val="0"/>
         </w:rPr>
         <w:t>OOP terms:</w:t>
       </w:r>
       <w:r>
+        <w:rPr>
+          <w:b w:val="0"/>
+          <w:i w:val="0"/>
+        </w:rPr>
         <w:t xml:space="preserve"> keep </w:t>
       </w:r>
       <w:r>
         <w:rPr>
           <w:b/>
+          <w:i w:val="0"/>
         </w:rPr>
         <w:t>encapsulation</w:t>
       </w:r>
       <w:r>
+        <w:rPr>
+          <w:b w:val="0"/>
+          <w:i w:val="0"/>
+        </w:rPr>
         <w:t xml:space="preserve"> (private data + public methods) separate from </w:t>
       </w:r>
       <w:r>
         <w:rPr>
           <w:b/>
+          <w:i w:val="0"/>
         </w:rPr>
         <w:t>inheritance</w:t>
       </w:r>
       <w:r>
+        <w:rPr>
+          <w:b w:val="0"/>
+          <w:i w:val="0"/>
+        </w:rPr>
         <w:t xml:space="preserve"> (reusing a parent) and </w:t>
       </w:r>
       <w:r>
         <w:rPr>
           <w:b/>
+          <w:i w:val="0"/>
         </w:rPr>
         <w:t>polymorphism</w:t>
       </w:r>
       <w:r>
+        <w:rPr>
+          <w:b w:val="0"/>
+          <w:i w:val="0"/>
+        </w:rPr>
         <w:t xml:space="preserve"> (same call, different behaviour). Mixing these up is the most common OOP error.</w:t>
       </w:r>
     </w:p>
@@ -5337,28 +7307,43 @@
       <w:r>
         <w:rPr>
           <w:b/>
+          <w:i w:val="0"/>
         </w:rPr>
         <w:t>Computational methods:</w:t>
       </w:r>
       <w:r>
+        <w:rPr>
+          <w:b w:val="0"/>
+          <w:i w:val="0"/>
+        </w:rPr>
         <w:t xml:space="preserve"> for backtracking/heuristics etc., give a </w:t>
       </w:r>
       <w:r>
         <w:rPr>
           <w:b/>
+          <w:i w:val="0"/>
         </w:rPr>
         <w:t>named example</w:t>
       </w:r>
       <w:r>
+        <w:rPr>
+          <w:b w:val="0"/>
+          <w:i w:val="0"/>
+        </w:rPr>
         <w:t xml:space="preserve"> and </w:t>
       </w:r>
       <w:r>
         <w:rPr>
           <w:b/>
+          <w:i w:val="0"/>
         </w:rPr>
         <w:t>say why</w:t>
       </w:r>
       <w:r>
+        <w:rPr>
+          <w:b w:val="0"/>
+          <w:i w:val="0"/>
+        </w:rPr>
         <w:t xml:space="preserve"> the method suits that problem — bare definitions cap your marks.</w:t>
       </w:r>
     </w:p>
@@ -5369,28 +7354,43 @@
       <w:r>
         <w:rPr>
           <w:b/>
+          <w:i w:val="0"/>
         </w:rPr>
         <w:t>Heuristic:</w:t>
       </w:r>
       <w:r>
+        <w:rPr>
+          <w:b w:val="0"/>
+          <w:i w:val="0"/>
+        </w:rPr>
         <w:t xml:space="preserve"> stress it gives a </w:t>
       </w:r>
       <w:r>
         <w:rPr>
+          <w:b w:val="0"/>
           <w:i/>
         </w:rPr>
         <w:t>good enough</w:t>
       </w:r>
       <w:r>
+        <w:rPr>
+          <w:b w:val="0"/>
+          <w:i w:val="0"/>
+        </w:rPr>
         <w:t xml:space="preserve">, </w:t>
       </w:r>
       <w:r>
         <w:rPr>
           <w:b/>
+          <w:i w:val="0"/>
         </w:rPr>
         <w:t>not guaranteed optimal</w:t>
       </w:r>
       <w:r>
+        <w:rPr>
+          <w:b w:val="0"/>
+          <w:i w:val="0"/>
+        </w:rPr>
         <w:t>, solution. That trade-off is the marking point.</w:t>
       </w:r>
     </w:p>
@@ -5401,19 +7401,29 @@
       <w:r>
         <w:rPr>
           <w:b/>
+          <w:i w:val="0"/>
         </w:rPr>
         <w:t>Pipelining:</w:t>
       </w:r>
       <w:r>
+        <w:rPr>
+          <w:b w:val="0"/>
+          <w:i w:val="0"/>
+        </w:rPr>
         <w:t xml:space="preserve"> explain overlap (different stages work on different items </w:t>
       </w:r>
       <w:r>
         <w:rPr>
+          <w:b w:val="0"/>
           <w:i/>
         </w:rPr>
         <w:t>simultaneously</w:t>
       </w:r>
       <w:r>
+        <w:rPr>
+          <w:b w:val="0"/>
+          <w:i w:val="0"/>
+        </w:rPr>
         <w:t>), not just "stages".</w:t>
       </w:r>
     </w:p>
@@ -5424,60 +7434,95 @@
       <w:r>
         <w:rPr>
           <w:b/>
+          <w:i w:val="0"/>
         </w:rPr>
         <w:t>Always use OCR pseudocode</w:t>
       </w:r>
       <w:r>
+        <w:rPr>
+          <w:b w:val="0"/>
+          <w:i w:val="0"/>
+        </w:rPr>
         <w:t xml:space="preserve"> for code-writing questions: </w:t>
       </w:r>
       <w:r>
         <w:rPr>
           <w:rFonts w:ascii="Consolas" w:hAnsi="Consolas"/>
+          <w:b w:val="0"/>
+          <w:i w:val="0"/>
           <w:sz w:val="19"/>
         </w:rPr>
         <w:t>if...endif</w:t>
       </w:r>
       <w:r>
+        <w:rPr>
+          <w:b w:val="0"/>
+          <w:i w:val="0"/>
+        </w:rPr>
         <w:t xml:space="preserve">, </w:t>
       </w:r>
       <w:r>
         <w:rPr>
           <w:rFonts w:ascii="Consolas" w:hAnsi="Consolas"/>
+          <w:b w:val="0"/>
+          <w:i w:val="0"/>
           <w:sz w:val="19"/>
         </w:rPr>
         <w:t>for...next</w:t>
       </w:r>
       <w:r>
+        <w:rPr>
+          <w:b w:val="0"/>
+          <w:i w:val="0"/>
+        </w:rPr>
         <w:t xml:space="preserve">, </w:t>
       </w:r>
       <w:r>
         <w:rPr>
           <w:rFonts w:ascii="Consolas" w:hAnsi="Consolas"/>
+          <w:b w:val="0"/>
+          <w:i w:val="0"/>
           <w:sz w:val="19"/>
         </w:rPr>
         <w:t>while...endwhile</w:t>
       </w:r>
       <w:r>
+        <w:rPr>
+          <w:b w:val="0"/>
+          <w:i w:val="0"/>
+        </w:rPr>
         <w:t xml:space="preserve">, </w:t>
       </w:r>
       <w:r>
         <w:rPr>
           <w:rFonts w:ascii="Consolas" w:hAnsi="Consolas"/>
+          <w:b w:val="0"/>
+          <w:i w:val="0"/>
           <w:sz w:val="19"/>
         </w:rPr>
         <w:t>procedure...endprocedure</w:t>
       </w:r>
       <w:r>
+        <w:rPr>
+          <w:b w:val="0"/>
+          <w:i w:val="0"/>
+        </w:rPr>
         <w:t xml:space="preserve">, </w:t>
       </w:r>
       <w:r>
         <w:rPr>
           <w:rFonts w:ascii="Consolas" w:hAnsi="Consolas"/>
+          <w:b w:val="0"/>
+          <w:i w:val="0"/>
           <w:sz w:val="19"/>
         </w:rPr>
         <w:t>function...return...endfunction</w:t>
       </w:r>
       <w:r>
+        <w:rPr>
+          <w:b w:val="0"/>
+          <w:i w:val="0"/>
+        </w:rPr>
         <w:t>.</w:t>
       </w:r>
     </w:p>
@@ -5493,6 +7538,10 @@
         <w:pStyle w:val="Heading2"/>
       </w:pPr>
       <w:r>
+        <w:rPr>
+          <w:b w:val="0"/>
+          <w:i w:val="0"/>
+        </w:rPr>
         <w:t>Exam-style questions</w:t>
       </w:r>
     </w:p>
@@ -5500,10 +7549,15 @@
       <w:r>
         <w:rPr>
           <w:b/>
+          <w:i w:val="0"/>
         </w:rPr>
         <w:t>Q1 (AO1, 2 marks).</w:t>
       </w:r>
       <w:r>
+        <w:rPr>
+          <w:b w:val="0"/>
+          <w:i w:val="0"/>
+        </w:rPr>
         <w:t xml:space="preserve"> State the difference between a function and a procedure.</w:t>
       </w:r>
     </w:p>
@@ -5511,6 +7565,7 @@
       <w:r>
         <w:rPr>
           <w:b/>
+          <w:i w:val="0"/>
         </w:rPr>
         <w:t>Mark scheme</w:t>
       </w:r>
@@ -5520,6 +7575,10 @@
         <w:pStyle w:val="ListBullet"/>
       </w:pPr>
       <w:r>
+        <w:rPr>
+          <w:b w:val="0"/>
+          <w:i w:val="0"/>
+        </w:rPr>
         <w:t>A function returns a (single) value (1).</w:t>
       </w:r>
     </w:p>
@@ -5528,6 +7587,10 @@
         <w:pStyle w:val="ListBullet"/>
       </w:pPr>
       <w:r>
+        <w:rPr>
+          <w:b w:val="0"/>
+          <w:i w:val="0"/>
+        </w:rPr>
         <w:t>A procedure performs a task but does not return a value (1).</w:t>
       </w:r>
     </w:p>
@@ -5535,10 +7598,15 @@
       <w:r>
         <w:rPr>
           <w:b/>
+          <w:i w:val="0"/>
         </w:rPr>
         <w:t>Q2 (AO1, 4 marks).</w:t>
       </w:r>
       <w:r>
+        <w:rPr>
+          <w:b w:val="0"/>
+          <w:i w:val="0"/>
+        </w:rPr>
         <w:t xml:space="preserve"> Explain what is meant by recursion and describe one problem that can occur if it is used incorrectly.</w:t>
       </w:r>
     </w:p>
@@ -5546,6 +7614,7 @@
       <w:r>
         <w:rPr>
           <w:b/>
+          <w:i w:val="0"/>
         </w:rPr>
         <w:t>Mark scheme</w:t>
       </w:r>
@@ -5555,6 +7624,10 @@
         <w:pStyle w:val="ListBullet"/>
       </w:pPr>
       <w:r>
+        <w:rPr>
+          <w:b w:val="0"/>
+          <w:i w:val="0"/>
+        </w:rPr>
         <w:t>Recursion is a subroutine that calls itself (1).</w:t>
       </w:r>
     </w:p>
@@ -5563,6 +7636,10 @@
         <w:pStyle w:val="ListBullet"/>
       </w:pPr>
       <w:r>
+        <w:rPr>
+          <w:b w:val="0"/>
+          <w:i w:val="0"/>
+        </w:rPr>
         <w:t>It must have a base case that stops the recursion (1) / and a recursive case that moves towards it (1).</w:t>
       </w:r>
     </w:p>
@@ -5571,6 +7648,10 @@
         <w:pStyle w:val="ListBullet"/>
       </w:pPr>
       <w:r>
+        <w:rPr>
+          <w:b w:val="0"/>
+          <w:i w:val="0"/>
+        </w:rPr>
         <w:t>If the base case is missing or never reached, recursion continues indefinitely (1).</w:t>
       </w:r>
     </w:p>
@@ -5579,12 +7660,17 @@
         <w:pStyle w:val="ListBullet"/>
       </w:pPr>
       <w:r>
+        <w:rPr>
+          <w:b w:val="0"/>
+          <w:i w:val="0"/>
+        </w:rPr>
         <w:t>Each call adds a frame to the call stack until it runs out of memory — a stack overflow (1).</w:t>
       </w:r>
     </w:p>
     <w:p>
       <w:r>
         <w:rPr>
+          <w:b w:val="0"/>
           <w:i/>
         </w:rPr>
         <w:t>(Max 4)</w:t>
@@ -5594,20 +7680,31 @@
       <w:r>
         <w:rPr>
           <w:b/>
+          <w:i w:val="0"/>
         </w:rPr>
         <w:t>Q3 (AO2, 4 marks).</w:t>
       </w:r>
       <w:r>
+        <w:rPr>
+          <w:b w:val="0"/>
+          <w:i w:val="0"/>
+        </w:rPr>
         <w:t xml:space="preserve"> The function below is called as </w:t>
       </w:r>
       <w:r>
         <w:rPr>
           <w:rFonts w:ascii="Consolas" w:hAnsi="Consolas"/>
+          <w:b w:val="0"/>
+          <w:i w:val="0"/>
           <w:sz w:val="19"/>
         </w:rPr>
         <w:t>mystery(4)</w:t>
       </w:r>
       <w:r>
+        <w:rPr>
+          <w:b w:val="0"/>
+          <w:i w:val="0"/>
+        </w:rPr>
         <w:t>. Trace the calls using the call stack and state the value returned.</w:t>
       </w:r>
     </w:p>
@@ -5639,17 +7736,26 @@
       <w:r>
         <w:rPr>
           <w:b/>
+          <w:i w:val="0"/>
         </w:rPr>
         <w:t>Mark scheme</w:t>
       </w:r>
     </w:p>
     <w:p>
       <w:r>
+        <w:rPr>
+          <w:b w:val="0"/>
+          <w:i w:val="0"/>
+        </w:rPr>
         <w:t>Calls pushed: mystery(4) → mystery(3) → mystery(2) → mystery(1) (base case) (1 for correct order of pushes).</w:t>
       </w:r>
     </w:p>
     <w:p>
       <w:r>
+        <w:rPr>
+          <w:b w:val="0"/>
+          <w:i w:val="0"/>
+        </w:rPr>
         <w:t>Unwinding: mystery(1)=1; mystery(2)=2+1=3; mystery(3)=3+3=6; mystery(4)=4+6=10 (1 for correct unwinding).</w:t>
       </w:r>
     </w:p>
@@ -5658,6 +7764,10 @@
         <w:pStyle w:val="ListBullet"/>
       </w:pPr>
       <w:r>
+        <w:rPr>
+          <w:b w:val="0"/>
+          <w:i w:val="0"/>
+        </w:rPr>
         <w:t>Correct identification of base case returning 1 (1).</w:t>
       </w:r>
     </w:p>
@@ -5668,10 +7778,15 @@
       <w:r>
         <w:rPr>
           <w:b/>
+          <w:i w:val="0"/>
         </w:rPr>
         <w:t>Final value returned = 10</w:t>
       </w:r>
       <w:r>
+        <w:rPr>
+          <w:b w:val="0"/>
+          <w:i w:val="0"/>
+        </w:rPr>
         <w:t xml:space="preserve"> (1).</w:t>
       </w:r>
     </w:p>
@@ -5679,40 +7794,63 @@
       <w:r>
         <w:rPr>
           <w:b/>
+          <w:i w:val="0"/>
         </w:rPr>
         <w:t>Q4 (AO2, 6 marks).</w:t>
       </w:r>
       <w:r>
+        <w:rPr>
+          <w:b w:val="0"/>
+          <w:i w:val="0"/>
+        </w:rPr>
         <w:t xml:space="preserve"> Define a class </w:t>
       </w:r>
       <w:r>
         <w:rPr>
           <w:rFonts w:ascii="Consolas" w:hAnsi="Consolas"/>
+          <w:b w:val="0"/>
+          <w:i w:val="0"/>
           <w:sz w:val="19"/>
         </w:rPr>
         <w:t>BankAccount</w:t>
       </w:r>
       <w:r>
+        <w:rPr>
+          <w:b w:val="0"/>
+          <w:i w:val="0"/>
+        </w:rPr>
         <w:t xml:space="preserve"> in OCR pseudocode. It should have private attributes </w:t>
       </w:r>
       <w:r>
         <w:rPr>
           <w:rFonts w:ascii="Consolas" w:hAnsi="Consolas"/>
+          <w:b w:val="0"/>
+          <w:i w:val="0"/>
           <w:sz w:val="19"/>
         </w:rPr>
         <w:t>balance</w:t>
       </w:r>
       <w:r>
+        <w:rPr>
+          <w:b w:val="0"/>
+          <w:i w:val="0"/>
+        </w:rPr>
         <w:t xml:space="preserve"> and </w:t>
       </w:r>
       <w:r>
         <w:rPr>
           <w:rFonts w:ascii="Consolas" w:hAnsi="Consolas"/>
+          <w:b w:val="0"/>
+          <w:i w:val="0"/>
           <w:sz w:val="19"/>
         </w:rPr>
         <w:t>owner</w:t>
       </w:r>
       <w:r>
+        <w:rPr>
+          <w:b w:val="0"/>
+          <w:i w:val="0"/>
+        </w:rPr>
         <w:t>, a constructor, a method to deposit money, and a getter for the balance.</w:t>
       </w:r>
     </w:p>
@@ -5720,12 +7858,17 @@
       <w:r>
         <w:rPr>
           <w:b/>
+          <w:i w:val="0"/>
         </w:rPr>
         <w:t>Mark scheme</w:t>
       </w:r>
     </w:p>
     <w:p>
       <w:r>
+        <w:rPr>
+          <w:b w:val="0"/>
+          <w:i w:val="0"/>
+        </w:rPr>
         <w:t>Award up to 6, e.g.:</w:t>
       </w:r>
     </w:p>
@@ -5736,20 +7879,31 @@
       <w:r>
         <w:rPr>
           <w:rFonts w:ascii="Consolas" w:hAnsi="Consolas"/>
+          <w:b w:val="0"/>
+          <w:i w:val="0"/>
           <w:sz w:val="19"/>
         </w:rPr>
         <w:t>class BankAccount</w:t>
       </w:r>
       <w:r>
+        <w:rPr>
+          <w:b w:val="0"/>
+          <w:i w:val="0"/>
+        </w:rPr>
         <w:t xml:space="preserve"> with two </w:t>
       </w:r>
       <w:r>
         <w:rPr>
           <w:b/>
+          <w:i w:val="0"/>
         </w:rPr>
         <w:t>private</w:t>
       </w:r>
       <w:r>
+        <w:rPr>
+          <w:b w:val="0"/>
+          <w:i w:val="0"/>
+        </w:rPr>
         <w:t xml:space="preserve"> attributes (1).</w:t>
       </w:r>
     </w:p>
@@ -5758,16 +7912,26 @@
         <w:pStyle w:val="ListBullet"/>
       </w:pPr>
       <w:r>
+        <w:rPr>
+          <w:b w:val="0"/>
+          <w:i w:val="0"/>
+        </w:rPr>
         <w:t xml:space="preserve">Constructor </w:t>
       </w:r>
       <w:r>
         <w:rPr>
           <w:rFonts w:ascii="Consolas" w:hAnsi="Consolas"/>
+          <w:b w:val="0"/>
+          <w:i w:val="0"/>
           <w:sz w:val="19"/>
         </w:rPr>
         <w:t>new</w:t>
       </w:r>
       <w:r>
+        <w:rPr>
+          <w:b w:val="0"/>
+          <w:i w:val="0"/>
+        </w:rPr>
         <w:t xml:space="preserve"> taking parameters and assigning attributes (1–2).</w:t>
       </w:r>
     </w:p>
@@ -5778,21 +7942,33 @@
       <w:r>
         <w:rPr>
           <w:rFonts w:ascii="Consolas" w:hAnsi="Consolas"/>
+          <w:b w:val="0"/>
+          <w:i w:val="0"/>
           <w:sz w:val="19"/>
         </w:rPr>
         <w:t>deposit</w:t>
       </w:r>
       <w:r>
+        <w:rPr>
+          <w:b w:val="0"/>
+          <w:i w:val="0"/>
+        </w:rPr>
         <w:t xml:space="preserve"> method that adds an amount to </w:t>
       </w:r>
       <w:r>
         <w:rPr>
           <w:rFonts w:ascii="Consolas" w:hAnsi="Consolas"/>
+          <w:b w:val="0"/>
+          <w:i w:val="0"/>
           <w:sz w:val="19"/>
         </w:rPr>
         <w:t>balance</w:t>
       </w:r>
       <w:r>
+        <w:rPr>
+          <w:b w:val="0"/>
+          <w:i w:val="0"/>
+        </w:rPr>
         <w:t xml:space="preserve"> (1).</w:t>
       </w:r>
     </w:p>
@@ -5801,25 +7977,40 @@
         <w:pStyle w:val="ListBullet"/>
       </w:pPr>
       <w:r>
+        <w:rPr>
+          <w:b w:val="0"/>
+          <w:i w:val="0"/>
+        </w:rPr>
         <w:t xml:space="preserve">A getter </w:t>
       </w:r>
       <w:r>
         <w:rPr>
           <w:rFonts w:ascii="Consolas" w:hAnsi="Consolas"/>
+          <w:b w:val="0"/>
+          <w:i w:val="0"/>
           <w:sz w:val="19"/>
         </w:rPr>
         <w:t>getBalance</w:t>
       </w:r>
       <w:r>
+        <w:rPr>
+          <w:b w:val="0"/>
+          <w:i w:val="0"/>
+        </w:rPr>
         <w:t xml:space="preserve"> that </w:t>
       </w:r>
       <w:r>
         <w:rPr>
           <w:b/>
+          <w:i w:val="0"/>
         </w:rPr>
         <w:t>returns</w:t>
       </w:r>
       <w:r>
+        <w:rPr>
+          <w:b w:val="0"/>
+          <w:i w:val="0"/>
+        </w:rPr>
         <w:t xml:space="preserve"> balance (1).</w:t>
       </w:r>
     </w:p>
@@ -5828,6 +8019,10 @@
         <w:pStyle w:val="ListBullet"/>
       </w:pPr>
       <w:r>
+        <w:rPr>
+          <w:b w:val="0"/>
+          <w:i w:val="0"/>
+        </w:rPr>
         <w:t>Correct OCR syntax / encapsulation (private attributes accessed via methods) (1).</w:t>
       </w:r>
     </w:p>
@@ -5873,28 +8068,43 @@
       <w:r>
         <w:rPr>
           <w:b/>
+          <w:i w:val="0"/>
         </w:rPr>
         <w:t>Q5 (AO1, 4 marks).</w:t>
       </w:r>
       <w:r>
+        <w:rPr>
+          <w:b w:val="0"/>
+          <w:i w:val="0"/>
+        </w:rPr>
         <w:t xml:space="preserve"> Explain the difference between passing a parameter </w:t>
       </w:r>
       <w:r>
         <w:rPr>
           <w:b/>
+          <w:i w:val="0"/>
         </w:rPr>
         <w:t>by value</w:t>
       </w:r>
       <w:r>
+        <w:rPr>
+          <w:b w:val="0"/>
+          <w:i w:val="0"/>
+        </w:rPr>
         <w:t xml:space="preserve"> and </w:t>
       </w:r>
       <w:r>
         <w:rPr>
           <w:b/>
+          <w:i w:val="0"/>
         </w:rPr>
         <w:t>by reference</w:t>
       </w:r>
       <w:r>
+        <w:rPr>
+          <w:b w:val="0"/>
+          <w:i w:val="0"/>
+        </w:rPr>
         <w:t>, giving one advantage of each.</w:t>
       </w:r>
     </w:p>
@@ -5902,6 +8112,7 @@
       <w:r>
         <w:rPr>
           <w:b/>
+          <w:i w:val="0"/>
         </w:rPr>
         <w:t>Mark scheme</w:t>
       </w:r>
@@ -5911,6 +8122,10 @@
         <w:pStyle w:val="ListBullet"/>
       </w:pPr>
       <w:r>
+        <w:rPr>
+          <w:b w:val="0"/>
+          <w:i w:val="0"/>
+        </w:rPr>
         <w:t>By value: a copy of the data is passed (1); changes inside the subroutine do not affect the original (1) — advantage: safer / avoids unintended side effects.</w:t>
       </w:r>
     </w:p>
@@ -5919,12 +8134,17 @@
         <w:pStyle w:val="ListBullet"/>
       </w:pPr>
       <w:r>
+        <w:rPr>
+          <w:b w:val="0"/>
+          <w:i w:val="0"/>
+        </w:rPr>
         <w:t>By reference: the memory address of the variable is passed (1); changes inside affect the original (1) — advantage: efficient for large data / no copy made / can return changes.</w:t>
       </w:r>
     </w:p>
     <w:p>
       <w:r>
         <w:rPr>
+          <w:b w:val="0"/>
           <w:i/>
         </w:rPr>
         <w:t>(Max 4 across the two)</w:t>
@@ -5934,10 +8154,15 @@
       <w:r>
         <w:rPr>
           <w:b/>
+          <w:i w:val="0"/>
         </w:rPr>
         <w:t>Q6 (AO1, 3 marks).</w:t>
       </w:r>
       <w:r>
+        <w:rPr>
+          <w:b w:val="0"/>
+          <w:i w:val="0"/>
+        </w:rPr>
         <w:t xml:space="preserve"> Describe three features of an IDE that help a programmer locate and fix errors.</w:t>
       </w:r>
     </w:p>
@@ -5945,12 +8170,17 @@
       <w:r>
         <w:rPr>
           <w:b/>
+          <w:i w:val="0"/>
         </w:rPr>
         <w:t>Mark scheme</w:t>
       </w:r>
     </w:p>
     <w:p>
       <w:r>
+        <w:rPr>
+          <w:b w:val="0"/>
+          <w:i w:val="0"/>
+        </w:rPr>
         <w:t>Any three (1 each):</w:t>
       </w:r>
     </w:p>
@@ -5959,6 +8189,10 @@
         <w:pStyle w:val="ListBullet"/>
       </w:pPr>
       <w:r>
+        <w:rPr>
+          <w:b w:val="0"/>
+          <w:i w:val="0"/>
+        </w:rPr>
         <w:t>Error highlighting/diagnostics that flag syntax errors as you type.</w:t>
       </w:r>
     </w:p>
@@ -5967,6 +8201,10 @@
         <w:pStyle w:val="ListBullet"/>
       </w:pPr>
       <w:r>
+        <w:rPr>
+          <w:b w:val="0"/>
+          <w:i w:val="0"/>
+        </w:rPr>
         <w:t>Breakpoints to pause execution at a chosen line.</w:t>
       </w:r>
     </w:p>
@@ -5975,6 +8213,10 @@
         <w:pStyle w:val="ListBullet"/>
       </w:pPr>
       <w:r>
+        <w:rPr>
+          <w:b w:val="0"/>
+          <w:i w:val="0"/>
+        </w:rPr>
         <w:t>Stepping through code one line at a time.</w:t>
       </w:r>
     </w:p>
@@ -5983,6 +8225,10 @@
         <w:pStyle w:val="ListBullet"/>
       </w:pPr>
       <w:r>
+        <w:rPr>
+          <w:b w:val="0"/>
+          <w:i w:val="0"/>
+        </w:rPr>
         <w:t>A watch window/variable watch to inspect values at run time.</w:t>
       </w:r>
     </w:p>
@@ -5991,6 +8237,10 @@
         <w:pStyle w:val="ListBullet"/>
       </w:pPr>
       <w:r>
+        <w:rPr>
+          <w:b w:val="0"/>
+          <w:i w:val="0"/>
+        </w:rPr>
         <w:t>Built-in translator/run environment to test code quickly.</w:t>
       </w:r>
     </w:p>
@@ -5998,10 +8248,15 @@
       <w:r>
         <w:rPr>
           <w:b/>
+          <w:i w:val="0"/>
         </w:rPr>
         <w:t>Q7 (AO2, 4 marks).</w:t>
       </w:r>
       <w:r>
+        <w:rPr>
+          <w:b w:val="0"/>
+          <w:i w:val="0"/>
+        </w:rPr>
         <w:t xml:space="preserve"> A satnav must find a route across a very large road network where calculating the perfect route would take too long. Name a suitable computational method and justify your choice.</w:t>
       </w:r>
     </w:p>
@@ -6009,6 +8264,7 @@
       <w:r>
         <w:rPr>
           <w:b/>
+          <w:i w:val="0"/>
         </w:rPr>
         <w:t>Mark scheme</w:t>
       </w:r>
@@ -6018,15 +8274,24 @@
         <w:pStyle w:val="ListBullet"/>
       </w:pPr>
       <w:r>
+        <w:rPr>
+          <w:b w:val="0"/>
+          <w:i w:val="0"/>
+        </w:rPr>
         <w:t xml:space="preserve">Method: </w:t>
       </w:r>
       <w:r>
         <w:rPr>
           <w:b/>
+          <w:i w:val="0"/>
         </w:rPr>
         <w:t>heuristic</w:t>
       </w:r>
       <w:r>
+        <w:rPr>
+          <w:b w:val="0"/>
+          <w:i w:val="0"/>
+        </w:rPr>
         <w:t xml:space="preserve"> (1).</w:t>
       </w:r>
     </w:p>
@@ -6035,6 +8300,10 @@
         <w:pStyle w:val="ListBullet"/>
       </w:pPr>
       <w:r>
+        <w:rPr>
+          <w:b w:val="0"/>
+          <w:i w:val="0"/>
+        </w:rPr>
         <w:t>A heuristic uses a rule of thumb to find a good-enough solution (1).</w:t>
       </w:r>
     </w:p>
@@ -6043,6 +8312,10 @@
         <w:pStyle w:val="ListBullet"/>
       </w:pPr>
       <w:r>
+        <w:rPr>
+          <w:b w:val="0"/>
+          <w:i w:val="0"/>
+        </w:rPr>
         <w:t>Because finding the optimal/exact route is intractable / would take too long for a large network (1).</w:t>
       </w:r>
     </w:p>
@@ -6051,12 +8324,17 @@
         <w:pStyle w:val="ListBullet"/>
       </w:pPr>
       <w:r>
+        <w:rPr>
+          <w:b w:val="0"/>
+          <w:i w:val="0"/>
+        </w:rPr>
         <w:t>It produces an acceptable route quickly, trading guaranteed optimality for speed (1).</w:t>
       </w:r>
     </w:p>
     <w:p>
       <w:r>
         <w:rPr>
+          <w:b w:val="0"/>
           <w:i/>
         </w:rPr>
         <w:t>(Accept "divide and conquer / abstraction" if well justified, but heuristic is expected.)</w:t>
@@ -6066,19 +8344,29 @@
       <w:r>
         <w:rPr>
           <w:b/>
+          <w:i w:val="0"/>
         </w:rPr>
         <w:t>Q8 (AO3, 8 marks).</w:t>
       </w:r>
       <w:r>
+        <w:rPr>
+          <w:b w:val="0"/>
+          <w:i w:val="0"/>
+        </w:rPr>
         <w:t xml:space="preserve"> Discuss how the techniques of </w:t>
       </w:r>
       <w:r>
         <w:rPr>
           <w:b/>
+          <w:i w:val="0"/>
         </w:rPr>
         <w:t>decomposition, abstraction and divide and conquer</w:t>
       </w:r>
       <w:r>
+        <w:rPr>
+          <w:b w:val="0"/>
+          <w:i w:val="0"/>
+        </w:rPr>
         <w:t xml:space="preserve"> could be used to design a program that finds the shortest route between two stations on a railway network.</w:t>
       </w:r>
     </w:p>
@@ -6086,6 +8374,7 @@
       <w:r>
         <w:rPr>
           <w:b/>
+          <w:i w:val="0"/>
         </w:rPr>
         <w:t>Mark scheme (levelled)</w:t>
       </w:r>
@@ -6094,10 +8383,15 @@
       <w:r>
         <w:rPr>
           <w:b/>
+          <w:i w:val="0"/>
         </w:rPr>
         <w:t>Level 3 (6–8):</w:t>
       </w:r>
       <w:r>
+        <w:rPr>
+          <w:b w:val="0"/>
+          <w:i w:val="0"/>
+        </w:rPr>
         <w:t xml:space="preserve"> A coherent discussion correctly applying all three techniques to the railway scenario, with clear justification and good terminology.</w:t>
       </w:r>
     </w:p>
@@ -6105,10 +8399,15 @@
       <w:r>
         <w:rPr>
           <w:b/>
+          <w:i w:val="0"/>
         </w:rPr>
         <w:t>Level 2 (3–5):</w:t>
       </w:r>
       <w:r>
+        <w:rPr>
+          <w:b w:val="0"/>
+          <w:i w:val="0"/>
+        </w:rPr>
         <w:t xml:space="preserve"> Two techniques applied, or all three with some inaccuracy/limited links to the scenario.</w:t>
       </w:r>
     </w:p>
@@ -6116,15 +8415,24 @@
       <w:r>
         <w:rPr>
           <w:b/>
+          <w:i w:val="0"/>
         </w:rPr>
         <w:t>Level 1 (1–2):</w:t>
       </w:r>
       <w:r>
+        <w:rPr>
+          <w:b w:val="0"/>
+          <w:i w:val="0"/>
+        </w:rPr>
         <w:t xml:space="preserve"> Basic definitions with weak links to the problem.</w:t>
       </w:r>
     </w:p>
     <w:p>
       <w:r>
+        <w:rPr>
+          <w:b w:val="0"/>
+          <w:i w:val="0"/>
+        </w:rPr>
         <w:t>Indicative content:</w:t>
       </w:r>
     </w:p>
@@ -6135,10 +8443,15 @@
       <w:r>
         <w:rPr>
           <w:b/>
+          <w:i w:val="0"/>
         </w:rPr>
         <w:t>Decomposition:</w:t>
       </w:r>
       <w:r>
+        <w:rPr>
+          <w:b w:val="0"/>
+          <w:i w:val="0"/>
+        </w:rPr>
         <w:t xml:space="preserve"> split into sub-tasks — read the network data, build the model, search for a route, output/visualise it.</w:t>
       </w:r>
     </w:p>
@@ -6149,10 +8462,15 @@
       <w:r>
         <w:rPr>
           <w:b/>
+          <w:i w:val="0"/>
         </w:rPr>
         <w:t>Abstraction:</w:t>
       </w:r>
       <w:r>
+        <w:rPr>
+          <w:b w:val="0"/>
+          <w:i w:val="0"/>
+        </w:rPr>
         <w:t xml:space="preserve"> represent stations as nodes and lines as weighted edges (a graph); ignore irrelevant detail such as platform layout or train colour; distances/times as edge weights.</w:t>
       </w:r>
     </w:p>
@@ -6163,10 +8481,15 @@
       <w:r>
         <w:rPr>
           <w:b/>
+          <w:i w:val="0"/>
         </w:rPr>
         <w:t>Divide and conquer / search:</w:t>
       </w:r>
       <w:r>
+        <w:rPr>
+          <w:b w:val="0"/>
+          <w:i w:val="0"/>
+        </w:rPr>
         <w:t xml:space="preserve"> apply an algorithm (e.g. Dijkstra/binary-search-style narrowing) that breaks the search into smaller parts; could combine sub-route results.</w:t>
       </w:r>
     </w:p>
@@ -6175,26 +8498,40 @@
         <w:pStyle w:val="ListBullet"/>
       </w:pPr>
       <w:r>
-        <w:t>May reference heuristics (A\*) or visualisation of the final route for credit.</w:t>
+        <w:rPr>
+          <w:b w:val="0"/>
+          <w:i w:val="0"/>
+        </w:rPr>
+        <w:t>May reference heuristics (A*) or visualisation of the final route for credit.</w:t>
       </w:r>
     </w:p>
     <w:p>
       <w:r>
         <w:rPr>
           <w:b/>
+          <w:i w:val="0"/>
         </w:rPr>
         <w:t>Q9 (AO1, 3 marks).</w:t>
       </w:r>
       <w:r>
+        <w:rPr>
+          <w:b w:val="0"/>
+          <w:i w:val="0"/>
+        </w:rPr>
         <w:t xml:space="preserve"> Explain the term </w:t>
       </w:r>
       <w:r>
         <w:rPr>
           <w:b/>
+          <w:i w:val="0"/>
         </w:rPr>
         <w:t>encapsulation</w:t>
       </w:r>
       <w:r>
+        <w:rPr>
+          <w:b w:val="0"/>
+          <w:i w:val="0"/>
+        </w:rPr>
         <w:t xml:space="preserve"> and give one reason it is used in object-oriented programming.</w:t>
       </w:r>
     </w:p>
@@ -6202,6 +8539,7 @@
       <w:r>
         <w:rPr>
           <w:b/>
+          <w:i w:val="0"/>
         </w:rPr>
         <w:t>Mark scheme</w:t>
       </w:r>
@@ -6211,6 +8549,10 @@
         <w:pStyle w:val="ListBullet"/>
       </w:pPr>
       <w:r>
+        <w:rPr>
+          <w:b w:val="0"/>
+          <w:i w:val="0"/>
+        </w:rPr>
         <w:t>Encapsulation is bundling attributes (data) and the methods that act on them inside a class (1).</w:t>
       </w:r>
     </w:p>
@@ -6219,6 +8561,10 @@
         <w:pStyle w:val="ListBullet"/>
       </w:pPr>
       <w:r>
+        <w:rPr>
+          <w:b w:val="0"/>
+          <w:i w:val="0"/>
+        </w:rPr>
         <w:t>Attributes are kept private and accessed only through public methods (1).</w:t>
       </w:r>
     </w:p>
@@ -6227,6 +8573,10 @@
         <w:pStyle w:val="ListBullet"/>
       </w:pPr>
       <w:r>
+        <w:rPr>
+          <w:b w:val="0"/>
+          <w:i w:val="0"/>
+        </w:rPr>
         <w:t>Reason: protects data integrity / data hiding / prevents invalid or accidental changes / validation can be applied in setters (1).</w:t>
       </w:r>
     </w:p>
@@ -6242,20 +8592,33 @@
         <w:pStyle w:val="Heading2"/>
       </w:pPr>
       <w:r>
+        <w:rPr>
+          <w:b w:val="0"/>
+          <w:i w:val="0"/>
+        </w:rPr>
         <w:t>RAG self-assessment</w:t>
       </w:r>
     </w:p>
     <w:p>
       <w:r>
+        <w:rPr>
+          <w:b w:val="0"/>
+          <w:i w:val="0"/>
+        </w:rPr>
         <w:t xml:space="preserve">Rate your confidence on each objective. Revisit any </w:t>
       </w:r>
       <w:r>
         <w:rPr>
           <w:b/>
+          <w:i w:val="0"/>
         </w:rPr>
         <w:t>Red</w:t>
       </w:r>
       <w:r>
+        <w:rPr>
+          <w:b w:val="0"/>
+          <w:i w:val="0"/>
+        </w:rPr>
         <w:t xml:space="preserve"> before the exam.</w:t>
       </w:r>
     </w:p>
@@ -6286,6 +8649,7 @@
             <w:r>
               <w:rPr>
                 <w:b/>
+                <w:i w:val="0"/>
               </w:rPr>
               <w:t>Objective</w:t>
             </w:r>
@@ -6305,6 +8669,7 @@
             <w:r>
               <w:rPr>
                 <w:b/>
+                <w:i w:val="0"/>
               </w:rPr>
               <w:t>🔴 Red</w:t>
             </w:r>
@@ -6324,6 +8689,7 @@
             <w:r>
               <w:rPr>
                 <w:b/>
+                <w:i w:val="0"/>
               </w:rPr>
               <w:t>🟠 Amber</w:t>
             </w:r>
@@ -6343,6 +8709,7 @@
             <w:r>
               <w:rPr>
                 <w:b/>
+                <w:i w:val="0"/>
               </w:rPr>
               <w:t>🟢 Green</w:t>
             </w:r>
@@ -6357,6 +8724,10 @@
           <w:p>
             <w:r/>
             <w:r>
+              <w:rPr>
+                <w:b w:val="0"/>
+                <w:i w:val="0"/>
+              </w:rPr>
               <w:t>Sequence, selection and iteration (count- &amp; condition-controlled)</w:t>
             </w:r>
           </w:p>
@@ -6394,6 +8765,10 @@
           <w:p>
             <w:r/>
             <w:r>
+              <w:rPr>
+                <w:b w:val="0"/>
+                <w:i w:val="0"/>
+              </w:rPr>
               <w:t>Recursion: base case, call stack, recursion vs iteration</w:t>
             </w:r>
           </w:p>
@@ -6431,6 +8806,10 @@
           <w:p>
             <w:r/>
             <w:r>
+              <w:rPr>
+                <w:b w:val="0"/>
+                <w:i w:val="0"/>
+              </w:rPr>
               <w:t>Global vs local variables and scope</w:t>
             </w:r>
           </w:p>
@@ -6468,6 +8847,10 @@
           <w:p>
             <w:r/>
             <w:r>
+              <w:rPr>
+                <w:b w:val="0"/>
+                <w:i w:val="0"/>
+              </w:rPr>
               <w:t>Modularity; function vs procedure</w:t>
             </w:r>
           </w:p>
@@ -6505,6 +8888,10 @@
           <w:p>
             <w:r/>
             <w:r>
+              <w:rPr>
+                <w:b w:val="0"/>
+                <w:i w:val="0"/>
+              </w:rPr>
               <w:t>Parameters: by value vs by reference</w:t>
             </w:r>
           </w:p>
@@ -6542,6 +8929,10 @@
           <w:p>
             <w:r/>
             <w:r>
+              <w:rPr>
+                <w:b w:val="0"/>
+                <w:i w:val="0"/>
+              </w:rPr>
               <w:t>Features and use of an IDE</w:t>
             </w:r>
           </w:p>
@@ -6579,6 +8970,10 @@
           <w:p>
             <w:r/>
             <w:r>
+              <w:rPr>
+                <w:b w:val="0"/>
+                <w:i w:val="0"/>
+              </w:rPr>
               <w:t>OOP: class, object, attribute, method, constructor</w:t>
             </w:r>
           </w:p>
@@ -6616,6 +9011,10 @@
           <w:p>
             <w:r/>
             <w:r>
+              <w:rPr>
+                <w:b w:val="0"/>
+                <w:i w:val="0"/>
+              </w:rPr>
               <w:t>OOP: encapsulation, inheritance, polymorphism, getters/setters</w:t>
             </w:r>
           </w:p>
@@ -6653,6 +9052,10 @@
           <w:p>
             <w:r/>
             <w:r>
+              <w:rPr>
+                <w:b w:val="0"/>
+                <w:i w:val="0"/>
+              </w:rPr>
               <w:t>Features making a problem solvable computationally</w:t>
             </w:r>
           </w:p>
@@ -6690,6 +9093,10 @@
           <w:p>
             <w:r/>
             <w:r>
+              <w:rPr>
+                <w:b w:val="0"/>
+                <w:i w:val="0"/>
+              </w:rPr>
               <w:t>Problem recognition and decomposition</w:t>
             </w:r>
           </w:p>
@@ -6727,6 +9134,10 @@
           <w:p>
             <w:r/>
             <w:r>
+              <w:rPr>
+                <w:b w:val="0"/>
+                <w:i w:val="0"/>
+              </w:rPr>
               <w:t>Divide and conquer</w:t>
             </w:r>
           </w:p>
@@ -6764,6 +9175,10 @@
           <w:p>
             <w:r/>
             <w:r>
+              <w:rPr>
+                <w:b w:val="0"/>
+                <w:i w:val="0"/>
+              </w:rPr>
               <w:t>Abstraction (representational &amp; generalisation)</w:t>
             </w:r>
           </w:p>
@@ -6801,6 +9216,10 @@
           <w:p>
             <w:r/>
             <w:r>
+              <w:rPr>
+                <w:b w:val="0"/>
+                <w:i w:val="0"/>
+              </w:rPr>
               <w:t>Backtracking</w:t>
             </w:r>
           </w:p>
@@ -6838,6 +9257,10 @@
           <w:p>
             <w:r/>
             <w:r>
+              <w:rPr>
+                <w:b w:val="0"/>
+                <w:i w:val="0"/>
+              </w:rPr>
               <w:t>Data mining</w:t>
             </w:r>
           </w:p>
@@ -6875,6 +9298,10 @@
           <w:p>
             <w:r/>
             <w:r>
+              <w:rPr>
+                <w:b w:val="0"/>
+                <w:i w:val="0"/>
+              </w:rPr>
               <w:t>Heuristics</w:t>
             </w:r>
           </w:p>
@@ -6912,6 +9339,10 @@
           <w:p>
             <w:r/>
             <w:r>
+              <w:rPr>
+                <w:b w:val="0"/>
+                <w:i w:val="0"/>
+              </w:rPr>
               <w:t>Performance modelling</w:t>
             </w:r>
           </w:p>
@@ -6949,6 +9380,10 @@
           <w:p>
             <w:r/>
             <w:r>
+              <w:rPr>
+                <w:b w:val="0"/>
+                <w:i w:val="0"/>
+              </w:rPr>
               <w:t>Pipelining</w:t>
             </w:r>
           </w:p>
@@ -6986,6 +9421,10 @@
           <w:p>
             <w:r/>
             <w:r>
+              <w:rPr>
+                <w:b w:val="0"/>
+                <w:i w:val="0"/>
+              </w:rPr>
               <w:t>Visualisation</w:t>
             </w:r>
           </w:p>
@@ -7027,6 +9466,7 @@
     <w:p>
       <w:r>
         <w:rPr>
+          <w:b w:val="0"/>
           <w:i/>
         </w:rPr>
         <w:t>End of 2.2 Problem Solving and Programming. Pair this with 2.1 (Elements of computational thinking) and 2.3 (Algorithms) for full Component 02 revision.</w:t>
